--- a/Rahasya/Rahasya-4.docx
+++ b/Rahasya/Rahasya-4.docx
@@ -286,7 +286,21 @@
           <w:rFonts w:ascii="Courier New" w:hAnsi="Courier New" w:cs="Courier New"/>
         </w:rPr>
         <w:br/>
-        <w:t>They were wasting out time</w:t>
+        <w:t xml:space="preserve">They were wasting </w:t>
+      </w:r>
+      <w:proofErr w:type="spellStart"/>
+      <w:r>
+        <w:rPr>
+          <w:rFonts w:ascii="Courier New" w:hAnsi="Courier New" w:cs="Courier New"/>
+        </w:rPr>
+        <w:t>out</w:t>
+      </w:r>
+      <w:proofErr w:type="spellEnd"/>
+      <w:r>
+        <w:rPr>
+          <w:rFonts w:ascii="Courier New" w:hAnsi="Courier New" w:cs="Courier New"/>
+        </w:rPr>
+        <w:t xml:space="preserve"> time</w:t>
       </w:r>
     </w:p>
     <w:p>
@@ -1521,7 +1535,20 @@
           <w:rFonts w:ascii="Courier New" w:hAnsi="Courier New" w:cs="Courier New"/>
         </w:rPr>
         <w:br/>
-        <w:t>You know how strict the sir is</w:t>
+      </w:r>
+      <w:proofErr w:type="spellStart"/>
+      <w:r>
+        <w:rPr>
+          <w:rFonts w:ascii="Courier New" w:hAnsi="Courier New" w:cs="Courier New"/>
+        </w:rPr>
+        <w:t>You</w:t>
+      </w:r>
+      <w:proofErr w:type="spellEnd"/>
+      <w:r>
+        <w:rPr>
+          <w:rFonts w:ascii="Courier New" w:hAnsi="Courier New" w:cs="Courier New"/>
+        </w:rPr>
+        <w:t xml:space="preserve"> know how strict the sir is</w:t>
       </w:r>
       <w:r>
         <w:rPr>
@@ -1801,14 +1828,16 @@
         </w:rPr>
         <w:t>“</w:t>
       </w:r>
+      <w:proofErr w:type="spellStart"/>
       <w:r>
         <w:rPr>
           <w:rFonts w:ascii="Courier New" w:hAnsi="Courier New" w:cs="Courier New"/>
           <w:i/>
           <w:iCs/>
         </w:rPr>
-        <w:t>Mensinkai Bajji and</w:t>
-      </w:r>
+        <w:t>Mensinkai</w:t>
+      </w:r>
+      <w:proofErr w:type="spellEnd"/>
       <w:r>
         <w:rPr>
           <w:rFonts w:ascii="Courier New" w:hAnsi="Courier New" w:cs="Courier New"/>
@@ -1817,13 +1846,49 @@
         </w:rPr>
         <w:t xml:space="preserve"> </w:t>
       </w:r>
+      <w:proofErr w:type="spellStart"/>
       <w:r>
         <w:rPr>
           <w:rFonts w:ascii="Courier New" w:hAnsi="Courier New" w:cs="Courier New"/>
           <w:i/>
           <w:iCs/>
         </w:rPr>
-        <w:t>Jelabi”</w:t>
+        <w:t>Bajji</w:t>
+      </w:r>
+      <w:proofErr w:type="spellEnd"/>
+      <w:r>
+        <w:rPr>
+          <w:rFonts w:ascii="Courier New" w:hAnsi="Courier New" w:cs="Courier New"/>
+          <w:i/>
+          <w:iCs/>
+        </w:rPr>
+        <w:t xml:space="preserve"> and</w:t>
+      </w:r>
+      <w:r>
+        <w:rPr>
+          <w:rFonts w:ascii="Courier New" w:hAnsi="Courier New" w:cs="Courier New"/>
+          <w:i/>
+          <w:iCs/>
+        </w:rPr>
+        <w:t xml:space="preserve"> </w:t>
+      </w:r>
+      <w:proofErr w:type="spellStart"/>
+      <w:r>
+        <w:rPr>
+          <w:rFonts w:ascii="Courier New" w:hAnsi="Courier New" w:cs="Courier New"/>
+          <w:i/>
+          <w:iCs/>
+        </w:rPr>
+        <w:t>Jelabi</w:t>
+      </w:r>
+      <w:proofErr w:type="spellEnd"/>
+      <w:r>
+        <w:rPr>
+          <w:rFonts w:ascii="Courier New" w:hAnsi="Courier New" w:cs="Courier New"/>
+          <w:i/>
+          <w:iCs/>
+        </w:rPr>
+        <w:t>”</w:t>
       </w:r>
       <w:r>
         <w:rPr>
@@ -2629,26 +2694,19 @@
           <w:rFonts w:ascii="Courier New" w:hAnsi="Courier New" w:cs="Courier New"/>
         </w:rPr>
         <w:br/>
-        <w:t>She said does not have a mother</w:t>
-      </w:r>
-      <w:r>
-        <w:rPr>
-          <w:rFonts w:ascii="Courier New" w:hAnsi="Courier New" w:cs="Courier New"/>
-        </w:rPr>
-        <w:br/>
-        <w:t xml:space="preserve">And her father </w:t>
-      </w:r>
-      <w:r>
-        <w:rPr>
-          <w:rFonts w:ascii="Courier New" w:hAnsi="Courier New" w:cs="Courier New"/>
-        </w:rPr>
-        <w:t>does</w:t>
-      </w:r>
-      <w:r>
-        <w:rPr>
-          <w:rFonts w:ascii="Courier New" w:hAnsi="Courier New" w:cs="Courier New"/>
-        </w:rPr>
-        <w:t xml:space="preserve"> not care about her</w:t>
+      </w:r>
+      <w:r>
+        <w:rPr>
+          <w:rFonts w:ascii="Courier New" w:hAnsi="Courier New" w:cs="Courier New"/>
+        </w:rPr>
+        <w:t>Her parents are dead</w:t>
+      </w:r>
+      <w:r>
+        <w:rPr>
+          <w:rFonts w:ascii="Courier New" w:hAnsi="Courier New" w:cs="Courier New"/>
+        </w:rPr>
+        <w:br/>
+        <w:t>She lives with her uncle</w:t>
       </w:r>
     </w:p>
     <w:p>
@@ -4182,7 +4240,35 @@
         <w:rPr>
           <w:rFonts w:ascii="Courier New" w:hAnsi="Courier New" w:cs="Courier New"/>
         </w:rPr>
-        <w:t xml:space="preserve"> are standing in Gadhe Bailu.</w:t>
+        <w:t xml:space="preserve"> are standing in </w:t>
+      </w:r>
+      <w:proofErr w:type="spellStart"/>
+      <w:r>
+        <w:rPr>
+          <w:rFonts w:ascii="Courier New" w:hAnsi="Courier New" w:cs="Courier New"/>
+        </w:rPr>
+        <w:t>Gadhe</w:t>
+      </w:r>
+      <w:proofErr w:type="spellEnd"/>
+      <w:r>
+        <w:rPr>
+          <w:rFonts w:ascii="Courier New" w:hAnsi="Courier New" w:cs="Courier New"/>
+        </w:rPr>
+        <w:t xml:space="preserve"> </w:t>
+      </w:r>
+      <w:proofErr w:type="spellStart"/>
+      <w:r>
+        <w:rPr>
+          <w:rFonts w:ascii="Courier New" w:hAnsi="Courier New" w:cs="Courier New"/>
+        </w:rPr>
+        <w:t>Bailu</w:t>
+      </w:r>
+      <w:proofErr w:type="spellEnd"/>
+      <w:r>
+        <w:rPr>
+          <w:rFonts w:ascii="Courier New" w:hAnsi="Courier New" w:cs="Courier New"/>
+        </w:rPr>
+        <w:t>.</w:t>
       </w:r>
     </w:p>
     <w:p>
@@ -4589,12 +4675,21 @@
         <w:br/>
         <w:t>Some “</w:t>
       </w:r>
+      <w:proofErr w:type="spellStart"/>
       <w:r>
         <w:rPr>
           <w:rFonts w:ascii="Courier New" w:hAnsi="Courier New" w:cs="Courier New"/>
           <w:u w:val="single"/>
         </w:rPr>
-        <w:t>Onti Mane”</w:t>
+        <w:t>Onti</w:t>
+      </w:r>
+      <w:proofErr w:type="spellEnd"/>
+      <w:r>
+        <w:rPr>
+          <w:rFonts w:ascii="Courier New" w:hAnsi="Courier New" w:cs="Courier New"/>
+          <w:u w:val="single"/>
+        </w:rPr>
+        <w:t xml:space="preserve"> Mane”</w:t>
       </w:r>
     </w:p>
     <w:p>
@@ -5842,8 +5937,15 @@
           <w:rFonts w:ascii="Courier New" w:hAnsi="Courier New" w:cs="Courier New"/>
         </w:rPr>
         <w:br/>
+      </w:r>
+      <w:proofErr w:type="spellStart"/>
+      <w:r>
+        <w:rPr>
+          <w:rFonts w:ascii="Courier New" w:hAnsi="Courier New" w:cs="Courier New"/>
+        </w:rPr>
         <w:t>Ravana</w:t>
       </w:r>
+      <w:proofErr w:type="spellEnd"/>
     </w:p>
     <w:p>
       <w:pPr>
@@ -10490,7 +10592,21 @@
           <w:rFonts w:ascii="Courier New" w:hAnsi="Courier New" w:cs="Courier New"/>
         </w:rPr>
         <w:br/>
-        <w:t>always doing ajeeb thing</w:t>
+        <w:t xml:space="preserve">always doing </w:t>
+      </w:r>
+      <w:proofErr w:type="spellStart"/>
+      <w:r>
+        <w:rPr>
+          <w:rFonts w:ascii="Courier New" w:hAnsi="Courier New" w:cs="Courier New"/>
+        </w:rPr>
+        <w:t>ajeeb</w:t>
+      </w:r>
+      <w:proofErr w:type="spellEnd"/>
+      <w:r>
+        <w:rPr>
+          <w:rFonts w:ascii="Courier New" w:hAnsi="Courier New" w:cs="Courier New"/>
+        </w:rPr>
+        <w:t xml:space="preserve"> thing</w:t>
       </w:r>
     </w:p>
     <w:p>
@@ -11464,7 +11580,21 @@
           <w:rFonts w:ascii="Courier New" w:hAnsi="Courier New" w:cs="Courier New"/>
         </w:rPr>
         <w:br/>
-        <w:t>Ali told you went to “Onti Mane”</w:t>
+        <w:t>Ali told you went to “</w:t>
+      </w:r>
+      <w:proofErr w:type="spellStart"/>
+      <w:r>
+        <w:rPr>
+          <w:rFonts w:ascii="Courier New" w:hAnsi="Courier New" w:cs="Courier New"/>
+        </w:rPr>
+        <w:t>Onti</w:t>
+      </w:r>
+      <w:proofErr w:type="spellEnd"/>
+      <w:r>
+        <w:rPr>
+          <w:rFonts w:ascii="Courier New" w:hAnsi="Courier New" w:cs="Courier New"/>
+        </w:rPr>
+        <w:t xml:space="preserve"> Mane”</w:t>
       </w:r>
       <w:r>
         <w:rPr>
@@ -12730,12 +12860,14 @@
         </w:rPr>
         <w:t xml:space="preserve">Faith is like </w:t>
       </w:r>
+      <w:proofErr w:type="spellStart"/>
       <w:r>
         <w:rPr>
           <w:rFonts w:ascii="Courier New" w:hAnsi="Courier New" w:cs="Courier New"/>
         </w:rPr>
         <w:t>kadlekai</w:t>
       </w:r>
+      <w:proofErr w:type="spellEnd"/>
     </w:p>
     <w:p>
       <w:pPr>
@@ -12789,7 +12921,21 @@
           <w:rFonts w:ascii="Courier New" w:hAnsi="Courier New" w:cs="Courier New"/>
         </w:rPr>
         <w:br/>
-        <w:t>What do you call kadlekai in English?</w:t>
+        <w:t xml:space="preserve">What do you call </w:t>
+      </w:r>
+      <w:proofErr w:type="spellStart"/>
+      <w:r>
+        <w:rPr>
+          <w:rFonts w:ascii="Courier New" w:hAnsi="Courier New" w:cs="Courier New"/>
+        </w:rPr>
+        <w:t>kadlekai</w:t>
+      </w:r>
+      <w:proofErr w:type="spellEnd"/>
+      <w:r>
+        <w:rPr>
+          <w:rFonts w:ascii="Courier New" w:hAnsi="Courier New" w:cs="Courier New"/>
+        </w:rPr>
+        <w:t xml:space="preserve"> in English?</w:t>
       </w:r>
     </w:p>
     <w:p>
@@ -13769,8 +13915,15 @@
           <w:rFonts w:ascii="Courier New" w:hAnsi="Courier New" w:cs="Courier New"/>
         </w:rPr>
         <w:br/>
+      </w:r>
+      <w:proofErr w:type="spellStart"/>
+      <w:r>
+        <w:rPr>
+          <w:rFonts w:ascii="Courier New" w:hAnsi="Courier New" w:cs="Courier New"/>
+        </w:rPr>
         <w:t>Ravana</w:t>
       </w:r>
+      <w:proofErr w:type="spellEnd"/>
     </w:p>
     <w:p>
       <w:pPr>
@@ -13848,7 +14001,21 @@
         <w:rPr>
           <w:rFonts w:ascii="Courier New" w:hAnsi="Courier New" w:cs="Courier New"/>
         </w:rPr>
-        <w:t xml:space="preserve"> but, he does not get up. Seena the hits on his head and he wakes. Seena takes of his mask revealing he is the drunk guy from dabha.</w:t>
+        <w:t xml:space="preserve"> but, he does not get up. Seena the hits on his head and he wakes. Seena takes of his mask revealing he is the drunk guy from </w:t>
+      </w:r>
+      <w:proofErr w:type="spellStart"/>
+      <w:r>
+        <w:rPr>
+          <w:rFonts w:ascii="Courier New" w:hAnsi="Courier New" w:cs="Courier New"/>
+        </w:rPr>
+        <w:t>dabha</w:t>
+      </w:r>
+      <w:proofErr w:type="spellEnd"/>
+      <w:r>
+        <w:rPr>
+          <w:rFonts w:ascii="Courier New" w:hAnsi="Courier New" w:cs="Courier New"/>
+        </w:rPr>
+        <w:t>.</w:t>
       </w:r>
     </w:p>
     <w:p>
@@ -13950,7 +14117,12 @@
         <w:rPr>
           <w:rFonts w:ascii="Courier New" w:hAnsi="Courier New" w:cs="Courier New"/>
         </w:rPr>
-        <w:br/>
+        <w:t xml:space="preserve"> </w:t>
+      </w:r>
+      <w:r>
+        <w:rPr>
+          <w:rFonts w:ascii="Courier New" w:hAnsi="Courier New" w:cs="Courier New"/>
+        </w:rPr>
         <w:t>and extra money</w:t>
       </w:r>
     </w:p>
@@ -14005,7 +14177,103 @@
         <w:rPr>
           <w:rFonts w:ascii="Courier New" w:hAnsi="Courier New" w:cs="Courier New"/>
         </w:rPr>
+        <w:t>RAVANA</w:t>
+      </w:r>
+      <w:r>
+        <w:rPr>
+          <w:rFonts w:ascii="Courier New" w:hAnsi="Courier New" w:cs="Courier New"/>
+        </w:rPr>
+        <w:br/>
+        <w:t>What about him?</w:t>
+      </w:r>
+    </w:p>
+    <w:p>
+      <w:pPr>
+        <w:jc w:val="center"/>
+        <w:rPr>
+          <w:rFonts w:ascii="Courier New" w:hAnsi="Courier New" w:cs="Courier New"/>
+        </w:rPr>
+      </w:pPr>
+      <w:r>
+        <w:rPr>
+          <w:rFonts w:ascii="Courier New" w:hAnsi="Courier New" w:cs="Courier New"/>
+        </w:rPr>
         <w:lastRenderedPageBreak/>
+        <w:t>SEENA</w:t>
+      </w:r>
+      <w:r>
+        <w:rPr>
+          <w:rFonts w:ascii="Courier New" w:hAnsi="Courier New" w:cs="Courier New"/>
+        </w:rPr>
+        <w:br/>
+        <w:t>He is too high to remember anything</w:t>
+      </w:r>
+    </w:p>
+    <w:p>
+      <w:pPr>
+        <w:rPr>
+          <w:rFonts w:ascii="Courier New" w:hAnsi="Courier New" w:cs="Courier New"/>
+        </w:rPr>
+      </w:pPr>
+      <w:r>
+        <w:rPr>
+          <w:rFonts w:ascii="Courier New" w:hAnsi="Courier New" w:cs="Courier New"/>
+        </w:rPr>
+        <w:t>Ali gives him a bottle of whiskey and the drunk guy takes it happily.</w:t>
+      </w:r>
+    </w:p>
+    <w:p>
+      <w:pPr>
+        <w:jc w:val="center"/>
+        <w:rPr>
+          <w:rFonts w:ascii="Courier New" w:hAnsi="Courier New" w:cs="Courier New"/>
+        </w:rPr>
+      </w:pPr>
+      <w:r>
+        <w:rPr>
+          <w:rFonts w:ascii="Courier New" w:hAnsi="Courier New" w:cs="Courier New"/>
+        </w:rPr>
+        <w:t>ALI</w:t>
+      </w:r>
+      <w:r>
+        <w:rPr>
+          <w:rFonts w:ascii="Courier New" w:hAnsi="Courier New" w:cs="Courier New"/>
+        </w:rPr>
+        <w:br/>
+        <w:t>Your idea of giving IB</w:t>
+      </w:r>
+      <w:r>
+        <w:rPr>
+          <w:rFonts w:ascii="Courier New" w:hAnsi="Courier New" w:cs="Courier New"/>
+        </w:rPr>
+        <w:br/>
+        <w:t>in an expensive bottle is brilliant</w:t>
+      </w:r>
+    </w:p>
+    <w:p>
+      <w:pPr>
+        <w:rPr>
+          <w:rFonts w:ascii="Courier New" w:hAnsi="Courier New" w:cs="Courier New"/>
+        </w:rPr>
+      </w:pPr>
+      <w:r>
+        <w:rPr>
+          <w:rFonts w:ascii="Courier New" w:hAnsi="Courier New" w:cs="Courier New"/>
+        </w:rPr>
+        <w:t>Ravana walks to the drunk guy.</w:t>
+      </w:r>
+    </w:p>
+    <w:p>
+      <w:pPr>
+        <w:jc w:val="center"/>
+        <w:rPr>
+          <w:rFonts w:ascii="Courier New" w:hAnsi="Courier New" w:cs="Courier New"/>
+        </w:rPr>
+      </w:pPr>
+      <w:r>
+        <w:rPr>
+          <w:rFonts w:ascii="Courier New" w:hAnsi="Courier New" w:cs="Courier New"/>
+        </w:rPr>
         <w:t>RAVANA</w:t>
       </w:r>
       <w:r>
@@ -14013,7 +14281,251 @@
           <w:rFonts w:ascii="Courier New" w:hAnsi="Courier New" w:cs="Courier New"/>
         </w:rPr>
         <w:br/>
-        <w:t>What about him?</w:t>
+        <w:t>Do you like to drink</w:t>
+      </w:r>
+    </w:p>
+    <w:p>
+      <w:pPr>
+        <w:jc w:val="center"/>
+        <w:rPr>
+          <w:rFonts w:ascii="Courier New" w:hAnsi="Courier New" w:cs="Courier New"/>
+        </w:rPr>
+      </w:pPr>
+      <w:r>
+        <w:rPr>
+          <w:rFonts w:ascii="Courier New" w:hAnsi="Courier New" w:cs="Courier New"/>
+        </w:rPr>
+        <w:t>THE DRUNK GUY</w:t>
+      </w:r>
+      <w:r>
+        <w:rPr>
+          <w:rFonts w:ascii="Courier New" w:hAnsi="Courier New" w:cs="Courier New"/>
+        </w:rPr>
+        <w:br/>
+        <w:t>Yes, I do</w:t>
+      </w:r>
+    </w:p>
+    <w:p>
+      <w:pPr>
+        <w:rPr>
+          <w:rFonts w:ascii="Courier New" w:hAnsi="Courier New" w:cs="Courier New"/>
+        </w:rPr>
+      </w:pPr>
+      <w:r>
+        <w:rPr>
+          <w:rFonts w:ascii="Courier New" w:hAnsi="Courier New" w:cs="Courier New"/>
+        </w:rPr>
+        <w:t>Ravana opens the bottle and gives it to the guy. The guy drinks happily.</w:t>
+      </w:r>
+    </w:p>
+    <w:p>
+      <w:pPr>
+        <w:jc w:val="center"/>
+        <w:rPr>
+          <w:rFonts w:ascii="Courier New" w:hAnsi="Courier New" w:cs="Courier New"/>
+        </w:rPr>
+      </w:pPr>
+      <w:r>
+        <w:rPr>
+          <w:rFonts w:ascii="Courier New" w:hAnsi="Courier New" w:cs="Courier New"/>
+        </w:rPr>
+        <w:t>THE DRUNK GUY</w:t>
+      </w:r>
+      <w:r>
+        <w:rPr>
+          <w:rFonts w:ascii="Courier New" w:hAnsi="Courier New" w:cs="Courier New"/>
+        </w:rPr>
+        <w:br/>
+        <w:t>You are my God</w:t>
+      </w:r>
+      <w:r>
+        <w:rPr>
+          <w:rFonts w:ascii="Courier New" w:hAnsi="Courier New" w:cs="Courier New"/>
+        </w:rPr>
+        <w:br/>
+        <w:t>I will never forget you face</w:t>
+      </w:r>
+    </w:p>
+    <w:p>
+      <w:pPr>
+        <w:jc w:val="center"/>
+        <w:rPr>
+          <w:rFonts w:ascii="Courier New" w:hAnsi="Courier New" w:cs="Courier New"/>
+        </w:rPr>
+      </w:pPr>
+      <w:r>
+        <w:rPr>
+          <w:rFonts w:ascii="Courier New" w:hAnsi="Courier New" w:cs="Courier New"/>
+        </w:rPr>
+        <w:t>RAVANA</w:t>
+      </w:r>
+      <w:r>
+        <w:rPr>
+          <w:rFonts w:ascii="Courier New" w:hAnsi="Courier New" w:cs="Courier New"/>
+        </w:rPr>
+        <w:br/>
+        <w:t>Do you know who I am?</w:t>
+      </w:r>
+    </w:p>
+    <w:p>
+      <w:pPr>
+        <w:jc w:val="center"/>
+        <w:rPr>
+          <w:rFonts w:ascii="Courier New" w:hAnsi="Courier New" w:cs="Courier New"/>
+        </w:rPr>
+      </w:pPr>
+      <w:r>
+        <w:rPr>
+          <w:rFonts w:ascii="Courier New" w:hAnsi="Courier New" w:cs="Courier New"/>
+        </w:rPr>
+        <w:t>THE DRUNK GUY</w:t>
+      </w:r>
+      <w:r>
+        <w:rPr>
+          <w:rFonts w:ascii="Courier New" w:hAnsi="Courier New" w:cs="Courier New"/>
+        </w:rPr>
+        <w:br/>
+        <w:t>Who are you?</w:t>
+      </w:r>
+    </w:p>
+    <w:p>
+      <w:pPr>
+        <w:jc w:val="center"/>
+        <w:rPr>
+          <w:rFonts w:ascii="Courier New" w:hAnsi="Courier New" w:cs="Courier New"/>
+        </w:rPr>
+      </w:pPr>
+      <w:r>
+        <w:rPr>
+          <w:rFonts w:ascii="Courier New" w:hAnsi="Courier New" w:cs="Courier New"/>
+        </w:rPr>
+        <w:t>RAVANA</w:t>
+      </w:r>
+      <w:r>
+        <w:rPr>
+          <w:rFonts w:ascii="Courier New" w:hAnsi="Courier New" w:cs="Courier New"/>
+        </w:rPr>
+        <w:br/>
+      </w:r>
+      <w:proofErr w:type="spellStart"/>
+      <w:r>
+        <w:rPr>
+          <w:rFonts w:ascii="Courier New" w:hAnsi="Courier New" w:cs="Courier New"/>
+        </w:rPr>
+        <w:t>Ravana</w:t>
+      </w:r>
+      <w:proofErr w:type="spellEnd"/>
+    </w:p>
+    <w:p>
+      <w:pPr>
+        <w:rPr>
+          <w:rFonts w:ascii="Courier New" w:hAnsi="Courier New" w:cs="Courier New"/>
+        </w:rPr>
+      </w:pPr>
+      <w:r>
+        <w:rPr>
+          <w:rFonts w:ascii="Courier New" w:hAnsi="Courier New" w:cs="Courier New"/>
+        </w:rPr>
+        <w:t>He shoots the drunk guy. Ali feels bad.</w:t>
+      </w:r>
+    </w:p>
+    <w:p>
+      <w:pPr>
+        <w:jc w:val="center"/>
+        <w:rPr>
+          <w:rFonts w:ascii="Courier New" w:hAnsi="Courier New" w:cs="Courier New"/>
+        </w:rPr>
+      </w:pPr>
+      <w:r>
+        <w:rPr>
+          <w:rFonts w:ascii="Courier New" w:hAnsi="Courier New" w:cs="Courier New"/>
+        </w:rPr>
+        <w:t>ALI</w:t>
+      </w:r>
+      <w:r>
+        <w:rPr>
+          <w:rFonts w:ascii="Courier New" w:hAnsi="Courier New" w:cs="Courier New"/>
+        </w:rPr>
+        <w:br/>
+        <w:t>Why did you do it?</w:t>
+      </w:r>
+    </w:p>
+    <w:p>
+      <w:pPr>
+        <w:jc w:val="center"/>
+        <w:rPr>
+          <w:rFonts w:ascii="Courier New" w:hAnsi="Courier New" w:cs="Courier New"/>
+        </w:rPr>
+      </w:pPr>
+      <w:r>
+        <w:rPr>
+          <w:rFonts w:ascii="Courier New" w:hAnsi="Courier New" w:cs="Courier New"/>
+        </w:rPr>
+        <w:t>RAVANA</w:t>
+      </w:r>
+      <w:r>
+        <w:rPr>
+          <w:rFonts w:ascii="Courier New" w:hAnsi="Courier New" w:cs="Courier New"/>
+        </w:rPr>
+        <w:br/>
+        <w:t>Cannot take ri</w:t>
+      </w:r>
+      <w:r>
+        <w:rPr>
+          <w:rFonts w:ascii="Courier New" w:hAnsi="Courier New" w:cs="Courier New"/>
+        </w:rPr>
+        <w:t>s</w:t>
+      </w:r>
+      <w:r>
+        <w:rPr>
+          <w:rFonts w:ascii="Courier New" w:hAnsi="Courier New" w:cs="Courier New"/>
+        </w:rPr>
+        <w:t>ks</w:t>
+      </w:r>
+      <w:r>
+        <w:rPr>
+          <w:rFonts w:ascii="Courier New" w:hAnsi="Courier New" w:cs="Courier New"/>
+        </w:rPr>
+        <w:br/>
+        <w:t>He died doing what he</w:t>
+      </w:r>
+      <w:r>
+        <w:rPr>
+          <w:rFonts w:ascii="Courier New" w:hAnsi="Courier New" w:cs="Courier New"/>
+        </w:rPr>
+        <w:t xml:space="preserve"> </w:t>
+      </w:r>
+      <w:r>
+        <w:rPr>
+          <w:rFonts w:ascii="Courier New" w:hAnsi="Courier New" w:cs="Courier New"/>
+        </w:rPr>
+        <w:t>loves the most</w:t>
+      </w:r>
+      <w:r>
+        <w:rPr>
+          <w:rFonts w:ascii="Courier New" w:hAnsi="Courier New" w:cs="Courier New"/>
+        </w:rPr>
+        <w:br/>
+        <w:t>John Seena you go</w:t>
+      </w:r>
+      <w:r>
+        <w:rPr>
+          <w:rFonts w:ascii="Courier New" w:hAnsi="Courier New" w:cs="Courier New"/>
+        </w:rPr>
+        <w:br/>
+        <w:t>Thank you for everything</w:t>
+      </w:r>
+      <w:r>
+        <w:rPr>
+          <w:rFonts w:ascii="Courier New" w:hAnsi="Courier New" w:cs="Courier New"/>
+        </w:rPr>
+        <w:t xml:space="preserve">. </w:t>
+      </w:r>
+      <w:r>
+        <w:rPr>
+          <w:rFonts w:ascii="Courier New" w:hAnsi="Courier New" w:cs="Courier New"/>
+        </w:rPr>
+        <w:t>Bodies?</w:t>
       </w:r>
     </w:p>
     <w:p>
@@ -14034,61 +14546,20 @@
           <w:rFonts w:ascii="Courier New" w:hAnsi="Courier New" w:cs="Courier New"/>
         </w:rPr>
         <w:br/>
-        <w:t>He is too high to remember anything</w:t>
-      </w:r>
-    </w:p>
-    <w:p>
-      <w:pPr>
-        <w:rPr>
-          <w:rFonts w:ascii="Courier New" w:hAnsi="Courier New" w:cs="Courier New"/>
-        </w:rPr>
-      </w:pPr>
-      <w:r>
-        <w:rPr>
-          <w:rFonts w:ascii="Courier New" w:hAnsi="Courier New" w:cs="Courier New"/>
-        </w:rPr>
-        <w:t>Ali gives him a bottle of whiskey and the drunk guy takes it happily.</w:t>
-      </w:r>
-    </w:p>
-    <w:p>
-      <w:pPr>
-        <w:jc w:val="center"/>
-        <w:rPr>
-          <w:rFonts w:ascii="Courier New" w:hAnsi="Courier New" w:cs="Courier New"/>
-        </w:rPr>
-      </w:pPr>
-      <w:r>
-        <w:rPr>
-          <w:rFonts w:ascii="Courier New" w:hAnsi="Courier New" w:cs="Courier New"/>
-        </w:rPr>
-        <w:t>ALI</w:t>
-      </w:r>
-      <w:r>
-        <w:rPr>
-          <w:rFonts w:ascii="Courier New" w:hAnsi="Courier New" w:cs="Courier New"/>
-        </w:rPr>
-        <w:br/>
-        <w:t>Your idea of giving IB</w:t>
-      </w:r>
-      <w:r>
-        <w:rPr>
-          <w:rFonts w:ascii="Courier New" w:hAnsi="Courier New" w:cs="Courier New"/>
-        </w:rPr>
-        <w:br/>
-        <w:t>in an expensive bottle is brilliant</w:t>
-      </w:r>
-    </w:p>
-    <w:p>
-      <w:pPr>
-        <w:rPr>
-          <w:rFonts w:ascii="Courier New" w:hAnsi="Courier New" w:cs="Courier New"/>
-        </w:rPr>
-      </w:pPr>
-      <w:r>
-        <w:rPr>
-          <w:rFonts w:ascii="Courier New" w:hAnsi="Courier New" w:cs="Courier New"/>
-        </w:rPr>
-        <w:t>Ravana walks to the drunk guy.</w:t>
+        <w:t>I will take care of it, boss</w:t>
+      </w:r>
+    </w:p>
+    <w:p>
+      <w:pPr>
+        <w:rPr>
+          <w:rFonts w:ascii="Courier New" w:hAnsi="Courier New" w:cs="Courier New"/>
+        </w:rPr>
+      </w:pPr>
+      <w:r>
+        <w:rPr>
+          <w:rFonts w:ascii="Courier New" w:hAnsi="Courier New" w:cs="Courier New"/>
+        </w:rPr>
+        <w:t>Ravana puts his hands on Ali’s shoulder.</w:t>
       </w:r>
     </w:p>
     <w:p>
@@ -14109,268 +14580,21 @@
           <w:rFonts w:ascii="Courier New" w:hAnsi="Courier New" w:cs="Courier New"/>
         </w:rPr>
         <w:br/>
-        <w:t>Do you like to drink</w:t>
-      </w:r>
-    </w:p>
-    <w:p>
-      <w:pPr>
-        <w:jc w:val="center"/>
-        <w:rPr>
-          <w:rFonts w:ascii="Courier New" w:hAnsi="Courier New" w:cs="Courier New"/>
-        </w:rPr>
-      </w:pPr>
-      <w:r>
-        <w:rPr>
-          <w:rFonts w:ascii="Courier New" w:hAnsi="Courier New" w:cs="Courier New"/>
-        </w:rPr>
-        <w:t>THE DRUNK GUY</w:t>
-      </w:r>
-      <w:r>
-        <w:rPr>
-          <w:rFonts w:ascii="Courier New" w:hAnsi="Courier New" w:cs="Courier New"/>
-        </w:rPr>
-        <w:br/>
-        <w:t>Yes, I do</w:t>
-      </w:r>
-    </w:p>
-    <w:p>
-      <w:pPr>
-        <w:rPr>
-          <w:rFonts w:ascii="Courier New" w:hAnsi="Courier New" w:cs="Courier New"/>
-        </w:rPr>
-      </w:pPr>
-      <w:r>
-        <w:rPr>
-          <w:rFonts w:ascii="Courier New" w:hAnsi="Courier New" w:cs="Courier New"/>
-        </w:rPr>
-        <w:t>Ravana opens the bottle and gives it to the guy. The guy drinks happily.</w:t>
-      </w:r>
-    </w:p>
-    <w:p>
-      <w:pPr>
-        <w:jc w:val="center"/>
-        <w:rPr>
-          <w:rFonts w:ascii="Courier New" w:hAnsi="Courier New" w:cs="Courier New"/>
-        </w:rPr>
-      </w:pPr>
-      <w:r>
-        <w:rPr>
-          <w:rFonts w:ascii="Courier New" w:hAnsi="Courier New" w:cs="Courier New"/>
-        </w:rPr>
-        <w:t>THE DRUNK GUY</w:t>
-      </w:r>
-      <w:r>
-        <w:rPr>
-          <w:rFonts w:ascii="Courier New" w:hAnsi="Courier New" w:cs="Courier New"/>
-        </w:rPr>
-        <w:br/>
-        <w:t>You are my God</w:t>
-      </w:r>
-      <w:r>
-        <w:rPr>
-          <w:rFonts w:ascii="Courier New" w:hAnsi="Courier New" w:cs="Courier New"/>
-        </w:rPr>
-        <w:br/>
-        <w:t>I will never forget you face</w:t>
-      </w:r>
-    </w:p>
-    <w:p>
-      <w:pPr>
-        <w:jc w:val="center"/>
-        <w:rPr>
-          <w:rFonts w:ascii="Courier New" w:hAnsi="Courier New" w:cs="Courier New"/>
-        </w:rPr>
-      </w:pPr>
-      <w:r>
-        <w:rPr>
-          <w:rFonts w:ascii="Courier New" w:hAnsi="Courier New" w:cs="Courier New"/>
-        </w:rPr>
-        <w:t>RAVANA</w:t>
-      </w:r>
-      <w:r>
-        <w:rPr>
-          <w:rFonts w:ascii="Courier New" w:hAnsi="Courier New" w:cs="Courier New"/>
-        </w:rPr>
-        <w:br/>
-        <w:t>Do you know who I am?</w:t>
-      </w:r>
-    </w:p>
-    <w:p>
-      <w:pPr>
-        <w:jc w:val="center"/>
-        <w:rPr>
-          <w:rFonts w:ascii="Courier New" w:hAnsi="Courier New" w:cs="Courier New"/>
-        </w:rPr>
-      </w:pPr>
-      <w:r>
-        <w:rPr>
-          <w:rFonts w:ascii="Courier New" w:hAnsi="Courier New" w:cs="Courier New"/>
-        </w:rPr>
-        <w:t>THE DRUNK GUY</w:t>
-      </w:r>
-      <w:r>
-        <w:rPr>
-          <w:rFonts w:ascii="Courier New" w:hAnsi="Courier New" w:cs="Courier New"/>
-        </w:rPr>
-        <w:br/>
-        <w:t>Who are you?</w:t>
-      </w:r>
-    </w:p>
-    <w:p>
-      <w:pPr>
-        <w:jc w:val="center"/>
-        <w:rPr>
-          <w:rFonts w:ascii="Courier New" w:hAnsi="Courier New" w:cs="Courier New"/>
-        </w:rPr>
-      </w:pPr>
-      <w:r>
-        <w:rPr>
-          <w:rFonts w:ascii="Courier New" w:hAnsi="Courier New" w:cs="Courier New"/>
-        </w:rPr>
-        <w:t>RAVANA</w:t>
-      </w:r>
-      <w:r>
-        <w:rPr>
-          <w:rFonts w:ascii="Courier New" w:hAnsi="Courier New" w:cs="Courier New"/>
-        </w:rPr>
-        <w:br/>
-        <w:t>Ravana</w:t>
-      </w:r>
-    </w:p>
-    <w:p>
-      <w:pPr>
-        <w:rPr>
-          <w:rFonts w:ascii="Courier New" w:hAnsi="Courier New" w:cs="Courier New"/>
-        </w:rPr>
-      </w:pPr>
-      <w:r>
-        <w:rPr>
-          <w:rFonts w:ascii="Courier New" w:hAnsi="Courier New" w:cs="Courier New"/>
-        </w:rPr>
-        <w:t>He shoots the drunk guy. Ali feels bad.</w:t>
-      </w:r>
-    </w:p>
-    <w:p>
-      <w:pPr>
-        <w:jc w:val="center"/>
-        <w:rPr>
-          <w:rFonts w:ascii="Courier New" w:hAnsi="Courier New" w:cs="Courier New"/>
-        </w:rPr>
-      </w:pPr>
-      <w:r>
-        <w:rPr>
-          <w:rFonts w:ascii="Courier New" w:hAnsi="Courier New" w:cs="Courier New"/>
-        </w:rPr>
-        <w:t>ALI</w:t>
-      </w:r>
-      <w:r>
-        <w:rPr>
-          <w:rFonts w:ascii="Courier New" w:hAnsi="Courier New" w:cs="Courier New"/>
-        </w:rPr>
-        <w:br/>
-        <w:t>Why did you do it?</w:t>
-      </w:r>
-    </w:p>
-    <w:p>
-      <w:pPr>
-        <w:jc w:val="center"/>
-        <w:rPr>
-          <w:rFonts w:ascii="Courier New" w:hAnsi="Courier New" w:cs="Courier New"/>
-        </w:rPr>
-      </w:pPr>
-      <w:r>
-        <w:rPr>
-          <w:rFonts w:ascii="Courier New" w:hAnsi="Courier New" w:cs="Courier New"/>
-        </w:rPr>
-        <w:t>RAVANA</w:t>
-      </w:r>
-      <w:r>
-        <w:rPr>
-          <w:rFonts w:ascii="Courier New" w:hAnsi="Courier New" w:cs="Courier New"/>
-        </w:rPr>
-        <w:br/>
-        <w:t>Cannot take ri</w:t>
-      </w:r>
-      <w:r>
-        <w:rPr>
-          <w:rFonts w:ascii="Courier New" w:hAnsi="Courier New" w:cs="Courier New"/>
-        </w:rPr>
-        <w:t>s</w:t>
-      </w:r>
-      <w:r>
-        <w:rPr>
-          <w:rFonts w:ascii="Courier New" w:hAnsi="Courier New" w:cs="Courier New"/>
-        </w:rPr>
-        <w:t>ks</w:t>
-      </w:r>
-      <w:r>
-        <w:rPr>
-          <w:rFonts w:ascii="Courier New" w:hAnsi="Courier New" w:cs="Courier New"/>
-        </w:rPr>
-        <w:br/>
-        <w:t>He died doing what he</w:t>
-      </w:r>
-      <w:r>
-        <w:rPr>
-          <w:rFonts w:ascii="Courier New" w:hAnsi="Courier New" w:cs="Courier New"/>
-        </w:rPr>
-        <w:br/>
-        <w:t>loves the most</w:t>
-      </w:r>
-      <w:r>
-        <w:rPr>
-          <w:rFonts w:ascii="Courier New" w:hAnsi="Courier New" w:cs="Courier New"/>
-        </w:rPr>
-        <w:br/>
-        <w:t>John Seena you go</w:t>
-      </w:r>
-      <w:r>
-        <w:rPr>
-          <w:rFonts w:ascii="Courier New" w:hAnsi="Courier New" w:cs="Courier New"/>
-        </w:rPr>
-        <w:br/>
-        <w:t>Thank you for everything</w:t>
-      </w:r>
-      <w:r>
-        <w:rPr>
-          <w:rFonts w:ascii="Courier New" w:hAnsi="Courier New" w:cs="Courier New"/>
-        </w:rPr>
-        <w:br/>
-        <w:t>Bodies?</w:t>
-      </w:r>
-    </w:p>
-    <w:p>
-      <w:pPr>
-        <w:jc w:val="center"/>
-        <w:rPr>
-          <w:rFonts w:ascii="Courier New" w:hAnsi="Courier New" w:cs="Courier New"/>
-        </w:rPr>
-      </w:pPr>
-      <w:r>
-        <w:rPr>
-          <w:rFonts w:ascii="Courier New" w:hAnsi="Courier New" w:cs="Courier New"/>
-        </w:rPr>
-        <w:t>SEENA</w:t>
-      </w:r>
-      <w:r>
-        <w:rPr>
-          <w:rFonts w:ascii="Courier New" w:hAnsi="Courier New" w:cs="Courier New"/>
-        </w:rPr>
-        <w:br/>
-        <w:t>I will take care of it, boss</w:t>
-      </w:r>
-    </w:p>
-    <w:p>
-      <w:pPr>
-        <w:rPr>
-          <w:rFonts w:ascii="Courier New" w:hAnsi="Courier New" w:cs="Courier New"/>
-        </w:rPr>
-      </w:pPr>
-      <w:r>
-        <w:rPr>
-          <w:rFonts w:ascii="Courier New" w:hAnsi="Courier New" w:cs="Courier New"/>
-        </w:rPr>
-        <w:t>Ravana puts his hands on Ali’s shoulder.</w:t>
+        <w:t>I told my name and then killed him</w:t>
+      </w:r>
+      <w:r>
+        <w:rPr>
+          <w:rFonts w:ascii="Courier New" w:hAnsi="Courier New" w:cs="Courier New"/>
+        </w:rPr>
+        <w:br/>
+        <w:t>We have come so far</w:t>
+      </w:r>
+      <w:r>
+        <w:rPr>
+          <w:rFonts w:ascii="Courier New" w:hAnsi="Courier New" w:cs="Courier New"/>
+        </w:rPr>
+        <w:br/>
+        <w:t>Let’s have a vacation here for some days</w:t>
       </w:r>
     </w:p>
     <w:p>
@@ -14385,34 +14609,6 @@
           <w:rFonts w:ascii="Courier New" w:hAnsi="Courier New" w:cs="Courier New"/>
         </w:rPr>
         <w:lastRenderedPageBreak/>
-        <w:t>RAVANA</w:t>
-      </w:r>
-      <w:r>
-        <w:rPr>
-          <w:rFonts w:ascii="Courier New" w:hAnsi="Courier New" w:cs="Courier New"/>
-        </w:rPr>
-        <w:br/>
-        <w:t>We have come so far</w:t>
-      </w:r>
-      <w:r>
-        <w:rPr>
-          <w:rFonts w:ascii="Courier New" w:hAnsi="Courier New" w:cs="Courier New"/>
-        </w:rPr>
-        <w:br/>
-        <w:t>Let’s have a vacation here for some days</w:t>
-      </w:r>
-    </w:p>
-    <w:p>
-      <w:pPr>
-        <w:jc w:val="center"/>
-        <w:rPr>
-          <w:rFonts w:ascii="Courier New" w:hAnsi="Courier New" w:cs="Courier New"/>
-        </w:rPr>
-      </w:pPr>
-      <w:r>
-        <w:rPr>
-          <w:rFonts w:ascii="Courier New" w:hAnsi="Courier New" w:cs="Courier New"/>
-        </w:rPr>
         <w:t>ALI</w:t>
       </w:r>
       <w:r>
@@ -14786,7 +14982,86 @@
         <w:rPr>
           <w:rFonts w:ascii="Courier New" w:hAnsi="Courier New" w:cs="Courier New"/>
         </w:rPr>
+        <w:t>RAVANA</w:t>
+      </w:r>
+      <w:r>
+        <w:rPr>
+          <w:rFonts w:ascii="Courier New" w:hAnsi="Courier New" w:cs="Courier New"/>
+        </w:rPr>
+        <w:br/>
+        <w:t>Yes</w:t>
+      </w:r>
+    </w:p>
+    <w:p>
+      <w:pPr>
+        <w:jc w:val="center"/>
+        <w:rPr>
+          <w:rFonts w:ascii="Courier New" w:hAnsi="Courier New" w:cs="Courier New"/>
+        </w:rPr>
+      </w:pPr>
+      <w:r>
+        <w:rPr>
+          <w:rFonts w:ascii="Courier New" w:hAnsi="Courier New" w:cs="Courier New"/>
+        </w:rPr>
         <w:lastRenderedPageBreak/>
+        <w:t>DOCTOR</w:t>
+      </w:r>
+      <w:r>
+        <w:rPr>
+          <w:rFonts w:ascii="Courier New" w:hAnsi="Courier New" w:cs="Courier New"/>
+        </w:rPr>
+        <w:br/>
+        <w:t xml:space="preserve">His </w:t>
+      </w:r>
+      <w:r>
+        <w:rPr>
+          <w:rFonts w:ascii="Courier New" w:hAnsi="Courier New" w:cs="Courier New"/>
+        </w:rPr>
+        <w:t xml:space="preserve">right </w:t>
+      </w:r>
+      <w:r>
+        <w:rPr>
+          <w:rFonts w:ascii="Courier New" w:hAnsi="Courier New" w:cs="Courier New"/>
+        </w:rPr>
+        <w:t>hand</w:t>
+      </w:r>
+      <w:r>
+        <w:rPr>
+          <w:rFonts w:ascii="Courier New" w:hAnsi="Courier New" w:cs="Courier New"/>
+        </w:rPr>
+        <w:t xml:space="preserve"> was</w:t>
+      </w:r>
+      <w:r>
+        <w:rPr>
+          <w:rFonts w:ascii="Courier New" w:hAnsi="Courier New" w:cs="Courier New"/>
+        </w:rPr>
+        <w:t xml:space="preserve"> </w:t>
+      </w:r>
+      <w:r>
+        <w:rPr>
+          <w:rFonts w:ascii="Courier New" w:hAnsi="Courier New" w:cs="Courier New"/>
+        </w:rPr>
+        <w:t>infected</w:t>
+      </w:r>
+      <w:r>
+        <w:rPr>
+          <w:rFonts w:ascii="Courier New" w:hAnsi="Courier New" w:cs="Courier New"/>
+        </w:rPr>
+        <w:br/>
+        <w:t>We had to amputate it</w:t>
+      </w:r>
+    </w:p>
+    <w:p>
+      <w:pPr>
+        <w:jc w:val="center"/>
+        <w:rPr>
+          <w:rFonts w:ascii="Courier New" w:hAnsi="Courier New" w:cs="Courier New"/>
+        </w:rPr>
+      </w:pPr>
+      <w:r>
+        <w:rPr>
+          <w:rFonts w:ascii="Courier New" w:hAnsi="Courier New" w:cs="Courier New"/>
+        </w:rPr>
         <w:t>RAVANA</w:t>
       </w:r>
       <w:r>
@@ -14794,7 +15069,7 @@
           <w:rFonts w:ascii="Courier New" w:hAnsi="Courier New" w:cs="Courier New"/>
         </w:rPr>
         <w:br/>
-        <w:t>Yes</w:t>
+        <w:t>When will he recover?</w:t>
       </w:r>
     </w:p>
     <w:p>
@@ -14815,85 +15090,6 @@
           <w:rFonts w:ascii="Courier New" w:hAnsi="Courier New" w:cs="Courier New"/>
         </w:rPr>
         <w:br/>
-        <w:t xml:space="preserve">His </w:t>
-      </w:r>
-      <w:r>
-        <w:rPr>
-          <w:rFonts w:ascii="Courier New" w:hAnsi="Courier New" w:cs="Courier New"/>
-        </w:rPr>
-        <w:t xml:space="preserve">right </w:t>
-      </w:r>
-      <w:r>
-        <w:rPr>
-          <w:rFonts w:ascii="Courier New" w:hAnsi="Courier New" w:cs="Courier New"/>
-        </w:rPr>
-        <w:t>hand</w:t>
-      </w:r>
-      <w:r>
-        <w:rPr>
-          <w:rFonts w:ascii="Courier New" w:hAnsi="Courier New" w:cs="Courier New"/>
-        </w:rPr>
-        <w:t xml:space="preserve"> was</w:t>
-      </w:r>
-      <w:r>
-        <w:rPr>
-          <w:rFonts w:ascii="Courier New" w:hAnsi="Courier New" w:cs="Courier New"/>
-        </w:rPr>
-        <w:t xml:space="preserve"> </w:t>
-      </w:r>
-      <w:r>
-        <w:rPr>
-          <w:rFonts w:ascii="Courier New" w:hAnsi="Courier New" w:cs="Courier New"/>
-        </w:rPr>
-        <w:t>infected</w:t>
-      </w:r>
-      <w:r>
-        <w:rPr>
-          <w:rFonts w:ascii="Courier New" w:hAnsi="Courier New" w:cs="Courier New"/>
-        </w:rPr>
-        <w:br/>
-        <w:t>We had to amputate it</w:t>
-      </w:r>
-    </w:p>
-    <w:p>
-      <w:pPr>
-        <w:jc w:val="center"/>
-        <w:rPr>
-          <w:rFonts w:ascii="Courier New" w:hAnsi="Courier New" w:cs="Courier New"/>
-        </w:rPr>
-      </w:pPr>
-      <w:r>
-        <w:rPr>
-          <w:rFonts w:ascii="Courier New" w:hAnsi="Courier New" w:cs="Courier New"/>
-        </w:rPr>
-        <w:t>RAVANA</w:t>
-      </w:r>
-      <w:r>
-        <w:rPr>
-          <w:rFonts w:ascii="Courier New" w:hAnsi="Courier New" w:cs="Courier New"/>
-        </w:rPr>
-        <w:br/>
-        <w:t>When will he recover?</w:t>
-      </w:r>
-    </w:p>
-    <w:p>
-      <w:pPr>
-        <w:jc w:val="center"/>
-        <w:rPr>
-          <w:rFonts w:ascii="Courier New" w:hAnsi="Courier New" w:cs="Courier New"/>
-        </w:rPr>
-      </w:pPr>
-      <w:r>
-        <w:rPr>
-          <w:rFonts w:ascii="Courier New" w:hAnsi="Courier New" w:cs="Courier New"/>
-        </w:rPr>
-        <w:t>DOCTOR</w:t>
-      </w:r>
-      <w:r>
-        <w:rPr>
-          <w:rFonts w:ascii="Courier New" w:hAnsi="Courier New" w:cs="Courier New"/>
-        </w:rPr>
-        <w:br/>
         <w:t xml:space="preserve">Physically it </w:t>
       </w:r>
       <w:r>
@@ -14918,7 +15114,13 @@
         <w:rPr>
           <w:rFonts w:ascii="Courier New" w:hAnsi="Courier New" w:cs="Courier New"/>
         </w:rPr>
-        <w:t>2 weeks</w:t>
+        <w:t xml:space="preserve">2 </w:t>
+      </w:r>
+      <w:r>
+        <w:rPr>
+          <w:rFonts w:ascii="Courier New" w:hAnsi="Courier New" w:cs="Courier New"/>
+        </w:rPr>
+        <w:t>months</w:t>
       </w:r>
       <w:r>
         <w:rPr>
@@ -15033,7 +15235,19 @@
         <w:rPr>
           <w:rFonts w:ascii="Courier New" w:hAnsi="Courier New" w:cs="Courier New"/>
         </w:rPr>
-        <w:t>Rama is eating fries with Lambodhara and Lakshmi.</w:t>
+        <w:t xml:space="preserve">Rama is eating </w:t>
+      </w:r>
+      <w:r>
+        <w:rPr>
+          <w:rFonts w:ascii="Courier New" w:hAnsi="Courier New" w:cs="Courier New"/>
+        </w:rPr>
+        <w:t xml:space="preserve">French </w:t>
+      </w:r>
+      <w:r>
+        <w:rPr>
+          <w:rFonts w:ascii="Courier New" w:hAnsi="Courier New" w:cs="Courier New"/>
+        </w:rPr>
+        <w:t>fries with Lambodhara and Lakshmi.</w:t>
       </w:r>
     </w:p>
     <w:p>
@@ -16590,7 +16804,19 @@
           <w:rFonts w:ascii="Courier New" w:hAnsi="Courier New" w:cs="Courier New"/>
         </w:rPr>
         <w:br/>
-        <w:t>no one will care about your old mall</w:t>
+        <w:t>no one care</w:t>
+      </w:r>
+      <w:r>
+        <w:rPr>
+          <w:rFonts w:ascii="Courier New" w:hAnsi="Courier New" w:cs="Courier New"/>
+        </w:rPr>
+        <w:t xml:space="preserve">d </w:t>
+      </w:r>
+      <w:r>
+        <w:rPr>
+          <w:rFonts w:ascii="Courier New" w:hAnsi="Courier New" w:cs="Courier New"/>
+        </w:rPr>
+        <w:t>about your old mall</w:t>
       </w:r>
     </w:p>
     <w:p>
@@ -17873,7 +18099,7 @@
         <w:rPr>
           <w:rFonts w:ascii="Courier New" w:hAnsi="Courier New" w:cs="Courier New"/>
         </w:rPr>
-        <w:t>family</w:t>
+        <w:t>uncle</w:t>
       </w:r>
       <w:r>
         <w:rPr>
@@ -17888,6 +18114,13 @@
         <w:br/>
         <w:t>that I am not going to college</w:t>
       </w:r>
+      <w:r>
+        <w:rPr>
+          <w:rFonts w:ascii="Courier New" w:hAnsi="Courier New" w:cs="Courier New"/>
+        </w:rPr>
+        <w:br/>
+        <w:t>Well he won’t care even if I’m dead</w:t>
+      </w:r>
     </w:p>
     <w:p>
       <w:pPr>
@@ -18011,7 +18244,19 @@
           <w:rFonts w:ascii="Courier New" w:hAnsi="Courier New" w:cs="Courier New"/>
         </w:rPr>
         <w:br/>
-        <w:t>Just 2 more months</w:t>
+        <w:t xml:space="preserve">Just </w:t>
+      </w:r>
+      <w:r>
+        <w:rPr>
+          <w:rFonts w:ascii="Courier New" w:hAnsi="Courier New" w:cs="Courier New"/>
+        </w:rPr>
+        <w:t>few</w:t>
+      </w:r>
+      <w:r>
+        <w:rPr>
+          <w:rFonts w:ascii="Courier New" w:hAnsi="Courier New" w:cs="Courier New"/>
+        </w:rPr>
+        <w:t xml:space="preserve"> more months</w:t>
       </w:r>
       <w:r>
         <w:rPr>
@@ -19081,14 +19326,135 @@
       <w:pPr>
         <w:rPr>
           <w:rFonts w:ascii="Courier New" w:hAnsi="Courier New" w:cs="Courier New"/>
+        </w:rPr>
+      </w:pPr>
+      <w:r>
+        <w:rPr>
+          <w:rFonts w:ascii="Courier New" w:hAnsi="Courier New" w:cs="Courier New"/>
+        </w:rPr>
+        <w:t>Ravana gives Rama a key.</w:t>
+      </w:r>
+    </w:p>
+    <w:p>
+      <w:pPr>
+        <w:jc w:val="center"/>
+        <w:rPr>
+          <w:rFonts w:ascii="Courier New" w:hAnsi="Courier New" w:cs="Courier New"/>
+        </w:rPr>
+      </w:pPr>
+      <w:r>
+        <w:rPr>
+          <w:rFonts w:ascii="Courier New" w:hAnsi="Courier New" w:cs="Courier New"/>
+        </w:rPr>
+        <w:t>RAMA</w:t>
+      </w:r>
+      <w:r>
+        <w:rPr>
+          <w:rFonts w:ascii="Courier New" w:hAnsi="Courier New" w:cs="Courier New"/>
+        </w:rPr>
+        <w:br/>
+        <w:t>What is this?</w:t>
+      </w:r>
+    </w:p>
+    <w:p>
+      <w:pPr>
+        <w:jc w:val="center"/>
+        <w:rPr>
+          <w:rFonts w:ascii="Courier New" w:hAnsi="Courier New" w:cs="Courier New"/>
+        </w:rPr>
+      </w:pPr>
+      <w:r>
+        <w:rPr>
+          <w:rFonts w:ascii="Courier New" w:hAnsi="Courier New" w:cs="Courier New"/>
+        </w:rPr>
+        <w:t>RAVANA</w:t>
+      </w:r>
+      <w:r>
+        <w:rPr>
+          <w:rFonts w:ascii="Courier New" w:hAnsi="Courier New" w:cs="Courier New"/>
+        </w:rPr>
+        <w:br/>
+        <w:t>I bought a house for you</w:t>
+      </w:r>
+      <w:r>
+        <w:rPr>
+          <w:rFonts w:ascii="Courier New" w:hAnsi="Courier New" w:cs="Courier New"/>
+        </w:rPr>
+        <w:br/>
+        <w:t>Everything has been arranged</w:t>
+      </w:r>
+    </w:p>
+    <w:p>
+      <w:pPr>
+        <w:jc w:val="center"/>
+        <w:rPr>
+          <w:rFonts w:ascii="Courier New" w:hAnsi="Courier New" w:cs="Courier New"/>
+        </w:rPr>
+      </w:pPr>
+      <w:r>
+        <w:rPr>
+          <w:rFonts w:ascii="Courier New" w:hAnsi="Courier New" w:cs="Courier New"/>
+        </w:rPr>
+        <w:t>RAMA</w:t>
+      </w:r>
+      <w:r>
+        <w:rPr>
+          <w:rFonts w:ascii="Courier New" w:hAnsi="Courier New" w:cs="Courier New"/>
+        </w:rPr>
+        <w:br/>
+      </w:r>
+      <w:r>
+        <w:rPr>
+          <w:rFonts w:ascii="Courier New" w:hAnsi="Courier New" w:cs="Courier New"/>
+        </w:rPr>
+        <w:t xml:space="preserve">(Takes the key) </w:t>
+      </w:r>
+      <w:r>
+        <w:rPr>
+          <w:rFonts w:ascii="Courier New" w:hAnsi="Courier New" w:cs="Courier New"/>
+        </w:rPr>
+        <w:t>Thanks</w:t>
+      </w:r>
+    </w:p>
+    <w:p>
+      <w:pPr>
+        <w:rPr>
+          <w:rFonts w:ascii="Courier New" w:hAnsi="Courier New" w:cs="Courier New"/>
+        </w:rPr>
+      </w:pPr>
+      <w:r>
+        <w:rPr>
+          <w:rFonts w:ascii="Courier New" w:hAnsi="Courier New" w:cs="Courier New"/>
           <w:b/>
           <w:bCs/>
           <w:sz w:val="26"/>
           <w:szCs w:val="26"/>
           <w:u w:val="single"/>
         </w:rPr>
-      </w:pPr>
-      <w:r>
+        <w:t>SCENE - 35</w:t>
+      </w:r>
+      <w:r>
+        <w:rPr>
+          <w:rFonts w:ascii="Courier New" w:hAnsi="Courier New" w:cs="Courier New"/>
+        </w:rPr>
+        <w:t xml:space="preserve"> </w:t>
+      </w:r>
+      <w:r>
+        <w:rPr>
+          <w:rFonts w:ascii="Courier New" w:hAnsi="Courier New" w:cs="Courier New"/>
+        </w:rPr>
+        <w:t>Rama</w:t>
+      </w:r>
+      <w:r>
+        <w:rPr>
+          <w:rFonts w:ascii="Courier New" w:hAnsi="Courier New" w:cs="Courier New"/>
+        </w:rPr>
+        <w:t xml:space="preserve"> opens the door goes inside his new home with Ali.</w:t>
+      </w:r>
+    </w:p>
+    <w:p>
+      <w:pPr>
+        <w:jc w:val="center"/>
         <w:rPr>
           <w:rFonts w:ascii="Courier New" w:hAnsi="Courier New" w:cs="Courier New"/>
           <w:b/>
@@ -19097,9 +19463,23 @@
           <w:szCs w:val="26"/>
           <w:u w:val="single"/>
         </w:rPr>
-        <w:t>SCENE</w:t>
-      </w:r>
-      <w:r>
+      </w:pPr>
+      <w:r>
+        <w:rPr>
+          <w:rFonts w:ascii="Courier New" w:hAnsi="Courier New" w:cs="Courier New"/>
+        </w:rPr>
+        <w:t>ALI</w:t>
+      </w:r>
+      <w:r>
+        <w:rPr>
+          <w:rFonts w:ascii="Courier New" w:hAnsi="Courier New" w:cs="Courier New"/>
+        </w:rPr>
+        <w:br/>
+        <w:t>Not Bad</w:t>
+      </w:r>
+    </w:p>
+    <w:p>
+      <w:pPr>
         <w:rPr>
           <w:rFonts w:ascii="Courier New" w:hAnsi="Courier New" w:cs="Courier New"/>
           <w:b/>
@@ -19108,8 +19488,7 @@
           <w:szCs w:val="26"/>
           <w:u w:val="single"/>
         </w:rPr>
-        <w:t xml:space="preserve"> - </w:t>
-      </w:r>
+      </w:pPr>
       <w:r>
         <w:rPr>
           <w:rFonts w:ascii="Courier New" w:hAnsi="Courier New" w:cs="Courier New"/>
@@ -19119,1161 +19498,9 @@
           <w:szCs w:val="26"/>
           <w:u w:val="single"/>
         </w:rPr>
-        <w:t>35</w:t>
-      </w:r>
-    </w:p>
-    <w:p>
-      <w:pPr>
-        <w:rPr>
-          <w:rFonts w:ascii="Courier New" w:hAnsi="Courier New" w:cs="Courier New"/>
-        </w:rPr>
-      </w:pPr>
-      <w:r>
-        <w:rPr>
-          <w:rFonts w:ascii="Courier New" w:hAnsi="Courier New" w:cs="Courier New"/>
-        </w:rPr>
-        <w:t>Rama is sitting in class with Lambodhara.</w:t>
-      </w:r>
-      <w:r>
-        <w:rPr>
-          <w:rFonts w:ascii="Courier New" w:hAnsi="Courier New" w:cs="Courier New"/>
-        </w:rPr>
-        <w:t xml:space="preserve"> Rachel is sitting between them.</w:t>
-      </w:r>
-    </w:p>
-    <w:p>
-      <w:pPr>
-        <w:jc w:val="center"/>
-        <w:rPr>
-          <w:rFonts w:ascii="Courier New" w:hAnsi="Courier New" w:cs="Courier New"/>
-        </w:rPr>
-      </w:pPr>
-      <w:r>
-        <w:rPr>
-          <w:rFonts w:ascii="Courier New" w:hAnsi="Courier New" w:cs="Courier New"/>
-        </w:rPr>
-        <w:t>LAMBODHARA</w:t>
-      </w:r>
-      <w:r>
-        <w:rPr>
-          <w:rFonts w:ascii="Courier New" w:hAnsi="Courier New" w:cs="Courier New"/>
-        </w:rPr>
-        <w:br/>
-        <w:t>Today we will know when the projects</w:t>
-      </w:r>
-      <w:r>
-        <w:rPr>
-          <w:rFonts w:ascii="Courier New" w:hAnsi="Courier New" w:cs="Courier New"/>
-        </w:rPr>
-        <w:br/>
-        <w:t>will begin</w:t>
-      </w:r>
-    </w:p>
-    <w:p>
-      <w:pPr>
-        <w:jc w:val="center"/>
-        <w:rPr>
-          <w:rFonts w:ascii="Courier New" w:hAnsi="Courier New" w:cs="Courier New"/>
-        </w:rPr>
-      </w:pPr>
-      <w:r>
-        <w:rPr>
-          <w:rFonts w:ascii="Courier New" w:hAnsi="Courier New" w:cs="Courier New"/>
-        </w:rPr>
-        <w:t>RAMA</w:t>
-      </w:r>
-      <w:r>
-        <w:rPr>
-          <w:rFonts w:ascii="Courier New" w:hAnsi="Courier New" w:cs="Courier New"/>
-        </w:rPr>
-        <w:br/>
-        <w:t>We were planning to do internship</w:t>
-      </w:r>
-    </w:p>
-    <w:p>
-      <w:pPr>
-        <w:jc w:val="center"/>
-        <w:rPr>
-          <w:rFonts w:ascii="Courier New" w:hAnsi="Courier New" w:cs="Courier New"/>
-        </w:rPr>
-      </w:pPr>
-      <w:r>
-        <w:rPr>
-          <w:rFonts w:ascii="Courier New" w:hAnsi="Courier New" w:cs="Courier New"/>
-        </w:rPr>
-        <w:t>LAMBODHARA</w:t>
-      </w:r>
-      <w:r>
-        <w:rPr>
-          <w:rFonts w:ascii="Courier New" w:hAnsi="Courier New" w:cs="Courier New"/>
-        </w:rPr>
-        <w:br/>
-        <w:t>What? Why?</w:t>
-      </w:r>
-    </w:p>
-    <w:p>
-      <w:pPr>
-        <w:jc w:val="center"/>
-        <w:rPr>
-          <w:rFonts w:ascii="Courier New" w:hAnsi="Courier New" w:cs="Courier New"/>
-        </w:rPr>
-      </w:pPr>
-      <w:r>
-        <w:rPr>
-          <w:rFonts w:ascii="Courier New" w:hAnsi="Courier New" w:cs="Courier New"/>
-        </w:rPr>
-        <w:t>RAMA</w:t>
-      </w:r>
-      <w:r>
-        <w:rPr>
-          <w:rFonts w:ascii="Courier New" w:hAnsi="Courier New" w:cs="Courier New"/>
-        </w:rPr>
-        <w:br/>
-        <w:t>We can stay away from here</w:t>
-      </w:r>
-      <w:r>
-        <w:rPr>
-          <w:rFonts w:ascii="Courier New" w:hAnsi="Courier New" w:cs="Courier New"/>
-        </w:rPr>
-        <w:br/>
-        <w:t>Where is Lakshmi?</w:t>
-      </w:r>
-    </w:p>
-    <w:p>
-      <w:pPr>
-        <w:jc w:val="center"/>
-        <w:rPr>
-          <w:rFonts w:ascii="Courier New" w:hAnsi="Courier New" w:cs="Courier New"/>
-        </w:rPr>
-      </w:pPr>
-      <w:r>
-        <w:rPr>
-          <w:rFonts w:ascii="Courier New" w:hAnsi="Courier New" w:cs="Courier New"/>
-        </w:rPr>
-        <w:t>LAMBODHARA</w:t>
-      </w:r>
-      <w:r>
-        <w:rPr>
-          <w:rFonts w:ascii="Courier New" w:hAnsi="Courier New" w:cs="Courier New"/>
-        </w:rPr>
-        <w:br/>
-        <w:t>Some function at her home</w:t>
-      </w:r>
-    </w:p>
-    <w:p>
-      <w:pPr>
-        <w:jc w:val="center"/>
-        <w:rPr>
-          <w:rFonts w:ascii="Courier New" w:hAnsi="Courier New" w:cs="Courier New"/>
-        </w:rPr>
-      </w:pPr>
-      <w:r>
-        <w:rPr>
-          <w:rFonts w:ascii="Courier New" w:hAnsi="Courier New" w:cs="Courier New"/>
-        </w:rPr>
-        <w:t>RAMA</w:t>
-      </w:r>
-      <w:r>
-        <w:rPr>
-          <w:rFonts w:ascii="Courier New" w:hAnsi="Courier New" w:cs="Courier New"/>
-        </w:rPr>
-        <w:br/>
-        <w:t>And you did not go?</w:t>
-      </w:r>
-    </w:p>
-    <w:p>
-      <w:pPr>
-        <w:jc w:val="center"/>
-        <w:rPr>
-          <w:rFonts w:ascii="Courier New" w:hAnsi="Courier New" w:cs="Courier New"/>
-        </w:rPr>
-      </w:pPr>
-      <w:r>
-        <w:rPr>
-          <w:rFonts w:ascii="Courier New" w:hAnsi="Courier New" w:cs="Courier New"/>
-        </w:rPr>
-        <w:t>LAMBODHARA</w:t>
-      </w:r>
-      <w:r>
-        <w:rPr>
-          <w:rFonts w:ascii="Courier New" w:hAnsi="Courier New" w:cs="Courier New"/>
-        </w:rPr>
-        <w:br/>
-        <w:t>She did not call me</w:t>
-      </w:r>
-    </w:p>
-    <w:p>
-      <w:pPr>
-        <w:jc w:val="center"/>
-        <w:rPr>
-          <w:rFonts w:ascii="Courier New" w:hAnsi="Courier New" w:cs="Courier New"/>
-        </w:rPr>
-      </w:pPr>
-      <w:r>
-        <w:rPr>
-          <w:rFonts w:ascii="Courier New" w:hAnsi="Courier New" w:cs="Courier New"/>
-        </w:rPr>
-        <w:t>RAMA</w:t>
-      </w:r>
-      <w:r>
-        <w:rPr>
-          <w:rFonts w:ascii="Courier New" w:hAnsi="Courier New" w:cs="Courier New"/>
-        </w:rPr>
-        <w:br/>
-        <w:t>Damn that’s bad</w:t>
-      </w:r>
-    </w:p>
-    <w:p>
-      <w:pPr>
-        <w:jc w:val="center"/>
-        <w:rPr>
-          <w:rFonts w:ascii="Courier New" w:hAnsi="Courier New" w:cs="Courier New"/>
-        </w:rPr>
-      </w:pPr>
-      <w:r>
-        <w:rPr>
-          <w:rFonts w:ascii="Courier New" w:hAnsi="Courier New" w:cs="Courier New"/>
-        </w:rPr>
-        <w:t>LAMBODHARA</w:t>
-      </w:r>
-      <w:r>
-        <w:rPr>
-          <w:rFonts w:ascii="Courier New" w:hAnsi="Courier New" w:cs="Courier New"/>
-        </w:rPr>
-        <w:br/>
-        <w:t>It is not like I will</w:t>
-      </w:r>
-      <w:r>
-        <w:rPr>
-          <w:rFonts w:ascii="Courier New" w:hAnsi="Courier New" w:cs="Courier New"/>
-        </w:rPr>
-        <w:br/>
-        <w:t>not see her again</w:t>
-      </w:r>
-      <w:r>
-        <w:rPr>
-          <w:rFonts w:ascii="Courier New" w:hAnsi="Courier New" w:cs="Courier New"/>
-        </w:rPr>
-        <w:br/>
-        <w:t>Why is Rachel sitting like this?</w:t>
-      </w:r>
-    </w:p>
-    <w:p>
-      <w:pPr>
-        <w:rPr>
-          <w:rFonts w:ascii="Courier New" w:hAnsi="Courier New" w:cs="Courier New"/>
-        </w:rPr>
-      </w:pPr>
-      <w:r>
-        <w:rPr>
-          <w:rFonts w:ascii="Courier New" w:hAnsi="Courier New" w:cs="Courier New"/>
-        </w:rPr>
-        <w:lastRenderedPageBreak/>
-        <w:t>A bunch of officers come to the class.</w:t>
-      </w:r>
-    </w:p>
-    <w:p>
-      <w:pPr>
-        <w:jc w:val="center"/>
-        <w:rPr>
-          <w:rFonts w:ascii="Courier New" w:hAnsi="Courier New" w:cs="Courier New"/>
-        </w:rPr>
-      </w:pPr>
-      <w:r>
-        <w:rPr>
-          <w:rFonts w:ascii="Courier New" w:hAnsi="Courier New" w:cs="Courier New"/>
-        </w:rPr>
-        <w:t>OFFICER</w:t>
-      </w:r>
-      <w:r>
-        <w:rPr>
-          <w:rFonts w:ascii="Courier New" w:hAnsi="Courier New" w:cs="Courier New"/>
-        </w:rPr>
-        <w:br/>
-        <w:t>Listen everybody</w:t>
-      </w:r>
-      <w:r>
-        <w:rPr>
-          <w:rFonts w:ascii="Courier New" w:hAnsi="Courier New" w:cs="Courier New"/>
-        </w:rPr>
-        <w:br/>
-        <w:t>There was an incident yesterday</w:t>
-      </w:r>
-      <w:r>
-        <w:rPr>
-          <w:rFonts w:ascii="Courier New" w:hAnsi="Courier New" w:cs="Courier New"/>
-        </w:rPr>
-        <w:br/>
-        <w:t>Three students were killed</w:t>
-      </w:r>
-    </w:p>
-    <w:p>
-      <w:pPr>
-        <w:jc w:val="center"/>
-        <w:rPr>
-          <w:rFonts w:ascii="Courier New" w:hAnsi="Courier New" w:cs="Courier New"/>
-        </w:rPr>
-      </w:pPr>
-      <w:r>
-        <w:rPr>
-          <w:rFonts w:ascii="Courier New" w:hAnsi="Courier New" w:cs="Courier New"/>
-        </w:rPr>
-        <w:t>CLASS</w:t>
-      </w:r>
-      <w:r>
-        <w:rPr>
-          <w:rFonts w:ascii="Courier New" w:hAnsi="Courier New" w:cs="Courier New"/>
-        </w:rPr>
-        <w:br/>
-        <w:t>Murmurs</w:t>
-      </w:r>
-    </w:p>
-    <w:p>
-      <w:pPr>
-        <w:jc w:val="center"/>
-        <w:rPr>
-          <w:rFonts w:ascii="Courier New" w:hAnsi="Courier New" w:cs="Courier New"/>
-        </w:rPr>
-      </w:pPr>
-      <w:r>
-        <w:rPr>
-          <w:rFonts w:ascii="Courier New" w:hAnsi="Courier New" w:cs="Courier New"/>
-        </w:rPr>
-        <w:t>LAMBODHARA</w:t>
-      </w:r>
-      <w:r>
-        <w:rPr>
-          <w:rFonts w:ascii="Courier New" w:hAnsi="Courier New" w:cs="Courier New"/>
-        </w:rPr>
-        <w:br/>
-        <w:t>What is he saying?</w:t>
-      </w:r>
-    </w:p>
-    <w:p>
-      <w:pPr>
-        <w:jc w:val="center"/>
-        <w:rPr>
-          <w:rFonts w:ascii="Courier New" w:hAnsi="Courier New" w:cs="Courier New"/>
-        </w:rPr>
-      </w:pPr>
-      <w:r>
-        <w:rPr>
-          <w:rFonts w:ascii="Courier New" w:hAnsi="Courier New" w:cs="Courier New"/>
-        </w:rPr>
-        <w:t>OFFICER</w:t>
-      </w:r>
-      <w:r>
-        <w:rPr>
-          <w:rFonts w:ascii="Courier New" w:hAnsi="Courier New" w:cs="Courier New"/>
-        </w:rPr>
-        <w:br/>
-        <w:t>Silence please</w:t>
-      </w:r>
-      <w:r>
-        <w:rPr>
-          <w:rFonts w:ascii="Courier New" w:hAnsi="Courier New" w:cs="Courier New"/>
-        </w:rPr>
-        <w:br/>
-        <w:t>We are from NCB</w:t>
-      </w:r>
-      <w:r>
-        <w:rPr>
-          <w:rFonts w:ascii="Courier New" w:hAnsi="Courier New" w:cs="Courier New"/>
-        </w:rPr>
-        <w:br/>
-        <w:t>Traces of Cocaine was found in their blood</w:t>
-      </w:r>
-      <w:r>
-        <w:rPr>
-          <w:rFonts w:ascii="Courier New" w:hAnsi="Courier New" w:cs="Courier New"/>
-        </w:rPr>
-        <w:br/>
-        <w:t>and near their bodies</w:t>
-      </w:r>
-    </w:p>
-    <w:p>
-      <w:pPr>
-        <w:rPr>
-          <w:rFonts w:ascii="Courier New" w:hAnsi="Courier New" w:cs="Courier New"/>
-        </w:rPr>
-      </w:pPr>
-      <w:r>
-        <w:rPr>
-          <w:rFonts w:ascii="Courier New" w:hAnsi="Courier New" w:cs="Courier New"/>
-        </w:rPr>
-        <w:t>Rama gets scared to death. Rachel looks at him sweating.</w:t>
-      </w:r>
-    </w:p>
-    <w:p>
-      <w:pPr>
-        <w:jc w:val="center"/>
-        <w:rPr>
-          <w:rFonts w:ascii="Courier New" w:hAnsi="Courier New" w:cs="Courier New"/>
-        </w:rPr>
-      </w:pPr>
-      <w:r>
-        <w:rPr>
-          <w:rFonts w:ascii="Courier New" w:hAnsi="Courier New" w:cs="Courier New"/>
-        </w:rPr>
-        <w:t>OFFICER</w:t>
-      </w:r>
-      <w:r>
-        <w:rPr>
-          <w:rFonts w:ascii="Courier New" w:hAnsi="Courier New" w:cs="Courier New"/>
-        </w:rPr>
-        <w:br/>
-        <w:t>We are here to investigate,</w:t>
-      </w:r>
-      <w:r>
-        <w:rPr>
-          <w:rFonts w:ascii="Courier New" w:hAnsi="Courier New" w:cs="Courier New"/>
-        </w:rPr>
-        <w:br/>
-        <w:t>search and find the drug and the dealer</w:t>
-      </w:r>
-      <w:r>
-        <w:rPr>
-          <w:rFonts w:ascii="Courier New" w:hAnsi="Courier New" w:cs="Courier New"/>
-        </w:rPr>
-        <w:br/>
-        <w:t>Kindly, co-operate</w:t>
-      </w:r>
-    </w:p>
-    <w:p>
-      <w:pPr>
-        <w:rPr>
-          <w:rFonts w:ascii="Courier New" w:hAnsi="Courier New" w:cs="Courier New"/>
-        </w:rPr>
-      </w:pPr>
-      <w:r>
-        <w:rPr>
-          <w:rFonts w:ascii="Courier New" w:hAnsi="Courier New" w:cs="Courier New"/>
-        </w:rPr>
-        <w:t>The officers start the search</w:t>
-      </w:r>
-    </w:p>
-    <w:p>
-      <w:pPr>
-        <w:jc w:val="center"/>
-        <w:rPr>
-          <w:rFonts w:ascii="Courier New" w:hAnsi="Courier New" w:cs="Courier New"/>
-        </w:rPr>
-      </w:pPr>
-      <w:r>
-        <w:rPr>
-          <w:rFonts w:ascii="Courier New" w:hAnsi="Courier New" w:cs="Courier New"/>
-        </w:rPr>
-        <w:t>LAMBODHARA</w:t>
-      </w:r>
-      <w:r>
-        <w:rPr>
-          <w:rFonts w:ascii="Courier New" w:hAnsi="Courier New" w:cs="Courier New"/>
-        </w:rPr>
-        <w:br/>
-        <w:t>What the hell is this</w:t>
-      </w:r>
-      <w:r>
-        <w:rPr>
-          <w:rFonts w:ascii="Courier New" w:hAnsi="Courier New" w:cs="Courier New"/>
-        </w:rPr>
-        <w:br/>
-        <w:t>I fear all this bro</w:t>
-      </w:r>
-    </w:p>
-    <w:p>
-      <w:pPr>
-        <w:rPr>
-          <w:rFonts w:ascii="Courier New" w:hAnsi="Courier New" w:cs="Courier New"/>
-        </w:rPr>
-      </w:pPr>
-      <w:r>
-        <w:rPr>
-          <w:rFonts w:ascii="Courier New" w:hAnsi="Courier New" w:cs="Courier New"/>
-        </w:rPr>
-        <w:t>The officer looks at Rama.</w:t>
-      </w:r>
-    </w:p>
-    <w:p>
-      <w:pPr>
-        <w:jc w:val="center"/>
-        <w:rPr>
-          <w:rFonts w:ascii="Courier New" w:hAnsi="Courier New" w:cs="Courier New"/>
-        </w:rPr>
-      </w:pPr>
-      <w:r>
-        <w:rPr>
-          <w:rFonts w:ascii="Courier New" w:hAnsi="Courier New" w:cs="Courier New"/>
-        </w:rPr>
-        <w:t>LAMBODHARA</w:t>
-      </w:r>
-      <w:r>
-        <w:rPr>
-          <w:rFonts w:ascii="Courier New" w:hAnsi="Courier New" w:cs="Courier New"/>
-        </w:rPr>
-        <w:br/>
-        <w:t>Sir! I want to go to the washroom</w:t>
-      </w:r>
-    </w:p>
-    <w:p>
-      <w:pPr>
-        <w:jc w:val="center"/>
-        <w:rPr>
-          <w:rFonts w:ascii="Courier New" w:hAnsi="Courier New" w:cs="Courier New"/>
-        </w:rPr>
-      </w:pPr>
-      <w:r>
-        <w:rPr>
-          <w:rFonts w:ascii="Courier New" w:hAnsi="Courier New" w:cs="Courier New"/>
-        </w:rPr>
-        <w:t>OFFICER</w:t>
-      </w:r>
-      <w:r>
-        <w:rPr>
-          <w:rFonts w:ascii="Courier New" w:hAnsi="Courier New" w:cs="Courier New"/>
-        </w:rPr>
-        <w:br/>
-        <w:t>No one can go anywhere till</w:t>
-      </w:r>
-      <w:r>
-        <w:rPr>
-          <w:rFonts w:ascii="Courier New" w:hAnsi="Courier New" w:cs="Courier New"/>
-        </w:rPr>
-        <w:br/>
-        <w:t>we are done checking</w:t>
-      </w:r>
-      <w:r>
-        <w:rPr>
-          <w:rFonts w:ascii="Courier New" w:hAnsi="Courier New" w:cs="Courier New"/>
-        </w:rPr>
-        <w:br/>
-        <w:t>Do you understand</w:t>
-      </w:r>
-    </w:p>
-    <w:p>
-      <w:pPr>
-        <w:jc w:val="center"/>
-        <w:rPr>
-          <w:rFonts w:ascii="Courier New" w:hAnsi="Courier New" w:cs="Courier New"/>
-        </w:rPr>
-      </w:pPr>
-      <w:r>
-        <w:rPr>
-          <w:rFonts w:ascii="Courier New" w:hAnsi="Courier New" w:cs="Courier New"/>
-        </w:rPr>
-        <w:t>LAMBODHARA</w:t>
-      </w:r>
-      <w:r>
-        <w:rPr>
-          <w:rFonts w:ascii="Courier New" w:hAnsi="Courier New" w:cs="Courier New"/>
-        </w:rPr>
-        <w:br/>
-        <w:t>Yes Sir! O… okay sir!</w:t>
-      </w:r>
-    </w:p>
-    <w:p>
-      <w:pPr>
-        <w:rPr>
-          <w:rFonts w:ascii="Courier New" w:hAnsi="Courier New" w:cs="Courier New"/>
-        </w:rPr>
-      </w:pPr>
-      <w:r>
-        <w:rPr>
-          <w:rFonts w:ascii="Courier New" w:hAnsi="Courier New" w:cs="Courier New"/>
-        </w:rPr>
-        <w:t xml:space="preserve">Lambodhara then </w:t>
-      </w:r>
-      <w:r>
-        <w:rPr>
-          <w:rFonts w:ascii="Courier New" w:hAnsi="Courier New" w:cs="Courier New"/>
-        </w:rPr>
-        <w:t>wipes sweat off his face</w:t>
-      </w:r>
-      <w:r>
-        <w:rPr>
-          <w:rFonts w:ascii="Courier New" w:hAnsi="Courier New" w:cs="Courier New"/>
-        </w:rPr>
-        <w:t xml:space="preserve"> </w:t>
-      </w:r>
-      <w:r>
-        <w:rPr>
-          <w:rFonts w:ascii="Courier New" w:hAnsi="Courier New" w:cs="Courier New"/>
-        </w:rPr>
-        <w:t>using a kerchief. The officer looks at him.</w:t>
-      </w:r>
-    </w:p>
-    <w:p>
-      <w:pPr>
-        <w:rPr>
-          <w:rFonts w:ascii="Courier New" w:hAnsi="Courier New" w:cs="Courier New"/>
-        </w:rPr>
-      </w:pPr>
-      <w:r>
-        <w:rPr>
-          <w:rFonts w:ascii="Courier New" w:hAnsi="Courier New" w:cs="Courier New"/>
-        </w:rPr>
-        <w:t>An officer is about to check Rama’s bag.</w:t>
-      </w:r>
-    </w:p>
-    <w:p>
-      <w:pPr>
-        <w:rPr>
-          <w:rFonts w:ascii="Courier New" w:hAnsi="Courier New" w:cs="Courier New"/>
-        </w:rPr>
-      </w:pPr>
-      <w:r>
-        <w:rPr>
-          <w:rFonts w:ascii="Courier New" w:hAnsi="Courier New" w:cs="Courier New"/>
-        </w:rPr>
-        <w:t>Lambodhara’s kerchief falls, and he bends to pick it up.</w:t>
-      </w:r>
-    </w:p>
-    <w:p>
-      <w:pPr>
-        <w:rPr>
-          <w:rFonts w:ascii="Courier New" w:hAnsi="Courier New" w:cs="Courier New"/>
-        </w:rPr>
-      </w:pPr>
-      <w:r>
-        <w:rPr>
-          <w:rFonts w:ascii="Courier New" w:hAnsi="Courier New" w:cs="Courier New"/>
-        </w:rPr>
-        <w:t>Rama is scared. Someone drops their water bottle, and everyone look at the sound. Everyone looks at the sound.</w:t>
-      </w:r>
-    </w:p>
-    <w:p>
-      <w:pPr>
-        <w:jc w:val="center"/>
-        <w:rPr>
-          <w:rFonts w:ascii="Courier New" w:hAnsi="Courier New" w:cs="Courier New"/>
-        </w:rPr>
-      </w:pPr>
-      <w:r>
-        <w:rPr>
-          <w:rFonts w:ascii="Courier New" w:hAnsi="Courier New" w:cs="Courier New"/>
-        </w:rPr>
-        <w:lastRenderedPageBreak/>
-        <w:t>GIRL WHOSE BOTTLE FELL</w:t>
-      </w:r>
-      <w:r>
-        <w:rPr>
-          <w:rFonts w:ascii="Courier New" w:hAnsi="Courier New" w:cs="Courier New"/>
-        </w:rPr>
-        <w:br/>
-        <w:t>I am very Sorry</w:t>
-      </w:r>
-    </w:p>
-    <w:p>
-      <w:pPr>
-        <w:rPr>
-          <w:rFonts w:ascii="Courier New" w:hAnsi="Courier New" w:cs="Courier New"/>
-        </w:rPr>
-      </w:pPr>
-      <w:r>
-        <w:rPr>
-          <w:rFonts w:ascii="Courier New" w:hAnsi="Courier New" w:cs="Courier New"/>
-        </w:rPr>
-        <w:t xml:space="preserve">The officer continues to check Rama’s bag. </w:t>
-      </w:r>
-    </w:p>
-    <w:p>
-      <w:pPr>
-        <w:jc w:val="center"/>
-        <w:rPr>
-          <w:rFonts w:ascii="Courier New" w:hAnsi="Courier New" w:cs="Courier New"/>
-        </w:rPr>
-      </w:pPr>
-      <w:bookmarkStart w:id="0" w:name="_Hlk120739127"/>
-      <w:r>
-        <w:rPr>
-          <w:rFonts w:ascii="Courier New" w:hAnsi="Courier New" w:cs="Courier New"/>
-        </w:rPr>
-        <w:t xml:space="preserve">CHECKING </w:t>
-      </w:r>
-      <w:bookmarkEnd w:id="0"/>
-      <w:r>
-        <w:rPr>
-          <w:rFonts w:ascii="Courier New" w:hAnsi="Courier New" w:cs="Courier New"/>
-        </w:rPr>
-        <w:t>OFFICER</w:t>
-      </w:r>
-      <w:r>
-        <w:rPr>
-          <w:rFonts w:ascii="Courier New" w:hAnsi="Courier New" w:cs="Courier New"/>
-        </w:rPr>
-        <w:br/>
-        <w:t>Clear Sir</w:t>
-      </w:r>
-    </w:p>
-    <w:p>
-      <w:pPr>
-        <w:rPr>
-          <w:rFonts w:ascii="Courier New" w:hAnsi="Courier New" w:cs="Courier New"/>
-        </w:rPr>
-      </w:pPr>
-      <w:r>
-        <w:rPr>
-          <w:rFonts w:ascii="Courier New" w:hAnsi="Courier New" w:cs="Courier New"/>
-        </w:rPr>
-        <w:t>Rama is shocked. The officer checks Rachel’s bags. Lambodhara is sweating.</w:t>
-      </w:r>
-    </w:p>
-    <w:p>
-      <w:pPr>
-        <w:jc w:val="center"/>
-        <w:rPr>
-          <w:rFonts w:ascii="Courier New" w:hAnsi="Courier New" w:cs="Courier New"/>
-        </w:rPr>
-      </w:pPr>
-      <w:r>
-        <w:rPr>
-          <w:rFonts w:ascii="Courier New" w:hAnsi="Courier New" w:cs="Courier New"/>
-        </w:rPr>
-        <w:t>CHECKING OFFICER</w:t>
-      </w:r>
-      <w:r>
-        <w:rPr>
-          <w:rFonts w:ascii="Courier New" w:hAnsi="Courier New" w:cs="Courier New"/>
-        </w:rPr>
-        <w:br/>
-        <w:t>Why are you so sweating?</w:t>
-      </w:r>
-    </w:p>
-    <w:p>
-      <w:pPr>
-        <w:jc w:val="center"/>
-        <w:rPr>
-          <w:rFonts w:ascii="Courier New" w:hAnsi="Courier New" w:cs="Courier New"/>
-        </w:rPr>
-      </w:pPr>
-      <w:r>
-        <w:rPr>
-          <w:rFonts w:ascii="Courier New" w:hAnsi="Courier New" w:cs="Courier New"/>
-        </w:rPr>
-        <w:t>LAMBODHARA</w:t>
-      </w:r>
-      <w:r>
-        <w:rPr>
-          <w:rFonts w:ascii="Courier New" w:hAnsi="Courier New" w:cs="Courier New"/>
-        </w:rPr>
-        <w:br/>
-        <w:t>I am scared of all this</w:t>
-      </w:r>
-      <w:r>
-        <w:rPr>
-          <w:rFonts w:ascii="Courier New" w:hAnsi="Courier New" w:cs="Courier New"/>
-        </w:rPr>
-        <w:br/>
-        <w:t>I really want to pee</w:t>
-      </w:r>
-    </w:p>
-    <w:p>
-      <w:pPr>
-        <w:rPr>
-          <w:rFonts w:ascii="Courier New" w:hAnsi="Courier New" w:cs="Courier New"/>
-        </w:rPr>
-      </w:pPr>
-      <w:r>
-        <w:rPr>
-          <w:rFonts w:ascii="Courier New" w:hAnsi="Courier New" w:cs="Courier New"/>
-        </w:rPr>
-        <w:t>The checking officer finds powder inside Rachel’s bag. He shows the powder to the main officer.</w:t>
-      </w:r>
-    </w:p>
-    <w:p>
-      <w:pPr>
-        <w:rPr>
-          <w:rFonts w:ascii="Courier New" w:hAnsi="Courier New" w:cs="Courier New"/>
-        </w:rPr>
-      </w:pPr>
-      <w:r>
-        <w:rPr>
-          <w:rFonts w:ascii="Courier New" w:hAnsi="Courier New" w:cs="Courier New"/>
-        </w:rPr>
-        <w:t>Rama looks at Rachel.</w:t>
-      </w:r>
-    </w:p>
-    <w:p>
-      <w:pPr>
-        <w:rPr>
-          <w:rFonts w:ascii="Courier New" w:hAnsi="Courier New" w:cs="Courier New"/>
-        </w:rPr>
-      </w:pPr>
-      <w:r>
-        <w:rPr>
-          <w:rFonts w:ascii="Courier New" w:hAnsi="Courier New" w:cs="Courier New"/>
-        </w:rPr>
-        <w:t>The main officer pinches the powder and smells it.</w:t>
-      </w:r>
-    </w:p>
-    <w:p>
-      <w:pPr>
-        <w:jc w:val="center"/>
-        <w:rPr>
-          <w:rFonts w:ascii="Courier New" w:hAnsi="Courier New" w:cs="Courier New"/>
-        </w:rPr>
-      </w:pPr>
-      <w:r>
-        <w:rPr>
-          <w:rFonts w:ascii="Courier New" w:hAnsi="Courier New" w:cs="Courier New"/>
-        </w:rPr>
-        <w:t>OFFICER</w:t>
-      </w:r>
-      <w:r>
-        <w:rPr>
-          <w:rFonts w:ascii="Courier New" w:hAnsi="Courier New" w:cs="Courier New"/>
-        </w:rPr>
-        <w:br/>
-        <w:t>Face powder</w:t>
-      </w:r>
-    </w:p>
-    <w:p>
-      <w:pPr>
-        <w:jc w:val="center"/>
-        <w:rPr>
-          <w:rFonts w:ascii="Courier New" w:hAnsi="Courier New" w:cs="Courier New"/>
-        </w:rPr>
-      </w:pPr>
-      <w:r>
-        <w:rPr>
-          <w:rFonts w:ascii="Courier New" w:hAnsi="Courier New" w:cs="Courier New"/>
-        </w:rPr>
-        <w:t>LAMBODHARA</w:t>
-      </w:r>
-      <w:r>
-        <w:rPr>
-          <w:rFonts w:ascii="Courier New" w:hAnsi="Courier New" w:cs="Courier New"/>
-        </w:rPr>
-        <w:br/>
-        <w:t>I really want to pee</w:t>
-      </w:r>
-    </w:p>
-    <w:p>
-      <w:pPr>
-        <w:jc w:val="center"/>
-        <w:rPr>
-          <w:rFonts w:ascii="Courier New" w:hAnsi="Courier New" w:cs="Courier New"/>
-        </w:rPr>
-      </w:pPr>
-      <w:r>
-        <w:rPr>
-          <w:rFonts w:ascii="Courier New" w:hAnsi="Courier New" w:cs="Courier New"/>
-        </w:rPr>
-        <w:t>OFFICER</w:t>
-      </w:r>
-      <w:r>
-        <w:rPr>
-          <w:rFonts w:ascii="Courier New" w:hAnsi="Courier New" w:cs="Courier New"/>
-        </w:rPr>
-        <w:br/>
-      </w:r>
-      <w:r>
-        <w:rPr>
-          <w:rFonts w:ascii="Courier New" w:hAnsi="Courier New" w:cs="Courier New"/>
-        </w:rPr>
-        <w:t>You can go</w:t>
-      </w:r>
-      <w:r>
-        <w:rPr>
-          <w:rFonts w:ascii="Courier New" w:hAnsi="Courier New" w:cs="Courier New"/>
-        </w:rPr>
-        <w:t xml:space="preserve">… </w:t>
-      </w:r>
-      <w:r>
-        <w:rPr>
-          <w:rFonts w:ascii="Courier New" w:hAnsi="Courier New" w:cs="Courier New"/>
-        </w:rPr>
-        <w:t>You can go</w:t>
-      </w:r>
-      <w:r>
-        <w:rPr>
-          <w:rFonts w:ascii="Courier New" w:hAnsi="Courier New" w:cs="Courier New"/>
-        </w:rPr>
-        <w:br/>
-        <w:t>Give me your bag</w:t>
-      </w:r>
-    </w:p>
-    <w:p>
-      <w:pPr>
-        <w:rPr>
-          <w:rFonts w:ascii="Courier New" w:hAnsi="Courier New" w:cs="Courier New"/>
-        </w:rPr>
-      </w:pPr>
-      <w:r>
-        <w:rPr>
-          <w:rFonts w:ascii="Courier New" w:hAnsi="Courier New" w:cs="Courier New"/>
-        </w:rPr>
-        <w:t xml:space="preserve">Lambodhara tries to pick up his bag, but his hands are shivering. The officer </w:t>
-      </w:r>
-      <w:r>
-        <w:rPr>
-          <w:rFonts w:ascii="Courier New" w:hAnsi="Courier New" w:cs="Courier New"/>
-        </w:rPr>
-        <w:t xml:space="preserve">is waiting. </w:t>
-      </w:r>
-      <w:r>
-        <w:rPr>
-          <w:rFonts w:ascii="Courier New" w:hAnsi="Courier New" w:cs="Courier New"/>
-        </w:rPr>
-        <w:t>At last, he picks the bag up and the bag falls.</w:t>
-      </w:r>
-    </w:p>
-    <w:p>
-      <w:pPr>
-        <w:rPr>
-          <w:rFonts w:ascii="Courier New" w:hAnsi="Courier New" w:cs="Courier New"/>
-        </w:rPr>
-      </w:pPr>
-      <w:r>
-        <w:rPr>
-          <w:rFonts w:ascii="Courier New" w:hAnsi="Courier New" w:cs="Courier New"/>
-        </w:rPr>
-        <w:t>Packets of powder falls out of his bag. The officer takes out his gun.</w:t>
-      </w:r>
-    </w:p>
-    <w:p>
-      <w:pPr>
-        <w:jc w:val="center"/>
-        <w:rPr>
-          <w:rFonts w:ascii="Courier New" w:hAnsi="Courier New" w:cs="Courier New"/>
-        </w:rPr>
-      </w:pPr>
-      <w:r>
-        <w:rPr>
-          <w:rFonts w:ascii="Courier New" w:hAnsi="Courier New" w:cs="Courier New"/>
-        </w:rPr>
-        <w:t>OFFICER</w:t>
-      </w:r>
-      <w:r>
-        <w:rPr>
-          <w:rFonts w:ascii="Courier New" w:hAnsi="Courier New" w:cs="Courier New"/>
-        </w:rPr>
-        <w:br/>
-        <w:t>Hands up</w:t>
-      </w:r>
-    </w:p>
-    <w:p>
-      <w:pPr>
-        <w:rPr>
-          <w:rFonts w:ascii="Courier New" w:hAnsi="Courier New" w:cs="Courier New"/>
-        </w:rPr>
-      </w:pPr>
-      <w:r>
-        <w:rPr>
-          <w:rFonts w:ascii="Courier New" w:hAnsi="Courier New" w:cs="Courier New"/>
-        </w:rPr>
-        <w:t>Lambodhara is scared to death.</w:t>
-      </w:r>
-    </w:p>
-    <w:p>
-      <w:pPr>
-        <w:jc w:val="center"/>
-        <w:rPr>
-          <w:rFonts w:ascii="Courier New" w:hAnsi="Courier New" w:cs="Courier New"/>
-        </w:rPr>
-      </w:pPr>
-      <w:r>
-        <w:rPr>
-          <w:rFonts w:ascii="Courier New" w:hAnsi="Courier New" w:cs="Courier New"/>
-        </w:rPr>
-        <w:t>LAMBODHARA</w:t>
-      </w:r>
-      <w:r>
-        <w:rPr>
-          <w:rFonts w:ascii="Courier New" w:hAnsi="Courier New" w:cs="Courier New"/>
-        </w:rPr>
-        <w:br/>
-        <w:t>It’s not mine</w:t>
-      </w:r>
-    </w:p>
-    <w:p>
-      <w:pPr>
-        <w:jc w:val="center"/>
-        <w:rPr>
-          <w:rFonts w:ascii="Courier New" w:hAnsi="Courier New" w:cs="Courier New"/>
-        </w:rPr>
-      </w:pPr>
-      <w:r>
-        <w:rPr>
-          <w:rFonts w:ascii="Courier New" w:hAnsi="Courier New" w:cs="Courier New"/>
-        </w:rPr>
-        <w:t>OFFICER</w:t>
-      </w:r>
-      <w:r>
-        <w:rPr>
-          <w:rFonts w:ascii="Courier New" w:hAnsi="Courier New" w:cs="Courier New"/>
-        </w:rPr>
-        <w:br/>
-        <w:t>Hands up</w:t>
-      </w:r>
-    </w:p>
-    <w:p>
-      <w:pPr>
-        <w:rPr>
-          <w:rFonts w:ascii="Courier New" w:hAnsi="Courier New" w:cs="Courier New"/>
-        </w:rPr>
-      </w:pPr>
-      <w:r>
-        <w:rPr>
-          <w:rFonts w:ascii="Courier New" w:hAnsi="Courier New" w:cs="Courier New"/>
-        </w:rPr>
-        <w:t>Lambodhara ups his hands. The checking officer cuffs him.</w:t>
-      </w:r>
-    </w:p>
-    <w:p>
-      <w:pPr>
-        <w:jc w:val="center"/>
-        <w:rPr>
-          <w:rFonts w:ascii="Courier New" w:hAnsi="Courier New" w:cs="Courier New"/>
-        </w:rPr>
-      </w:pPr>
-      <w:r>
-        <w:rPr>
-          <w:rFonts w:ascii="Courier New" w:hAnsi="Courier New" w:cs="Courier New"/>
-        </w:rPr>
-        <w:lastRenderedPageBreak/>
-        <w:t>LAMBODHARA</w:t>
-      </w:r>
-      <w:r>
-        <w:rPr>
-          <w:rFonts w:ascii="Courier New" w:hAnsi="Courier New" w:cs="Courier New"/>
-        </w:rPr>
-        <w:br/>
-        <w:t>It is not mine Sir</w:t>
-      </w:r>
-      <w:r>
-        <w:rPr>
-          <w:rFonts w:ascii="Courier New" w:hAnsi="Courier New" w:cs="Courier New"/>
-        </w:rPr>
-        <w:br/>
-        <w:t>I am innocent</w:t>
-      </w:r>
-    </w:p>
-    <w:p>
-      <w:pPr>
-        <w:jc w:val="center"/>
-        <w:rPr>
-          <w:rFonts w:ascii="Courier New" w:hAnsi="Courier New" w:cs="Courier New"/>
-        </w:rPr>
-      </w:pPr>
-      <w:r>
-        <w:rPr>
-          <w:rFonts w:ascii="Courier New" w:hAnsi="Courier New" w:cs="Courier New"/>
-        </w:rPr>
-        <w:t>OFFICER</w:t>
-      </w:r>
-      <w:r>
-        <w:rPr>
-          <w:rFonts w:ascii="Courier New" w:hAnsi="Courier New" w:cs="Courier New"/>
-        </w:rPr>
-        <w:br/>
-        <w:t>I knew it when you</w:t>
-      </w:r>
-      <w:r>
-        <w:rPr>
-          <w:rFonts w:ascii="Courier New" w:hAnsi="Courier New" w:cs="Courier New"/>
-        </w:rPr>
-        <w:br/>
-        <w:t>wanted to pee</w:t>
-      </w:r>
-      <w:r>
-        <w:rPr>
-          <w:rFonts w:ascii="Courier New" w:hAnsi="Courier New" w:cs="Courier New"/>
-        </w:rPr>
-        <w:br/>
-        <w:t>No I will make you pee</w:t>
-      </w:r>
-      <w:r>
-        <w:rPr>
-          <w:rFonts w:ascii="Courier New" w:hAnsi="Courier New" w:cs="Courier New"/>
-        </w:rPr>
-        <w:br/>
-        <w:t>You bastard</w:t>
-      </w:r>
-    </w:p>
-    <w:p>
-      <w:pPr>
-        <w:rPr>
-          <w:rFonts w:ascii="Courier New" w:hAnsi="Courier New" w:cs="Courier New"/>
-        </w:rPr>
-      </w:pPr>
-      <w:r>
-        <w:rPr>
-          <w:rFonts w:ascii="Courier New" w:hAnsi="Courier New" w:cs="Courier New"/>
-        </w:rPr>
-        <w:t>Rama looks at Rachel’s face.</w:t>
-      </w:r>
-    </w:p>
-    <w:p>
-      <w:pPr>
-        <w:jc w:val="center"/>
-        <w:rPr>
-          <w:rFonts w:ascii="Courier New" w:hAnsi="Courier New" w:cs="Courier New"/>
-        </w:rPr>
-      </w:pPr>
-      <w:r>
-        <w:rPr>
-          <w:rFonts w:ascii="Courier New" w:hAnsi="Courier New" w:cs="Courier New"/>
-        </w:rPr>
-        <w:t>TEACHER</w:t>
-      </w:r>
-      <w:r>
-        <w:rPr>
-          <w:rFonts w:ascii="Courier New" w:hAnsi="Courier New" w:cs="Courier New"/>
-        </w:rPr>
-        <w:br/>
-        <w:t>It is always the people</w:t>
-      </w:r>
-      <w:r>
-        <w:rPr>
-          <w:rFonts w:ascii="Courier New" w:hAnsi="Courier New" w:cs="Courier New"/>
-        </w:rPr>
-        <w:br/>
-        <w:t>who look innocent</w:t>
-      </w:r>
-      <w:r>
-        <w:rPr>
-          <w:rFonts w:ascii="Courier New" w:hAnsi="Courier New" w:cs="Courier New"/>
-        </w:rPr>
-        <w:br/>
-        <w:t>Such a shame</w:t>
-      </w:r>
-    </w:p>
-    <w:p>
-      <w:pPr>
-        <w:rPr>
-          <w:rFonts w:ascii="Courier New" w:hAnsi="Courier New" w:cs="Courier New"/>
-        </w:rPr>
-      </w:pPr>
-      <w:r>
-        <w:rPr>
-          <w:rFonts w:ascii="Courier New" w:hAnsi="Courier New" w:cs="Courier New"/>
-        </w:rPr>
-        <w:t>Rama holds his forehead in stress.</w:t>
-      </w:r>
-    </w:p>
-    <w:p>
-      <w:pPr>
-        <w:jc w:val="center"/>
-        <w:rPr>
-          <w:rFonts w:ascii="Courier New" w:hAnsi="Courier New" w:cs="Courier New"/>
-        </w:rPr>
-      </w:pPr>
-      <w:r>
-        <w:rPr>
-          <w:rFonts w:ascii="Courier New" w:hAnsi="Courier New" w:cs="Courier New"/>
-        </w:rPr>
-        <w:t>RACHEL</w:t>
-      </w:r>
-      <w:r>
-        <w:rPr>
-          <w:rFonts w:ascii="Courier New" w:hAnsi="Courier New" w:cs="Courier New"/>
-        </w:rPr>
-        <w:br/>
-        <w:t>I had to do it… to save you…</w:t>
-      </w:r>
-    </w:p>
-    <w:p>
-      <w:pPr>
+        <w:t>SCENE</w:t>
+      </w:r>
+      <w:r>
         <w:rPr>
           <w:rFonts w:ascii="Courier New" w:hAnsi="Courier New" w:cs="Courier New"/>
           <w:b/>
@@ -20282,7 +19509,8 @@
           <w:szCs w:val="26"/>
           <w:u w:val="single"/>
         </w:rPr>
-      </w:pPr>
+        <w:t xml:space="preserve"> - </w:t>
+      </w:r>
       <w:r>
         <w:rPr>
           <w:rFonts w:ascii="Courier New" w:hAnsi="Courier New" w:cs="Courier New"/>
@@ -20292,6 +19520,1179 @@
           <w:szCs w:val="26"/>
           <w:u w:val="single"/>
         </w:rPr>
+        <w:t>35</w:t>
+      </w:r>
+    </w:p>
+    <w:p>
+      <w:pPr>
+        <w:rPr>
+          <w:rFonts w:ascii="Courier New" w:hAnsi="Courier New" w:cs="Courier New"/>
+        </w:rPr>
+      </w:pPr>
+      <w:r>
+        <w:rPr>
+          <w:rFonts w:ascii="Courier New" w:hAnsi="Courier New" w:cs="Courier New"/>
+        </w:rPr>
+        <w:t>Rama is sitting in class with Lambodhara.</w:t>
+      </w:r>
+      <w:r>
+        <w:rPr>
+          <w:rFonts w:ascii="Courier New" w:hAnsi="Courier New" w:cs="Courier New"/>
+        </w:rPr>
+        <w:t xml:space="preserve"> Rachel is sitting between them.</w:t>
+      </w:r>
+    </w:p>
+    <w:p>
+      <w:pPr>
+        <w:jc w:val="center"/>
+        <w:rPr>
+          <w:rFonts w:ascii="Courier New" w:hAnsi="Courier New" w:cs="Courier New"/>
+        </w:rPr>
+      </w:pPr>
+      <w:r>
+        <w:rPr>
+          <w:rFonts w:ascii="Courier New" w:hAnsi="Courier New" w:cs="Courier New"/>
+        </w:rPr>
+        <w:t>LAMBODHARA</w:t>
+      </w:r>
+      <w:r>
+        <w:rPr>
+          <w:rFonts w:ascii="Courier New" w:hAnsi="Courier New" w:cs="Courier New"/>
+        </w:rPr>
+        <w:br/>
+        <w:t>Today we will know when the projects</w:t>
+      </w:r>
+      <w:r>
+        <w:rPr>
+          <w:rFonts w:ascii="Courier New" w:hAnsi="Courier New" w:cs="Courier New"/>
+        </w:rPr>
+        <w:br/>
+        <w:t>will begin</w:t>
+      </w:r>
+    </w:p>
+    <w:p>
+      <w:pPr>
+        <w:jc w:val="center"/>
+        <w:rPr>
+          <w:rFonts w:ascii="Courier New" w:hAnsi="Courier New" w:cs="Courier New"/>
+        </w:rPr>
+      </w:pPr>
+      <w:r>
+        <w:rPr>
+          <w:rFonts w:ascii="Courier New" w:hAnsi="Courier New" w:cs="Courier New"/>
+        </w:rPr>
+        <w:t>RAMA</w:t>
+      </w:r>
+      <w:r>
+        <w:rPr>
+          <w:rFonts w:ascii="Courier New" w:hAnsi="Courier New" w:cs="Courier New"/>
+        </w:rPr>
+        <w:br/>
+        <w:t>We were planning to do internship</w:t>
+      </w:r>
+    </w:p>
+    <w:p>
+      <w:pPr>
+        <w:jc w:val="center"/>
+        <w:rPr>
+          <w:rFonts w:ascii="Courier New" w:hAnsi="Courier New" w:cs="Courier New"/>
+        </w:rPr>
+      </w:pPr>
+      <w:r>
+        <w:rPr>
+          <w:rFonts w:ascii="Courier New" w:hAnsi="Courier New" w:cs="Courier New"/>
+        </w:rPr>
+        <w:t>LAMBODHARA</w:t>
+      </w:r>
+      <w:r>
+        <w:rPr>
+          <w:rFonts w:ascii="Courier New" w:hAnsi="Courier New" w:cs="Courier New"/>
+        </w:rPr>
+        <w:br/>
+        <w:t>What? Why?</w:t>
+      </w:r>
+    </w:p>
+    <w:p>
+      <w:pPr>
+        <w:jc w:val="center"/>
+        <w:rPr>
+          <w:rFonts w:ascii="Courier New" w:hAnsi="Courier New" w:cs="Courier New"/>
+        </w:rPr>
+      </w:pPr>
+      <w:r>
+        <w:rPr>
+          <w:rFonts w:ascii="Courier New" w:hAnsi="Courier New" w:cs="Courier New"/>
+        </w:rPr>
+        <w:t>RAMA</w:t>
+      </w:r>
+      <w:r>
+        <w:rPr>
+          <w:rFonts w:ascii="Courier New" w:hAnsi="Courier New" w:cs="Courier New"/>
+        </w:rPr>
+        <w:br/>
+        <w:t>We can stay away from here</w:t>
+      </w:r>
+      <w:r>
+        <w:rPr>
+          <w:rFonts w:ascii="Courier New" w:hAnsi="Courier New" w:cs="Courier New"/>
+        </w:rPr>
+        <w:br/>
+        <w:t>Where is Lakshmi?</w:t>
+      </w:r>
+    </w:p>
+    <w:p>
+      <w:pPr>
+        <w:jc w:val="center"/>
+        <w:rPr>
+          <w:rFonts w:ascii="Courier New" w:hAnsi="Courier New" w:cs="Courier New"/>
+        </w:rPr>
+      </w:pPr>
+      <w:r>
+        <w:rPr>
+          <w:rFonts w:ascii="Courier New" w:hAnsi="Courier New" w:cs="Courier New"/>
+        </w:rPr>
+        <w:lastRenderedPageBreak/>
+        <w:t>LAMBODHARA</w:t>
+      </w:r>
+      <w:r>
+        <w:rPr>
+          <w:rFonts w:ascii="Courier New" w:hAnsi="Courier New" w:cs="Courier New"/>
+        </w:rPr>
+        <w:br/>
+        <w:t>Some function at her home</w:t>
+      </w:r>
+    </w:p>
+    <w:p>
+      <w:pPr>
+        <w:jc w:val="center"/>
+        <w:rPr>
+          <w:rFonts w:ascii="Courier New" w:hAnsi="Courier New" w:cs="Courier New"/>
+        </w:rPr>
+      </w:pPr>
+      <w:r>
+        <w:rPr>
+          <w:rFonts w:ascii="Courier New" w:hAnsi="Courier New" w:cs="Courier New"/>
+        </w:rPr>
+        <w:t>RAMA</w:t>
+      </w:r>
+      <w:r>
+        <w:rPr>
+          <w:rFonts w:ascii="Courier New" w:hAnsi="Courier New" w:cs="Courier New"/>
+        </w:rPr>
+        <w:br/>
+        <w:t>And you did not go?</w:t>
+      </w:r>
+    </w:p>
+    <w:p>
+      <w:pPr>
+        <w:jc w:val="center"/>
+        <w:rPr>
+          <w:rFonts w:ascii="Courier New" w:hAnsi="Courier New" w:cs="Courier New"/>
+        </w:rPr>
+      </w:pPr>
+      <w:r>
+        <w:rPr>
+          <w:rFonts w:ascii="Courier New" w:hAnsi="Courier New" w:cs="Courier New"/>
+        </w:rPr>
+        <w:t>LAMBODHARA</w:t>
+      </w:r>
+      <w:r>
+        <w:rPr>
+          <w:rFonts w:ascii="Courier New" w:hAnsi="Courier New" w:cs="Courier New"/>
+        </w:rPr>
+        <w:br/>
+        <w:t>She did not call me</w:t>
+      </w:r>
+    </w:p>
+    <w:p>
+      <w:pPr>
+        <w:jc w:val="center"/>
+        <w:rPr>
+          <w:rFonts w:ascii="Courier New" w:hAnsi="Courier New" w:cs="Courier New"/>
+        </w:rPr>
+      </w:pPr>
+      <w:r>
+        <w:rPr>
+          <w:rFonts w:ascii="Courier New" w:hAnsi="Courier New" w:cs="Courier New"/>
+        </w:rPr>
+        <w:t>RAMA</w:t>
+      </w:r>
+      <w:r>
+        <w:rPr>
+          <w:rFonts w:ascii="Courier New" w:hAnsi="Courier New" w:cs="Courier New"/>
+        </w:rPr>
+        <w:br/>
+        <w:t>Damn that’s bad</w:t>
+      </w:r>
+    </w:p>
+    <w:p>
+      <w:pPr>
+        <w:jc w:val="center"/>
+        <w:rPr>
+          <w:rFonts w:ascii="Courier New" w:hAnsi="Courier New" w:cs="Courier New"/>
+        </w:rPr>
+      </w:pPr>
+      <w:r>
+        <w:rPr>
+          <w:rFonts w:ascii="Courier New" w:hAnsi="Courier New" w:cs="Courier New"/>
+        </w:rPr>
+        <w:t>LAMBODHARA</w:t>
+      </w:r>
+      <w:r>
+        <w:rPr>
+          <w:rFonts w:ascii="Courier New" w:hAnsi="Courier New" w:cs="Courier New"/>
+        </w:rPr>
+        <w:br/>
+        <w:t>It is not like I will</w:t>
+      </w:r>
+      <w:r>
+        <w:rPr>
+          <w:rFonts w:ascii="Courier New" w:hAnsi="Courier New" w:cs="Courier New"/>
+        </w:rPr>
+        <w:br/>
+        <w:t>not see her again</w:t>
+      </w:r>
+      <w:r>
+        <w:rPr>
+          <w:rFonts w:ascii="Courier New" w:hAnsi="Courier New" w:cs="Courier New"/>
+        </w:rPr>
+        <w:br/>
+        <w:t>Why is Rachel sitting like this?</w:t>
+      </w:r>
+    </w:p>
+    <w:p>
+      <w:pPr>
+        <w:rPr>
+          <w:rFonts w:ascii="Courier New" w:hAnsi="Courier New" w:cs="Courier New"/>
+        </w:rPr>
+      </w:pPr>
+      <w:r>
+        <w:rPr>
+          <w:rFonts w:ascii="Courier New" w:hAnsi="Courier New" w:cs="Courier New"/>
+        </w:rPr>
+        <w:t>A bunch of officers come to the class.</w:t>
+      </w:r>
+    </w:p>
+    <w:p>
+      <w:pPr>
+        <w:jc w:val="center"/>
+        <w:rPr>
+          <w:rFonts w:ascii="Courier New" w:hAnsi="Courier New" w:cs="Courier New"/>
+        </w:rPr>
+      </w:pPr>
+      <w:r>
+        <w:rPr>
+          <w:rFonts w:ascii="Courier New" w:hAnsi="Courier New" w:cs="Courier New"/>
+        </w:rPr>
+        <w:t>OFFICER</w:t>
+      </w:r>
+      <w:r>
+        <w:rPr>
+          <w:rFonts w:ascii="Courier New" w:hAnsi="Courier New" w:cs="Courier New"/>
+        </w:rPr>
+        <w:br/>
+        <w:t>Listen everybody</w:t>
+      </w:r>
+      <w:r>
+        <w:rPr>
+          <w:rFonts w:ascii="Courier New" w:hAnsi="Courier New" w:cs="Courier New"/>
+        </w:rPr>
+        <w:br/>
+        <w:t>There was an incident yesterday</w:t>
+      </w:r>
+      <w:r>
+        <w:rPr>
+          <w:rFonts w:ascii="Courier New" w:hAnsi="Courier New" w:cs="Courier New"/>
+        </w:rPr>
+        <w:br/>
+        <w:t>Three students were killed</w:t>
+      </w:r>
+    </w:p>
+    <w:p>
+      <w:pPr>
+        <w:jc w:val="center"/>
+        <w:rPr>
+          <w:rFonts w:ascii="Courier New" w:hAnsi="Courier New" w:cs="Courier New"/>
+        </w:rPr>
+      </w:pPr>
+      <w:r>
+        <w:rPr>
+          <w:rFonts w:ascii="Courier New" w:hAnsi="Courier New" w:cs="Courier New"/>
+        </w:rPr>
+        <w:t>CLASS</w:t>
+      </w:r>
+      <w:r>
+        <w:rPr>
+          <w:rFonts w:ascii="Courier New" w:hAnsi="Courier New" w:cs="Courier New"/>
+        </w:rPr>
+        <w:br/>
+        <w:t>Murmurs</w:t>
+      </w:r>
+    </w:p>
+    <w:p>
+      <w:pPr>
+        <w:jc w:val="center"/>
+        <w:rPr>
+          <w:rFonts w:ascii="Courier New" w:hAnsi="Courier New" w:cs="Courier New"/>
+        </w:rPr>
+      </w:pPr>
+      <w:r>
+        <w:rPr>
+          <w:rFonts w:ascii="Courier New" w:hAnsi="Courier New" w:cs="Courier New"/>
+        </w:rPr>
+        <w:t>LAMBODHARA</w:t>
+      </w:r>
+      <w:r>
+        <w:rPr>
+          <w:rFonts w:ascii="Courier New" w:hAnsi="Courier New" w:cs="Courier New"/>
+        </w:rPr>
+        <w:br/>
+        <w:t>What is he saying?</w:t>
+      </w:r>
+    </w:p>
+    <w:p>
+      <w:pPr>
+        <w:jc w:val="center"/>
+        <w:rPr>
+          <w:rFonts w:ascii="Courier New" w:hAnsi="Courier New" w:cs="Courier New"/>
+        </w:rPr>
+      </w:pPr>
+      <w:r>
+        <w:rPr>
+          <w:rFonts w:ascii="Courier New" w:hAnsi="Courier New" w:cs="Courier New"/>
+        </w:rPr>
+        <w:t>OFFICER</w:t>
+      </w:r>
+      <w:r>
+        <w:rPr>
+          <w:rFonts w:ascii="Courier New" w:hAnsi="Courier New" w:cs="Courier New"/>
+        </w:rPr>
+        <w:br/>
+        <w:t>Silence please</w:t>
+      </w:r>
+      <w:r>
+        <w:rPr>
+          <w:rFonts w:ascii="Courier New" w:hAnsi="Courier New" w:cs="Courier New"/>
+        </w:rPr>
+        <w:br/>
+        <w:t>We are from NCB</w:t>
+      </w:r>
+      <w:r>
+        <w:rPr>
+          <w:rFonts w:ascii="Courier New" w:hAnsi="Courier New" w:cs="Courier New"/>
+        </w:rPr>
+        <w:br/>
+        <w:t>Traces of Cocaine was found in their blood</w:t>
+      </w:r>
+      <w:r>
+        <w:rPr>
+          <w:rFonts w:ascii="Courier New" w:hAnsi="Courier New" w:cs="Courier New"/>
+        </w:rPr>
+        <w:br/>
+        <w:t>and near their bodies</w:t>
+      </w:r>
+    </w:p>
+    <w:p>
+      <w:pPr>
+        <w:rPr>
+          <w:rFonts w:ascii="Courier New" w:hAnsi="Courier New" w:cs="Courier New"/>
+        </w:rPr>
+      </w:pPr>
+      <w:r>
+        <w:rPr>
+          <w:rFonts w:ascii="Courier New" w:hAnsi="Courier New" w:cs="Courier New"/>
+        </w:rPr>
+        <w:t>Rama gets scared to death. Rachel looks at him sweating.</w:t>
+      </w:r>
+    </w:p>
+    <w:p>
+      <w:pPr>
+        <w:jc w:val="center"/>
+        <w:rPr>
+          <w:rFonts w:ascii="Courier New" w:hAnsi="Courier New" w:cs="Courier New"/>
+        </w:rPr>
+      </w:pPr>
+      <w:r>
+        <w:rPr>
+          <w:rFonts w:ascii="Courier New" w:hAnsi="Courier New" w:cs="Courier New"/>
+        </w:rPr>
+        <w:t>OFFICER</w:t>
+      </w:r>
+      <w:r>
+        <w:rPr>
+          <w:rFonts w:ascii="Courier New" w:hAnsi="Courier New" w:cs="Courier New"/>
+        </w:rPr>
+        <w:br/>
+        <w:t>We are here to investigate,</w:t>
+      </w:r>
+      <w:r>
+        <w:rPr>
+          <w:rFonts w:ascii="Courier New" w:hAnsi="Courier New" w:cs="Courier New"/>
+        </w:rPr>
+        <w:br/>
+        <w:t>search and find the drug and the dealer</w:t>
+      </w:r>
+      <w:r>
+        <w:rPr>
+          <w:rFonts w:ascii="Courier New" w:hAnsi="Courier New" w:cs="Courier New"/>
+        </w:rPr>
+        <w:br/>
+        <w:t>Kindly, co-operate</w:t>
+      </w:r>
+    </w:p>
+    <w:p>
+      <w:pPr>
+        <w:rPr>
+          <w:rFonts w:ascii="Courier New" w:hAnsi="Courier New" w:cs="Courier New"/>
+        </w:rPr>
+      </w:pPr>
+      <w:r>
+        <w:rPr>
+          <w:rFonts w:ascii="Courier New" w:hAnsi="Courier New" w:cs="Courier New"/>
+        </w:rPr>
+        <w:t>The officers start the search</w:t>
+      </w:r>
+    </w:p>
+    <w:p>
+      <w:pPr>
+        <w:jc w:val="center"/>
+        <w:rPr>
+          <w:rFonts w:ascii="Courier New" w:hAnsi="Courier New" w:cs="Courier New"/>
+        </w:rPr>
+      </w:pPr>
+      <w:r>
+        <w:rPr>
+          <w:rFonts w:ascii="Courier New" w:hAnsi="Courier New" w:cs="Courier New"/>
+        </w:rPr>
+        <w:t>LAMBODHARA</w:t>
+      </w:r>
+      <w:r>
+        <w:rPr>
+          <w:rFonts w:ascii="Courier New" w:hAnsi="Courier New" w:cs="Courier New"/>
+        </w:rPr>
+        <w:br/>
+        <w:t>What the hell is this</w:t>
+      </w:r>
+      <w:r>
+        <w:rPr>
+          <w:rFonts w:ascii="Courier New" w:hAnsi="Courier New" w:cs="Courier New"/>
+        </w:rPr>
+        <w:br/>
+        <w:t>I fear all this bro</w:t>
+      </w:r>
+    </w:p>
+    <w:p>
+      <w:pPr>
+        <w:rPr>
+          <w:rFonts w:ascii="Courier New" w:hAnsi="Courier New" w:cs="Courier New"/>
+        </w:rPr>
+      </w:pPr>
+      <w:r>
+        <w:rPr>
+          <w:rFonts w:ascii="Courier New" w:hAnsi="Courier New" w:cs="Courier New"/>
+        </w:rPr>
+        <w:t>The officer looks at Rama.</w:t>
+      </w:r>
+    </w:p>
+    <w:p>
+      <w:pPr>
+        <w:jc w:val="center"/>
+        <w:rPr>
+          <w:rFonts w:ascii="Courier New" w:hAnsi="Courier New" w:cs="Courier New"/>
+        </w:rPr>
+      </w:pPr>
+      <w:r>
+        <w:rPr>
+          <w:rFonts w:ascii="Courier New" w:hAnsi="Courier New" w:cs="Courier New"/>
+        </w:rPr>
+        <w:t>LAMBODHARA</w:t>
+      </w:r>
+      <w:r>
+        <w:rPr>
+          <w:rFonts w:ascii="Courier New" w:hAnsi="Courier New" w:cs="Courier New"/>
+        </w:rPr>
+        <w:br/>
+        <w:t>Sir! I want to go to the washroom</w:t>
+      </w:r>
+    </w:p>
+    <w:p>
+      <w:pPr>
+        <w:jc w:val="center"/>
+        <w:rPr>
+          <w:rFonts w:ascii="Courier New" w:hAnsi="Courier New" w:cs="Courier New"/>
+        </w:rPr>
+      </w:pPr>
+      <w:r>
+        <w:rPr>
+          <w:rFonts w:ascii="Courier New" w:hAnsi="Courier New" w:cs="Courier New"/>
+        </w:rPr>
+        <w:lastRenderedPageBreak/>
+        <w:t>OFFICER</w:t>
+      </w:r>
+      <w:r>
+        <w:rPr>
+          <w:rFonts w:ascii="Courier New" w:hAnsi="Courier New" w:cs="Courier New"/>
+        </w:rPr>
+        <w:br/>
+        <w:t>No one can go anywhere till</w:t>
+      </w:r>
+      <w:r>
+        <w:rPr>
+          <w:rFonts w:ascii="Courier New" w:hAnsi="Courier New" w:cs="Courier New"/>
+        </w:rPr>
+        <w:br/>
+        <w:t>we are done checking</w:t>
+      </w:r>
+      <w:r>
+        <w:rPr>
+          <w:rFonts w:ascii="Courier New" w:hAnsi="Courier New" w:cs="Courier New"/>
+        </w:rPr>
+        <w:br/>
+        <w:t>Do you understand</w:t>
+      </w:r>
+    </w:p>
+    <w:p>
+      <w:pPr>
+        <w:jc w:val="center"/>
+        <w:rPr>
+          <w:rFonts w:ascii="Courier New" w:hAnsi="Courier New" w:cs="Courier New"/>
+        </w:rPr>
+      </w:pPr>
+      <w:r>
+        <w:rPr>
+          <w:rFonts w:ascii="Courier New" w:hAnsi="Courier New" w:cs="Courier New"/>
+        </w:rPr>
+        <w:t>LAMBODHARA</w:t>
+      </w:r>
+      <w:r>
+        <w:rPr>
+          <w:rFonts w:ascii="Courier New" w:hAnsi="Courier New" w:cs="Courier New"/>
+        </w:rPr>
+        <w:br/>
+        <w:t>Yes Sir! O… okay sir!</w:t>
+      </w:r>
+    </w:p>
+    <w:p>
+      <w:pPr>
+        <w:rPr>
+          <w:rFonts w:ascii="Courier New" w:hAnsi="Courier New" w:cs="Courier New"/>
+        </w:rPr>
+      </w:pPr>
+      <w:r>
+        <w:rPr>
+          <w:rFonts w:ascii="Courier New" w:hAnsi="Courier New" w:cs="Courier New"/>
+        </w:rPr>
+        <w:t xml:space="preserve">Lambodhara then </w:t>
+      </w:r>
+      <w:r>
+        <w:rPr>
+          <w:rFonts w:ascii="Courier New" w:hAnsi="Courier New" w:cs="Courier New"/>
+        </w:rPr>
+        <w:t>wipes sweat off his face</w:t>
+      </w:r>
+      <w:r>
+        <w:rPr>
+          <w:rFonts w:ascii="Courier New" w:hAnsi="Courier New" w:cs="Courier New"/>
+        </w:rPr>
+        <w:t xml:space="preserve"> </w:t>
+      </w:r>
+      <w:r>
+        <w:rPr>
+          <w:rFonts w:ascii="Courier New" w:hAnsi="Courier New" w:cs="Courier New"/>
+        </w:rPr>
+        <w:t>using a kerchief. The officer looks at him.</w:t>
+      </w:r>
+    </w:p>
+    <w:p>
+      <w:pPr>
+        <w:rPr>
+          <w:rFonts w:ascii="Courier New" w:hAnsi="Courier New" w:cs="Courier New"/>
+        </w:rPr>
+      </w:pPr>
+      <w:r>
+        <w:rPr>
+          <w:rFonts w:ascii="Courier New" w:hAnsi="Courier New" w:cs="Courier New"/>
+        </w:rPr>
+        <w:t>An officer is about to check Rama’s bag.</w:t>
+      </w:r>
+    </w:p>
+    <w:p>
+      <w:pPr>
+        <w:rPr>
+          <w:rFonts w:ascii="Courier New" w:hAnsi="Courier New" w:cs="Courier New"/>
+        </w:rPr>
+      </w:pPr>
+      <w:r>
+        <w:rPr>
+          <w:rFonts w:ascii="Courier New" w:hAnsi="Courier New" w:cs="Courier New"/>
+        </w:rPr>
+        <w:t>Lambodhara’s kerchief falls, and he bends to pick it up.</w:t>
+      </w:r>
+    </w:p>
+    <w:p>
+      <w:pPr>
+        <w:rPr>
+          <w:rFonts w:ascii="Courier New" w:hAnsi="Courier New" w:cs="Courier New"/>
+        </w:rPr>
+      </w:pPr>
+      <w:r>
+        <w:rPr>
+          <w:rFonts w:ascii="Courier New" w:hAnsi="Courier New" w:cs="Courier New"/>
+        </w:rPr>
+        <w:t>Rama is scared. Someone drops their water bottle, and everyone look at the sound. Everyone looks at the sound.</w:t>
+      </w:r>
+    </w:p>
+    <w:p>
+      <w:pPr>
+        <w:jc w:val="center"/>
+        <w:rPr>
+          <w:rFonts w:ascii="Courier New" w:hAnsi="Courier New" w:cs="Courier New"/>
+        </w:rPr>
+      </w:pPr>
+      <w:r>
+        <w:rPr>
+          <w:rFonts w:ascii="Courier New" w:hAnsi="Courier New" w:cs="Courier New"/>
+        </w:rPr>
+        <w:t>GIRL WHOSE BOTTLE FELL</w:t>
+      </w:r>
+      <w:r>
+        <w:rPr>
+          <w:rFonts w:ascii="Courier New" w:hAnsi="Courier New" w:cs="Courier New"/>
+        </w:rPr>
+        <w:br/>
+        <w:t>I am very Sorry</w:t>
+      </w:r>
+    </w:p>
+    <w:p>
+      <w:pPr>
+        <w:rPr>
+          <w:rFonts w:ascii="Courier New" w:hAnsi="Courier New" w:cs="Courier New"/>
+        </w:rPr>
+      </w:pPr>
+      <w:r>
+        <w:rPr>
+          <w:rFonts w:ascii="Courier New" w:hAnsi="Courier New" w:cs="Courier New"/>
+        </w:rPr>
+        <w:t xml:space="preserve">The officer continues to check Rama’s bag. </w:t>
+      </w:r>
+    </w:p>
+    <w:p>
+      <w:pPr>
+        <w:jc w:val="center"/>
+        <w:rPr>
+          <w:rFonts w:ascii="Courier New" w:hAnsi="Courier New" w:cs="Courier New"/>
+        </w:rPr>
+      </w:pPr>
+      <w:bookmarkStart w:id="0" w:name="_Hlk120739127"/>
+      <w:r>
+        <w:rPr>
+          <w:rFonts w:ascii="Courier New" w:hAnsi="Courier New" w:cs="Courier New"/>
+        </w:rPr>
+        <w:t xml:space="preserve">CHECKING </w:t>
+      </w:r>
+      <w:bookmarkEnd w:id="0"/>
+      <w:r>
+        <w:rPr>
+          <w:rFonts w:ascii="Courier New" w:hAnsi="Courier New" w:cs="Courier New"/>
+        </w:rPr>
+        <w:t>OFFICER</w:t>
+      </w:r>
+      <w:r>
+        <w:rPr>
+          <w:rFonts w:ascii="Courier New" w:hAnsi="Courier New" w:cs="Courier New"/>
+        </w:rPr>
+        <w:br/>
+        <w:t>Clear Sir</w:t>
+      </w:r>
+    </w:p>
+    <w:p>
+      <w:pPr>
+        <w:rPr>
+          <w:rFonts w:ascii="Courier New" w:hAnsi="Courier New" w:cs="Courier New"/>
+        </w:rPr>
+      </w:pPr>
+      <w:r>
+        <w:rPr>
+          <w:rFonts w:ascii="Courier New" w:hAnsi="Courier New" w:cs="Courier New"/>
+        </w:rPr>
+        <w:t>Rama is shocked. The officer checks Rachel’s bags. Lambodhara is sweating.</w:t>
+      </w:r>
+    </w:p>
+    <w:p>
+      <w:pPr>
+        <w:jc w:val="center"/>
+        <w:rPr>
+          <w:rFonts w:ascii="Courier New" w:hAnsi="Courier New" w:cs="Courier New"/>
+        </w:rPr>
+      </w:pPr>
+      <w:r>
+        <w:rPr>
+          <w:rFonts w:ascii="Courier New" w:hAnsi="Courier New" w:cs="Courier New"/>
+        </w:rPr>
+        <w:t>CHECKING OFFICER</w:t>
+      </w:r>
+      <w:r>
+        <w:rPr>
+          <w:rFonts w:ascii="Courier New" w:hAnsi="Courier New" w:cs="Courier New"/>
+        </w:rPr>
+        <w:br/>
+        <w:t>Why are you so sweating?</w:t>
+      </w:r>
+    </w:p>
+    <w:p>
+      <w:pPr>
+        <w:jc w:val="center"/>
+        <w:rPr>
+          <w:rFonts w:ascii="Courier New" w:hAnsi="Courier New" w:cs="Courier New"/>
+        </w:rPr>
+      </w:pPr>
+      <w:r>
+        <w:rPr>
+          <w:rFonts w:ascii="Courier New" w:hAnsi="Courier New" w:cs="Courier New"/>
+        </w:rPr>
+        <w:t>LAMBODHARA</w:t>
+      </w:r>
+      <w:r>
+        <w:rPr>
+          <w:rFonts w:ascii="Courier New" w:hAnsi="Courier New" w:cs="Courier New"/>
+        </w:rPr>
+        <w:br/>
+        <w:t>I am scared of all this</w:t>
+      </w:r>
+      <w:r>
+        <w:rPr>
+          <w:rFonts w:ascii="Courier New" w:hAnsi="Courier New" w:cs="Courier New"/>
+        </w:rPr>
+        <w:br/>
+        <w:t>I really want to pee</w:t>
+      </w:r>
+    </w:p>
+    <w:p>
+      <w:pPr>
+        <w:rPr>
+          <w:rFonts w:ascii="Courier New" w:hAnsi="Courier New" w:cs="Courier New"/>
+        </w:rPr>
+      </w:pPr>
+      <w:r>
+        <w:rPr>
+          <w:rFonts w:ascii="Courier New" w:hAnsi="Courier New" w:cs="Courier New"/>
+        </w:rPr>
+        <w:t>The checking officer finds powder inside Rachel’s bag. He shows the powder to the main officer.</w:t>
+      </w:r>
+    </w:p>
+    <w:p>
+      <w:pPr>
+        <w:rPr>
+          <w:rFonts w:ascii="Courier New" w:hAnsi="Courier New" w:cs="Courier New"/>
+        </w:rPr>
+      </w:pPr>
+      <w:r>
+        <w:rPr>
+          <w:rFonts w:ascii="Courier New" w:hAnsi="Courier New" w:cs="Courier New"/>
+        </w:rPr>
+        <w:t>Rama looks at Rachel.</w:t>
+      </w:r>
+    </w:p>
+    <w:p>
+      <w:pPr>
+        <w:rPr>
+          <w:rFonts w:ascii="Courier New" w:hAnsi="Courier New" w:cs="Courier New"/>
+        </w:rPr>
+      </w:pPr>
+      <w:r>
+        <w:rPr>
+          <w:rFonts w:ascii="Courier New" w:hAnsi="Courier New" w:cs="Courier New"/>
+        </w:rPr>
+        <w:t>The main officer pinches the powder and smells it.</w:t>
+      </w:r>
+    </w:p>
+    <w:p>
+      <w:pPr>
+        <w:jc w:val="center"/>
+        <w:rPr>
+          <w:rFonts w:ascii="Courier New" w:hAnsi="Courier New" w:cs="Courier New"/>
+        </w:rPr>
+      </w:pPr>
+      <w:r>
+        <w:rPr>
+          <w:rFonts w:ascii="Courier New" w:hAnsi="Courier New" w:cs="Courier New"/>
+        </w:rPr>
+        <w:t>OFFICER</w:t>
+      </w:r>
+      <w:r>
+        <w:rPr>
+          <w:rFonts w:ascii="Courier New" w:hAnsi="Courier New" w:cs="Courier New"/>
+        </w:rPr>
+        <w:br/>
+        <w:t>Face powder</w:t>
+      </w:r>
+    </w:p>
+    <w:p>
+      <w:pPr>
+        <w:jc w:val="center"/>
+        <w:rPr>
+          <w:rFonts w:ascii="Courier New" w:hAnsi="Courier New" w:cs="Courier New"/>
+        </w:rPr>
+      </w:pPr>
+      <w:r>
+        <w:rPr>
+          <w:rFonts w:ascii="Courier New" w:hAnsi="Courier New" w:cs="Courier New"/>
+        </w:rPr>
+        <w:t>LAMBODHARA</w:t>
+      </w:r>
+      <w:r>
+        <w:rPr>
+          <w:rFonts w:ascii="Courier New" w:hAnsi="Courier New" w:cs="Courier New"/>
+        </w:rPr>
+        <w:br/>
+        <w:t>I really want to pee</w:t>
+      </w:r>
+    </w:p>
+    <w:p>
+      <w:pPr>
+        <w:jc w:val="center"/>
+        <w:rPr>
+          <w:rFonts w:ascii="Courier New" w:hAnsi="Courier New" w:cs="Courier New"/>
+        </w:rPr>
+      </w:pPr>
+      <w:r>
+        <w:rPr>
+          <w:rFonts w:ascii="Courier New" w:hAnsi="Courier New" w:cs="Courier New"/>
+        </w:rPr>
+        <w:t>OFFICER</w:t>
+      </w:r>
+      <w:r>
+        <w:rPr>
+          <w:rFonts w:ascii="Courier New" w:hAnsi="Courier New" w:cs="Courier New"/>
+        </w:rPr>
+        <w:br/>
+      </w:r>
+      <w:r>
+        <w:rPr>
+          <w:rFonts w:ascii="Courier New" w:hAnsi="Courier New" w:cs="Courier New"/>
+        </w:rPr>
+        <w:t>You can go</w:t>
+      </w:r>
+      <w:r>
+        <w:rPr>
+          <w:rFonts w:ascii="Courier New" w:hAnsi="Courier New" w:cs="Courier New"/>
+        </w:rPr>
+        <w:t xml:space="preserve">… </w:t>
+      </w:r>
+      <w:r>
+        <w:rPr>
+          <w:rFonts w:ascii="Courier New" w:hAnsi="Courier New" w:cs="Courier New"/>
+        </w:rPr>
+        <w:t>You can go</w:t>
+      </w:r>
+      <w:r>
+        <w:rPr>
+          <w:rFonts w:ascii="Courier New" w:hAnsi="Courier New" w:cs="Courier New"/>
+        </w:rPr>
+        <w:br/>
+        <w:t>Give me your bag</w:t>
+      </w:r>
+    </w:p>
+    <w:p>
+      <w:pPr>
+        <w:rPr>
+          <w:rFonts w:ascii="Courier New" w:hAnsi="Courier New" w:cs="Courier New"/>
+        </w:rPr>
+      </w:pPr>
+      <w:r>
+        <w:rPr>
+          <w:rFonts w:ascii="Courier New" w:hAnsi="Courier New" w:cs="Courier New"/>
+        </w:rPr>
+        <w:t xml:space="preserve">Lambodhara tries to pick up his bag, but his hands are shivering. The officer </w:t>
+      </w:r>
+      <w:r>
+        <w:rPr>
+          <w:rFonts w:ascii="Courier New" w:hAnsi="Courier New" w:cs="Courier New"/>
+        </w:rPr>
+        <w:t xml:space="preserve">is waiting. </w:t>
+      </w:r>
+      <w:r>
+        <w:rPr>
+          <w:rFonts w:ascii="Courier New" w:hAnsi="Courier New" w:cs="Courier New"/>
+        </w:rPr>
+        <w:t>At last, he picks the bag up and the bag falls.</w:t>
+      </w:r>
+    </w:p>
+    <w:p>
+      <w:pPr>
+        <w:rPr>
+          <w:rFonts w:ascii="Courier New" w:hAnsi="Courier New" w:cs="Courier New"/>
+        </w:rPr>
+      </w:pPr>
+      <w:r>
+        <w:rPr>
+          <w:rFonts w:ascii="Courier New" w:hAnsi="Courier New" w:cs="Courier New"/>
+        </w:rPr>
+        <w:lastRenderedPageBreak/>
+        <w:t>Packets of powder falls out of his bag. The officer takes out his gun.</w:t>
+      </w:r>
+    </w:p>
+    <w:p>
+      <w:pPr>
+        <w:jc w:val="center"/>
+        <w:rPr>
+          <w:rFonts w:ascii="Courier New" w:hAnsi="Courier New" w:cs="Courier New"/>
+        </w:rPr>
+      </w:pPr>
+      <w:r>
+        <w:rPr>
+          <w:rFonts w:ascii="Courier New" w:hAnsi="Courier New" w:cs="Courier New"/>
+        </w:rPr>
+        <w:t>OFFICER</w:t>
+      </w:r>
+      <w:r>
+        <w:rPr>
+          <w:rFonts w:ascii="Courier New" w:hAnsi="Courier New" w:cs="Courier New"/>
+        </w:rPr>
+        <w:br/>
+        <w:t>Hands up</w:t>
+      </w:r>
+    </w:p>
+    <w:p>
+      <w:pPr>
+        <w:rPr>
+          <w:rFonts w:ascii="Courier New" w:hAnsi="Courier New" w:cs="Courier New"/>
+        </w:rPr>
+      </w:pPr>
+      <w:r>
+        <w:rPr>
+          <w:rFonts w:ascii="Courier New" w:hAnsi="Courier New" w:cs="Courier New"/>
+        </w:rPr>
+        <w:t>Lambodhara is scared to death.</w:t>
+      </w:r>
+    </w:p>
+    <w:p>
+      <w:pPr>
+        <w:jc w:val="center"/>
+        <w:rPr>
+          <w:rFonts w:ascii="Courier New" w:hAnsi="Courier New" w:cs="Courier New"/>
+        </w:rPr>
+      </w:pPr>
+      <w:r>
+        <w:rPr>
+          <w:rFonts w:ascii="Courier New" w:hAnsi="Courier New" w:cs="Courier New"/>
+        </w:rPr>
+        <w:t>LAMBODHARA</w:t>
+      </w:r>
+      <w:r>
+        <w:rPr>
+          <w:rFonts w:ascii="Courier New" w:hAnsi="Courier New" w:cs="Courier New"/>
+        </w:rPr>
+        <w:br/>
+        <w:t>It’s not mine</w:t>
+      </w:r>
+    </w:p>
+    <w:p>
+      <w:pPr>
+        <w:jc w:val="center"/>
+        <w:rPr>
+          <w:rFonts w:ascii="Courier New" w:hAnsi="Courier New" w:cs="Courier New"/>
+        </w:rPr>
+      </w:pPr>
+      <w:r>
+        <w:rPr>
+          <w:rFonts w:ascii="Courier New" w:hAnsi="Courier New" w:cs="Courier New"/>
+        </w:rPr>
+        <w:t>OFFICER</w:t>
+      </w:r>
+      <w:r>
+        <w:rPr>
+          <w:rFonts w:ascii="Courier New" w:hAnsi="Courier New" w:cs="Courier New"/>
+        </w:rPr>
+        <w:br/>
+        <w:t>Hands up</w:t>
+      </w:r>
+    </w:p>
+    <w:p>
+      <w:pPr>
+        <w:rPr>
+          <w:rFonts w:ascii="Courier New" w:hAnsi="Courier New" w:cs="Courier New"/>
+        </w:rPr>
+      </w:pPr>
+      <w:r>
+        <w:rPr>
+          <w:rFonts w:ascii="Courier New" w:hAnsi="Courier New" w:cs="Courier New"/>
+        </w:rPr>
+        <w:t>Lambodhara ups his hands. The checking officer cuffs him.</w:t>
+      </w:r>
+    </w:p>
+    <w:p>
+      <w:pPr>
+        <w:jc w:val="center"/>
+        <w:rPr>
+          <w:rFonts w:ascii="Courier New" w:hAnsi="Courier New" w:cs="Courier New"/>
+        </w:rPr>
+      </w:pPr>
+      <w:r>
+        <w:rPr>
+          <w:rFonts w:ascii="Courier New" w:hAnsi="Courier New" w:cs="Courier New"/>
+        </w:rPr>
+        <w:t>LAMBODHARA</w:t>
+      </w:r>
+      <w:r>
+        <w:rPr>
+          <w:rFonts w:ascii="Courier New" w:hAnsi="Courier New" w:cs="Courier New"/>
+        </w:rPr>
+        <w:br/>
+        <w:t>It is not mine Sir</w:t>
+      </w:r>
+      <w:r>
+        <w:rPr>
+          <w:rFonts w:ascii="Courier New" w:hAnsi="Courier New" w:cs="Courier New"/>
+        </w:rPr>
+        <w:br/>
+        <w:t>I am innocent</w:t>
+      </w:r>
+    </w:p>
+    <w:p>
+      <w:pPr>
+        <w:jc w:val="center"/>
+        <w:rPr>
+          <w:rFonts w:ascii="Courier New" w:hAnsi="Courier New" w:cs="Courier New"/>
+        </w:rPr>
+      </w:pPr>
+      <w:r>
+        <w:rPr>
+          <w:rFonts w:ascii="Courier New" w:hAnsi="Courier New" w:cs="Courier New"/>
+        </w:rPr>
+        <w:t>OFFICER</w:t>
+      </w:r>
+      <w:r>
+        <w:rPr>
+          <w:rFonts w:ascii="Courier New" w:hAnsi="Courier New" w:cs="Courier New"/>
+        </w:rPr>
+        <w:br/>
+        <w:t>I knew it when you</w:t>
+      </w:r>
+      <w:r>
+        <w:rPr>
+          <w:rFonts w:ascii="Courier New" w:hAnsi="Courier New" w:cs="Courier New"/>
+        </w:rPr>
+        <w:br/>
+        <w:t>wanted to pee</w:t>
+      </w:r>
+      <w:r>
+        <w:rPr>
+          <w:rFonts w:ascii="Courier New" w:hAnsi="Courier New" w:cs="Courier New"/>
+        </w:rPr>
+        <w:br/>
+        <w:t>No I will make you pee</w:t>
+      </w:r>
+      <w:r>
+        <w:rPr>
+          <w:rFonts w:ascii="Courier New" w:hAnsi="Courier New" w:cs="Courier New"/>
+        </w:rPr>
+        <w:br/>
+        <w:t>You bastard</w:t>
+      </w:r>
+    </w:p>
+    <w:p>
+      <w:pPr>
+        <w:rPr>
+          <w:rFonts w:ascii="Courier New" w:hAnsi="Courier New" w:cs="Courier New"/>
+        </w:rPr>
+      </w:pPr>
+      <w:r>
+        <w:rPr>
+          <w:rFonts w:ascii="Courier New" w:hAnsi="Courier New" w:cs="Courier New"/>
+        </w:rPr>
+        <w:t>Rama looks at Rachel’s face.</w:t>
+      </w:r>
+    </w:p>
+    <w:p>
+      <w:pPr>
+        <w:jc w:val="center"/>
+        <w:rPr>
+          <w:rFonts w:ascii="Courier New" w:hAnsi="Courier New" w:cs="Courier New"/>
+        </w:rPr>
+      </w:pPr>
+      <w:r>
+        <w:rPr>
+          <w:rFonts w:ascii="Courier New" w:hAnsi="Courier New" w:cs="Courier New"/>
+        </w:rPr>
+        <w:t>TEACHER</w:t>
+      </w:r>
+      <w:r>
+        <w:rPr>
+          <w:rFonts w:ascii="Courier New" w:hAnsi="Courier New" w:cs="Courier New"/>
+        </w:rPr>
+        <w:br/>
+        <w:t>It is always the people</w:t>
+      </w:r>
+      <w:r>
+        <w:rPr>
+          <w:rFonts w:ascii="Courier New" w:hAnsi="Courier New" w:cs="Courier New"/>
+        </w:rPr>
+        <w:br/>
+        <w:t>who look innocent</w:t>
+      </w:r>
+      <w:r>
+        <w:rPr>
+          <w:rFonts w:ascii="Courier New" w:hAnsi="Courier New" w:cs="Courier New"/>
+        </w:rPr>
+        <w:br/>
+        <w:t>Such a shame</w:t>
+      </w:r>
+    </w:p>
+    <w:p>
+      <w:pPr>
+        <w:rPr>
+          <w:rFonts w:ascii="Courier New" w:hAnsi="Courier New" w:cs="Courier New"/>
+        </w:rPr>
+      </w:pPr>
+      <w:r>
+        <w:rPr>
+          <w:rFonts w:ascii="Courier New" w:hAnsi="Courier New" w:cs="Courier New"/>
+        </w:rPr>
+        <w:t>Rama holds his forehead in stress.</w:t>
+      </w:r>
+    </w:p>
+    <w:p>
+      <w:pPr>
+        <w:jc w:val="center"/>
+        <w:rPr>
+          <w:rFonts w:ascii="Courier New" w:hAnsi="Courier New" w:cs="Courier New"/>
+        </w:rPr>
+      </w:pPr>
+      <w:r>
+        <w:rPr>
+          <w:rFonts w:ascii="Courier New" w:hAnsi="Courier New" w:cs="Courier New"/>
+        </w:rPr>
+        <w:t>RACHEL</w:t>
+      </w:r>
+      <w:r>
+        <w:rPr>
+          <w:rFonts w:ascii="Courier New" w:hAnsi="Courier New" w:cs="Courier New"/>
+        </w:rPr>
+        <w:br/>
+        <w:t>I had to do it… to save you…</w:t>
+      </w:r>
+    </w:p>
+    <w:p>
+      <w:pPr>
+        <w:rPr>
+          <w:rFonts w:ascii="Courier New" w:hAnsi="Courier New" w:cs="Courier New"/>
+          <w:b/>
+          <w:bCs/>
+          <w:sz w:val="26"/>
+          <w:szCs w:val="26"/>
+          <w:u w:val="single"/>
+        </w:rPr>
+      </w:pPr>
+      <w:r>
+        <w:rPr>
+          <w:rFonts w:ascii="Courier New" w:hAnsi="Courier New" w:cs="Courier New"/>
+          <w:b/>
+          <w:bCs/>
+          <w:sz w:val="26"/>
+          <w:szCs w:val="26"/>
+          <w:u w:val="single"/>
+        </w:rPr>
         <w:t>SCENE – 36</w:t>
       </w:r>
     </w:p>
@@ -20409,6 +20810,7 @@
         <w:rPr>
           <w:rFonts w:ascii="Courier New" w:hAnsi="Courier New" w:cs="Courier New"/>
         </w:rPr>
+        <w:lastRenderedPageBreak/>
         <w:t>GANGA</w:t>
       </w:r>
       <w:r>
@@ -20506,7 +20908,6 @@
         <w:rPr>
           <w:rFonts w:ascii="Courier New" w:hAnsi="Courier New" w:cs="Courier New"/>
         </w:rPr>
-        <w:lastRenderedPageBreak/>
         <w:t>PERIYAVARAN</w:t>
       </w:r>
       <w:r>
@@ -21288,7 +21689,7 @@
   <w:style w:type="paragraph" w:default="1" w:styleId="Normal">
     <w:name w:val="Normal"/>
     <w:qFormat/>
-    <w:rsid w:val="00CD4641"/>
+    <w:rsid w:val="005C307E"/>
   </w:style>
   <w:style w:type="character" w:default="1" w:styleId="DefaultParagraphFont">
     <w:name w:val="Default Paragraph Font"/>

--- a/Rahasya/Rahasya-4.docx
+++ b/Rahasya/Rahasya-4.docx
@@ -286,21 +286,7 @@
           <w:rFonts w:ascii="Courier New" w:hAnsi="Courier New" w:cs="Courier New"/>
         </w:rPr>
         <w:br/>
-        <w:t xml:space="preserve">They were wasting </w:t>
-      </w:r>
-      <w:proofErr w:type="spellStart"/>
-      <w:r>
-        <w:rPr>
-          <w:rFonts w:ascii="Courier New" w:hAnsi="Courier New" w:cs="Courier New"/>
-        </w:rPr>
-        <w:t>out</w:t>
-      </w:r>
-      <w:proofErr w:type="spellEnd"/>
-      <w:r>
-        <w:rPr>
-          <w:rFonts w:ascii="Courier New" w:hAnsi="Courier New" w:cs="Courier New"/>
-        </w:rPr>
-        <w:t xml:space="preserve"> time</w:t>
+        <w:t>They were wasting out time</w:t>
       </w:r>
     </w:p>
     <w:p>
@@ -1535,20 +1521,7 @@
           <w:rFonts w:ascii="Courier New" w:hAnsi="Courier New" w:cs="Courier New"/>
         </w:rPr>
         <w:br/>
-      </w:r>
-      <w:proofErr w:type="spellStart"/>
-      <w:r>
-        <w:rPr>
-          <w:rFonts w:ascii="Courier New" w:hAnsi="Courier New" w:cs="Courier New"/>
-        </w:rPr>
-        <w:t>You</w:t>
-      </w:r>
-      <w:proofErr w:type="spellEnd"/>
-      <w:r>
-        <w:rPr>
-          <w:rFonts w:ascii="Courier New" w:hAnsi="Courier New" w:cs="Courier New"/>
-        </w:rPr>
-        <w:t xml:space="preserve"> know how strict the sir is</w:t>
+        <w:t>You know how strict the sir is</w:t>
       </w:r>
       <w:r>
         <w:rPr>
@@ -1828,16 +1801,14 @@
         </w:rPr>
         <w:t>“</w:t>
       </w:r>
-      <w:proofErr w:type="spellStart"/>
       <w:r>
         <w:rPr>
           <w:rFonts w:ascii="Courier New" w:hAnsi="Courier New" w:cs="Courier New"/>
           <w:i/>
           <w:iCs/>
         </w:rPr>
-        <w:t>Mensinkai</w:t>
-      </w:r>
-      <w:proofErr w:type="spellEnd"/>
+        <w:t>Mensinkai Bajji and</w:t>
+      </w:r>
       <w:r>
         <w:rPr>
           <w:rFonts w:ascii="Courier New" w:hAnsi="Courier New" w:cs="Courier New"/>
@@ -1846,49 +1817,13 @@
         </w:rPr>
         <w:t xml:space="preserve"> </w:t>
       </w:r>
-      <w:proofErr w:type="spellStart"/>
       <w:r>
         <w:rPr>
           <w:rFonts w:ascii="Courier New" w:hAnsi="Courier New" w:cs="Courier New"/>
           <w:i/>
           <w:iCs/>
         </w:rPr>
-        <w:t>Bajji</w:t>
-      </w:r>
-      <w:proofErr w:type="spellEnd"/>
-      <w:r>
-        <w:rPr>
-          <w:rFonts w:ascii="Courier New" w:hAnsi="Courier New" w:cs="Courier New"/>
-          <w:i/>
-          <w:iCs/>
-        </w:rPr>
-        <w:t xml:space="preserve"> and</w:t>
-      </w:r>
-      <w:r>
-        <w:rPr>
-          <w:rFonts w:ascii="Courier New" w:hAnsi="Courier New" w:cs="Courier New"/>
-          <w:i/>
-          <w:iCs/>
-        </w:rPr>
-        <w:t xml:space="preserve"> </w:t>
-      </w:r>
-      <w:proofErr w:type="spellStart"/>
-      <w:r>
-        <w:rPr>
-          <w:rFonts w:ascii="Courier New" w:hAnsi="Courier New" w:cs="Courier New"/>
-          <w:i/>
-          <w:iCs/>
-        </w:rPr>
-        <w:t>Jelabi</w:t>
-      </w:r>
-      <w:proofErr w:type="spellEnd"/>
-      <w:r>
-        <w:rPr>
-          <w:rFonts w:ascii="Courier New" w:hAnsi="Courier New" w:cs="Courier New"/>
-          <w:i/>
-          <w:iCs/>
-        </w:rPr>
-        <w:t>”</w:t>
+        <w:t>Jelabi”</w:t>
       </w:r>
       <w:r>
         <w:rPr>
@@ -2673,7 +2608,19 @@
           <w:rFonts w:ascii="Courier New" w:hAnsi="Courier New" w:cs="Courier New"/>
         </w:rPr>
         <w:br/>
-        <w:t>You think Rachels parents will leave her?</w:t>
+        <w:t xml:space="preserve">You think </w:t>
+      </w:r>
+      <w:r>
+        <w:rPr>
+          <w:rFonts w:ascii="Courier New" w:hAnsi="Courier New" w:cs="Courier New"/>
+        </w:rPr>
+        <w:t>her</w:t>
+      </w:r>
+      <w:r>
+        <w:rPr>
+          <w:rFonts w:ascii="Courier New" w:hAnsi="Courier New" w:cs="Courier New"/>
+        </w:rPr>
+        <w:t xml:space="preserve"> parents will leave her?</w:t>
       </w:r>
     </w:p>
     <w:p>
@@ -2699,27 +2646,76 @@
         <w:rPr>
           <w:rFonts w:ascii="Courier New" w:hAnsi="Courier New" w:cs="Courier New"/>
         </w:rPr>
-        <w:t>Her parents are dead</w:t>
-      </w:r>
-      <w:r>
-        <w:rPr>
-          <w:rFonts w:ascii="Courier New" w:hAnsi="Courier New" w:cs="Courier New"/>
-        </w:rPr>
-        <w:br/>
-        <w:t>She lives with her uncle</w:t>
-      </w:r>
-    </w:p>
-    <w:p>
-      <w:pPr>
-        <w:jc w:val="center"/>
-        <w:rPr>
-          <w:rFonts w:ascii="Courier New" w:hAnsi="Courier New" w:cs="Courier New"/>
-        </w:rPr>
-      </w:pPr>
-      <w:r>
-        <w:rPr>
-          <w:rFonts w:ascii="Courier New" w:hAnsi="Courier New" w:cs="Courier New"/>
-        </w:rPr>
+        <w:t>Her</w:t>
+      </w:r>
+      <w:r>
+        <w:rPr>
+          <w:rFonts w:ascii="Courier New" w:hAnsi="Courier New" w:cs="Courier New"/>
+        </w:rPr>
+        <w:t xml:space="preserve"> mother died when she was born </w:t>
+      </w:r>
+      <w:r>
+        <w:rPr>
+          <w:rFonts w:ascii="Courier New" w:hAnsi="Courier New" w:cs="Courier New"/>
+        </w:rPr>
+        <w:br/>
+        <w:t xml:space="preserve">She </w:t>
+      </w:r>
+      <w:r>
+        <w:rPr>
+          <w:rFonts w:ascii="Courier New" w:hAnsi="Courier New" w:cs="Courier New"/>
+        </w:rPr>
+        <w:t>was living her father and her</w:t>
+      </w:r>
+      <w:r>
+        <w:rPr>
+          <w:rFonts w:ascii="Courier New" w:hAnsi="Courier New" w:cs="Courier New"/>
+        </w:rPr>
+        <w:t xml:space="preserve"> uncle</w:t>
+      </w:r>
+      <w:r>
+        <w:rPr>
+          <w:rFonts w:ascii="Courier New" w:hAnsi="Courier New" w:cs="Courier New"/>
+        </w:rPr>
+        <w:br/>
+      </w:r>
+      <w:r>
+        <w:rPr>
+          <w:rFonts w:ascii="Courier New" w:hAnsi="Courier New" w:cs="Courier New"/>
+        </w:rPr>
+        <w:t xml:space="preserve">Her father also died. Now </w:t>
+      </w:r>
+      <w:r>
+        <w:rPr>
+          <w:rFonts w:ascii="Courier New" w:hAnsi="Courier New" w:cs="Courier New"/>
+        </w:rPr>
+        <w:t xml:space="preserve">she </w:t>
+      </w:r>
+      <w:r>
+        <w:rPr>
+          <w:rFonts w:ascii="Courier New" w:hAnsi="Courier New" w:cs="Courier New"/>
+        </w:rPr>
+        <w:t xml:space="preserve">lives with her uncle and </w:t>
+      </w:r>
+      <w:r>
+        <w:rPr>
+          <w:rFonts w:ascii="Courier New" w:hAnsi="Courier New" w:cs="Courier New"/>
+        </w:rPr>
+        <w:t>hates him</w:t>
+      </w:r>
+    </w:p>
+    <w:p>
+      <w:pPr>
+        <w:jc w:val="center"/>
+        <w:rPr>
+          <w:rFonts w:ascii="Courier New" w:hAnsi="Courier New" w:cs="Courier New"/>
+        </w:rPr>
+      </w:pPr>
+      <w:r>
+        <w:rPr>
+          <w:rFonts w:ascii="Courier New" w:hAnsi="Courier New" w:cs="Courier New"/>
+        </w:rPr>
+        <w:lastRenderedPageBreak/>
         <w:t>ALI</w:t>
       </w:r>
       <w:r>
@@ -2734,12 +2730,6 @@
           <w:rFonts w:ascii="Courier New" w:hAnsi="Courier New" w:cs="Courier New"/>
         </w:rPr>
         <w:br/>
-      </w:r>
-      <w:r>
-        <w:rPr>
-          <w:rFonts w:ascii="Courier New" w:hAnsi="Courier New" w:cs="Courier New"/>
-        </w:rPr>
-        <w:lastRenderedPageBreak/>
         <w:t>garage in Bangalore</w:t>
       </w:r>
       <w:r>
@@ -3220,7 +3210,6 @@
           <w:szCs w:val="26"/>
           <w:u w:val="single"/>
         </w:rPr>
-        <w:lastRenderedPageBreak/>
         <w:t>SCENE – 9</w:t>
       </w:r>
     </w:p>
@@ -3579,6 +3568,7 @@
         <w:rPr>
           <w:rFonts w:ascii="Courier New" w:hAnsi="Courier New" w:cs="Courier New"/>
         </w:rPr>
+        <w:lastRenderedPageBreak/>
         <w:t>RAMA</w:t>
       </w:r>
       <w:r>
@@ -3593,12 +3583,6 @@
           <w:rFonts w:ascii="Courier New" w:hAnsi="Courier New" w:cs="Courier New"/>
         </w:rPr>
         <w:br/>
-      </w:r>
-      <w:r>
-        <w:rPr>
-          <w:rFonts w:ascii="Courier New" w:hAnsi="Courier New" w:cs="Courier New"/>
-        </w:rPr>
-        <w:lastRenderedPageBreak/>
         <w:t>He said it was a group of 3</w:t>
       </w:r>
       <w:r>
@@ -3995,6 +3979,7 @@
         <w:rPr>
           <w:rFonts w:ascii="Courier New" w:hAnsi="Courier New" w:cs="Courier New"/>
         </w:rPr>
+        <w:lastRenderedPageBreak/>
         <w:t>Guy-2</w:t>
       </w:r>
       <w:r>
@@ -4033,7 +4018,6 @@
         <w:rPr>
           <w:rFonts w:ascii="Courier New" w:hAnsi="Courier New" w:cs="Courier New"/>
         </w:rPr>
-        <w:lastRenderedPageBreak/>
         <w:t>Judas continues to run. Guy-3 also starts to run. He picks up the dagger from Guy-2’s face.</w:t>
       </w:r>
     </w:p>
@@ -4240,35 +4224,7 @@
         <w:rPr>
           <w:rFonts w:ascii="Courier New" w:hAnsi="Courier New" w:cs="Courier New"/>
         </w:rPr>
-        <w:t xml:space="preserve"> are standing in </w:t>
-      </w:r>
-      <w:proofErr w:type="spellStart"/>
-      <w:r>
-        <w:rPr>
-          <w:rFonts w:ascii="Courier New" w:hAnsi="Courier New" w:cs="Courier New"/>
-        </w:rPr>
-        <w:t>Gadhe</w:t>
-      </w:r>
-      <w:proofErr w:type="spellEnd"/>
-      <w:r>
-        <w:rPr>
-          <w:rFonts w:ascii="Courier New" w:hAnsi="Courier New" w:cs="Courier New"/>
-        </w:rPr>
-        <w:t xml:space="preserve"> </w:t>
-      </w:r>
-      <w:proofErr w:type="spellStart"/>
-      <w:r>
-        <w:rPr>
-          <w:rFonts w:ascii="Courier New" w:hAnsi="Courier New" w:cs="Courier New"/>
-        </w:rPr>
-        <w:t>Bailu</w:t>
-      </w:r>
-      <w:proofErr w:type="spellEnd"/>
-      <w:r>
-        <w:rPr>
-          <w:rFonts w:ascii="Courier New" w:hAnsi="Courier New" w:cs="Courier New"/>
-        </w:rPr>
-        <w:t>.</w:t>
+        <w:t xml:space="preserve"> are standing in Gadhe Bailu.</w:t>
       </w:r>
     </w:p>
     <w:p>
@@ -4514,6 +4470,7 @@
         <w:rPr>
           <w:rFonts w:ascii="Courier New" w:hAnsi="Courier New" w:cs="Courier New"/>
         </w:rPr>
+        <w:lastRenderedPageBreak/>
         <w:t>ALI</w:t>
       </w:r>
       <w:r>
@@ -4563,7 +4520,6 @@
         <w:rPr>
           <w:rFonts w:ascii="Courier New" w:hAnsi="Courier New" w:cs="Courier New"/>
         </w:rPr>
-        <w:lastRenderedPageBreak/>
         <w:t>whose blood this is? Where did you get it from?</w:t>
       </w:r>
     </w:p>
@@ -4673,23 +4629,12 @@
           <w:rFonts w:ascii="Courier New" w:hAnsi="Courier New" w:cs="Courier New"/>
         </w:rPr>
         <w:br/>
-        <w:t>Some “</w:t>
-      </w:r>
-      <w:proofErr w:type="spellStart"/>
-      <w:r>
-        <w:rPr>
-          <w:rFonts w:ascii="Courier New" w:hAnsi="Courier New" w:cs="Courier New"/>
-          <w:u w:val="single"/>
-        </w:rPr>
-        <w:t>Onti</w:t>
-      </w:r>
-      <w:proofErr w:type="spellEnd"/>
-      <w:r>
-        <w:rPr>
-          <w:rFonts w:ascii="Courier New" w:hAnsi="Courier New" w:cs="Courier New"/>
-          <w:u w:val="single"/>
-        </w:rPr>
-        <w:t xml:space="preserve"> Mane”</w:t>
+      </w:r>
+      <w:r>
+        <w:rPr>
+          <w:rFonts w:ascii="Courier New" w:hAnsi="Courier New" w:cs="Courier New"/>
+        </w:rPr>
+        <w:t>No</w:t>
       </w:r>
     </w:p>
     <w:p>
@@ -4936,6 +4881,7 @@
         <w:rPr>
           <w:rFonts w:ascii="Courier New" w:hAnsi="Courier New" w:cs="Courier New"/>
         </w:rPr>
+        <w:lastRenderedPageBreak/>
         <w:t>ALI</w:t>
       </w:r>
       <w:r>
@@ -4996,21 +4942,489 @@
         <w:rPr>
           <w:rFonts w:ascii="Courier New" w:hAnsi="Courier New" w:cs="Courier New"/>
         </w:rPr>
+        <w:t>Ali gets down and walks toward the woman. Ravana sees a bunch of people approaching Ali.</w:t>
+      </w:r>
+    </w:p>
+    <w:p>
+      <w:pPr>
+        <w:rPr>
+          <w:rFonts w:ascii="Courier New" w:hAnsi="Courier New" w:cs="Courier New"/>
+        </w:rPr>
+      </w:pPr>
+      <w:r>
+        <w:rPr>
+          <w:rFonts w:ascii="Courier New" w:hAnsi="Courier New" w:cs="Courier New"/>
+        </w:rPr>
+        <w:t>Ravana counts them.</w:t>
+      </w:r>
+    </w:p>
+    <w:p>
+      <w:pPr>
+        <w:jc w:val="center"/>
+        <w:rPr>
+          <w:rFonts w:ascii="Courier New" w:hAnsi="Courier New" w:cs="Courier New"/>
+        </w:rPr>
+      </w:pPr>
+      <w:r>
+        <w:rPr>
+          <w:rFonts w:ascii="Courier New" w:hAnsi="Courier New" w:cs="Courier New"/>
+        </w:rPr>
+        <w:t>RAVANA</w:t>
+      </w:r>
+      <w:r>
+        <w:rPr>
+          <w:rFonts w:ascii="Courier New" w:hAnsi="Courier New" w:cs="Courier New"/>
+        </w:rPr>
+        <w:br/>
+        <w:t>1, 2, 3, ……, 10</w:t>
+      </w:r>
+      <w:r>
+        <w:rPr>
+          <w:rFonts w:ascii="Courier New" w:hAnsi="Courier New" w:cs="Courier New"/>
+        </w:rPr>
+        <w:br/>
+        <w:t>Kill everyone</w:t>
+      </w:r>
+    </w:p>
+    <w:p>
+      <w:pPr>
+        <w:rPr>
+          <w:rFonts w:ascii="Courier New" w:hAnsi="Courier New" w:cs="Courier New"/>
+        </w:rPr>
+      </w:pPr>
+      <w:r>
+        <w:rPr>
+          <w:rFonts w:ascii="Courier New" w:hAnsi="Courier New" w:cs="Courier New"/>
+        </w:rPr>
+        <w:t>Ravana takes out his gun from the dashboard and gets down the car.</w:t>
+      </w:r>
+    </w:p>
+    <w:p>
+      <w:pPr>
+        <w:rPr>
+          <w:rFonts w:ascii="Courier New" w:hAnsi="Courier New" w:cs="Courier New"/>
+        </w:rPr>
+      </w:pPr>
+      <w:r>
+        <w:rPr>
+          <w:rFonts w:ascii="Courier New" w:hAnsi="Courier New" w:cs="Courier New"/>
+        </w:rPr>
+        <w:t xml:space="preserve">He shoots </w:t>
+      </w:r>
+      <w:r>
+        <w:rPr>
+          <w:rFonts w:ascii="Courier New" w:hAnsi="Courier New" w:cs="Courier New"/>
+        </w:rPr>
+        <w:t>(1-) on the chest and (2-) on the face.</w:t>
+      </w:r>
+      <w:r>
+        <w:rPr>
+          <w:rFonts w:ascii="Courier New" w:hAnsi="Courier New" w:cs="Courier New"/>
+        </w:rPr>
+        <w:t xml:space="preserve"> </w:t>
+      </w:r>
+    </w:p>
+    <w:p>
+      <w:pPr>
+        <w:rPr>
+          <w:rFonts w:ascii="Courier New" w:hAnsi="Courier New" w:cs="Courier New"/>
+        </w:rPr>
+      </w:pPr>
+      <w:r>
+        <w:rPr>
+          <w:rFonts w:ascii="Courier New" w:hAnsi="Courier New" w:cs="Courier New"/>
+        </w:rPr>
+        <w:t xml:space="preserve">(3) </w:t>
+      </w:r>
+      <w:r>
+        <w:rPr>
+          <w:rFonts w:ascii="Courier New" w:hAnsi="Courier New" w:cs="Courier New"/>
+        </w:rPr>
+        <w:t>attacks Ali with an axe. Ali dodges and punches the guy on the stomach.</w:t>
+      </w:r>
+    </w:p>
+    <w:p>
+      <w:pPr>
+        <w:rPr>
+          <w:rFonts w:ascii="Courier New" w:hAnsi="Courier New" w:cs="Courier New"/>
+        </w:rPr>
+      </w:pPr>
+      <w:r>
+        <w:rPr>
+          <w:rFonts w:ascii="Courier New" w:hAnsi="Courier New" w:cs="Courier New"/>
+        </w:rPr>
+        <w:t>(4) head locks Ali with a branch and Ravana shoots (4-) on the head.</w:t>
+      </w:r>
+    </w:p>
+    <w:p>
+      <w:pPr>
+        <w:rPr>
+          <w:rFonts w:ascii="Courier New" w:hAnsi="Courier New" w:cs="Courier New"/>
+        </w:rPr>
+      </w:pPr>
+      <w:r>
+        <w:rPr>
+          <w:rFonts w:ascii="Courier New" w:hAnsi="Courier New" w:cs="Courier New"/>
+        </w:rPr>
+        <w:t>(5)</w:t>
+      </w:r>
+      <w:r>
+        <w:rPr>
+          <w:rFonts w:ascii="Courier New" w:hAnsi="Courier New" w:cs="Courier New"/>
+        </w:rPr>
+        <w:t xml:space="preserve"> hits Ravana’s hand making his gun to fall.</w:t>
+      </w:r>
+      <w:r>
+        <w:rPr>
+          <w:rFonts w:ascii="Courier New" w:hAnsi="Courier New" w:cs="Courier New"/>
+        </w:rPr>
+        <w:t xml:space="preserve"> </w:t>
+      </w:r>
+      <w:r>
+        <w:rPr>
+          <w:rFonts w:ascii="Courier New" w:hAnsi="Courier New" w:cs="Courier New"/>
+        </w:rPr>
+        <w:t xml:space="preserve">(5)(6)(7) </w:t>
+      </w:r>
+      <w:r>
+        <w:rPr>
+          <w:rFonts w:ascii="Courier New" w:hAnsi="Courier New" w:cs="Courier New"/>
+        </w:rPr>
+        <w:t xml:space="preserve">attack Ravana. </w:t>
+      </w:r>
+      <w:r>
+        <w:rPr>
+          <w:rFonts w:ascii="Courier New" w:hAnsi="Courier New" w:cs="Courier New"/>
+        </w:rPr>
+        <w:t>(</w:t>
+      </w:r>
+      <w:r>
+        <w:rPr>
+          <w:rFonts w:ascii="Courier New" w:hAnsi="Courier New" w:cs="Courier New"/>
+        </w:rPr>
+        <w:t>8</w:t>
+      </w:r>
+      <w:r>
+        <w:rPr>
+          <w:rFonts w:ascii="Courier New" w:hAnsi="Courier New" w:cs="Courier New"/>
+        </w:rPr>
+        <w:t>) punches Ali and chokes him</w:t>
+      </w:r>
+      <w:r>
+        <w:rPr>
+          <w:rFonts w:ascii="Courier New" w:hAnsi="Courier New" w:cs="Courier New"/>
+        </w:rPr>
+        <w:t>. Ali garbs his balls and escapes the choke. The guy falls in pain.</w:t>
+      </w:r>
+    </w:p>
+    <w:p>
+      <w:pPr>
+        <w:rPr>
+          <w:rFonts w:ascii="Courier New" w:hAnsi="Courier New" w:cs="Courier New"/>
+        </w:rPr>
+      </w:pPr>
+      <w:r>
+        <w:rPr>
+          <w:rFonts w:ascii="Courier New" w:hAnsi="Courier New" w:cs="Courier New"/>
+        </w:rPr>
+        <w:t xml:space="preserve">Ali runs to help Ravana. He takes out the axe and hits </w:t>
+      </w:r>
+      <w:r>
+        <w:rPr>
+          <w:rFonts w:ascii="Courier New" w:hAnsi="Courier New" w:cs="Courier New"/>
+        </w:rPr>
+        <w:t xml:space="preserve">(5) </w:t>
+      </w:r>
+      <w:r>
+        <w:rPr>
+          <w:rFonts w:ascii="Courier New" w:hAnsi="Courier New" w:cs="Courier New"/>
+        </w:rPr>
+        <w:t xml:space="preserve">on the spine from the axe’s stem. </w:t>
+      </w:r>
+      <w:r>
+        <w:rPr>
+          <w:rFonts w:ascii="Courier New" w:hAnsi="Courier New" w:cs="Courier New"/>
+        </w:rPr>
+        <w:t xml:space="preserve">(6) punches </w:t>
+      </w:r>
+      <w:r>
+        <w:rPr>
+          <w:rFonts w:ascii="Courier New" w:hAnsi="Courier New" w:cs="Courier New"/>
+        </w:rPr>
+        <w:t>him on the face.</w:t>
+      </w:r>
+    </w:p>
+    <w:p>
+      <w:pPr>
+        <w:rPr>
+          <w:rFonts w:ascii="Courier New" w:hAnsi="Courier New" w:cs="Courier New"/>
+        </w:rPr>
+      </w:pPr>
+      <w:r>
+        <w:rPr>
+          <w:rFonts w:ascii="Courier New" w:hAnsi="Courier New" w:cs="Courier New"/>
+        </w:rPr>
+        <w:t xml:space="preserve">Ravana holds </w:t>
+      </w:r>
+      <w:r>
+        <w:rPr>
+          <w:rFonts w:ascii="Courier New" w:hAnsi="Courier New" w:cs="Courier New"/>
+        </w:rPr>
+        <w:t xml:space="preserve">(7-) </w:t>
+      </w:r>
+      <w:r>
+        <w:rPr>
+          <w:rFonts w:ascii="Courier New" w:hAnsi="Courier New" w:cs="Courier New"/>
+        </w:rPr>
+        <w:t>and takes out his throat.</w:t>
+      </w:r>
+    </w:p>
+    <w:p>
+      <w:pPr>
+        <w:rPr>
+          <w:rFonts w:ascii="Courier New" w:hAnsi="Courier New" w:cs="Courier New"/>
+        </w:rPr>
+      </w:pPr>
+      <w:r>
+        <w:rPr>
+          <w:rFonts w:ascii="Courier New" w:hAnsi="Courier New" w:cs="Courier New"/>
+        </w:rPr>
+        <w:t>Ravana snaps the neck of the guy attacking Ali (6</w:t>
+      </w:r>
+      <w:r>
+        <w:rPr>
+          <w:rFonts w:ascii="Courier New" w:hAnsi="Courier New" w:cs="Courier New"/>
+        </w:rPr>
+        <w:t>-</w:t>
+      </w:r>
+      <w:r>
+        <w:rPr>
+          <w:rFonts w:ascii="Courier New" w:hAnsi="Courier New" w:cs="Courier New"/>
+        </w:rPr>
+        <w:t>).</w:t>
+      </w:r>
+    </w:p>
+    <w:p>
+      <w:pPr>
+        <w:rPr>
+          <w:rFonts w:ascii="Courier New" w:hAnsi="Courier New" w:cs="Courier New"/>
+        </w:rPr>
+      </w:pPr>
+      <w:r>
+        <w:rPr>
+          <w:rFonts w:ascii="Courier New" w:hAnsi="Courier New" w:cs="Courier New"/>
+        </w:rPr>
+        <w:t>(</w:t>
+      </w:r>
+      <w:r>
+        <w:rPr>
+          <w:rFonts w:ascii="Courier New" w:hAnsi="Courier New" w:cs="Courier New"/>
+        </w:rPr>
+        <w:t>8</w:t>
+      </w:r>
+      <w:r>
+        <w:rPr>
+          <w:rFonts w:ascii="Courier New" w:hAnsi="Courier New" w:cs="Courier New"/>
+        </w:rPr>
+        <w:t>) takes</w:t>
+      </w:r>
+      <w:r>
+        <w:rPr>
+          <w:rFonts w:ascii="Courier New" w:hAnsi="Courier New" w:cs="Courier New"/>
+        </w:rPr>
+        <w:t xml:space="preserve"> out a knife. Ravana makes the guy stab himself on the </w:t>
+      </w:r>
+      <w:r>
+        <w:rPr>
+          <w:rFonts w:ascii="Courier New" w:hAnsi="Courier New" w:cs="Courier New"/>
+        </w:rPr>
+        <w:t>balls</w:t>
+      </w:r>
+      <w:r>
+        <w:rPr>
+          <w:rFonts w:ascii="Courier New" w:hAnsi="Courier New" w:cs="Courier New"/>
+        </w:rPr>
+        <w:t xml:space="preserve"> and Ravana snaps his face on the ground with his legs (</w:t>
+      </w:r>
+      <w:r>
+        <w:rPr>
+          <w:rFonts w:ascii="Courier New" w:hAnsi="Courier New" w:cs="Courier New"/>
+        </w:rPr>
+        <w:t>8</w:t>
+      </w:r>
+      <w:r>
+        <w:rPr>
+          <w:rFonts w:ascii="Courier New" w:hAnsi="Courier New" w:cs="Courier New"/>
+        </w:rPr>
+        <w:t>-</w:t>
+      </w:r>
+      <w:r>
+        <w:rPr>
+          <w:rFonts w:ascii="Courier New" w:hAnsi="Courier New" w:cs="Courier New"/>
+        </w:rPr>
+        <w:t>).</w:t>
+      </w:r>
+    </w:p>
+    <w:p>
+      <w:pPr>
+        <w:rPr>
+          <w:rFonts w:ascii="Courier New" w:hAnsi="Courier New" w:cs="Courier New"/>
+        </w:rPr>
+      </w:pPr>
+      <w:r>
+        <w:rPr>
+          <w:rFonts w:ascii="Courier New" w:hAnsi="Courier New" w:cs="Courier New"/>
+        </w:rPr>
+        <w:t xml:space="preserve">Ravana picks up the axe and </w:t>
+      </w:r>
+      <w:r>
+        <w:rPr>
+          <w:rFonts w:ascii="Courier New" w:hAnsi="Courier New" w:cs="Courier New"/>
+        </w:rPr>
+        <w:t>hits the spine of the fallen guy (</w:t>
+      </w:r>
+      <w:r>
+        <w:rPr>
+          <w:rFonts w:ascii="Courier New" w:hAnsi="Courier New" w:cs="Courier New"/>
+        </w:rPr>
+        <w:t>5-</w:t>
+      </w:r>
+      <w:r>
+        <w:rPr>
+          <w:rFonts w:ascii="Courier New" w:hAnsi="Courier New" w:cs="Courier New"/>
+        </w:rPr>
+        <w:t>).</w:t>
+      </w:r>
+    </w:p>
+    <w:p>
+      <w:pPr>
+        <w:rPr>
+          <w:rFonts w:ascii="Courier New" w:hAnsi="Courier New" w:cs="Courier New"/>
+        </w:rPr>
+      </w:pPr>
+      <w:r>
+        <w:rPr>
+          <w:rFonts w:ascii="Courier New" w:hAnsi="Courier New" w:cs="Courier New"/>
+        </w:rPr>
+        <w:t xml:space="preserve">Ravana picks up his fallen </w:t>
+      </w:r>
+      <w:r>
+        <w:rPr>
+          <w:rFonts w:ascii="Courier New" w:hAnsi="Courier New" w:cs="Courier New"/>
+        </w:rPr>
+        <w:t>gun</w:t>
+      </w:r>
+      <w:r>
+        <w:rPr>
+          <w:rFonts w:ascii="Courier New" w:hAnsi="Courier New" w:cs="Courier New"/>
+        </w:rPr>
+        <w:t xml:space="preserve"> and shoots </w:t>
+      </w:r>
+      <w:r>
+        <w:rPr>
+          <w:rFonts w:ascii="Courier New" w:hAnsi="Courier New" w:cs="Courier New"/>
+        </w:rPr>
+        <w:t>(3-) trying to get up.</w:t>
+      </w:r>
+    </w:p>
+    <w:p>
+      <w:pPr>
+        <w:rPr>
+          <w:rFonts w:ascii="Courier New" w:hAnsi="Courier New" w:cs="Courier New"/>
+        </w:rPr>
+      </w:pPr>
+      <w:r>
+        <w:rPr>
+          <w:rFonts w:ascii="Courier New" w:hAnsi="Courier New" w:cs="Courier New"/>
+        </w:rPr>
+        <w:t>(9) is standing in fear holding a dagger. Ravana puts the gun in his back and walks towards (9). (9) knees and begs to leave him. Ravana takes the dagger from his hands and stabs (9-) on the neck multiple times.</w:t>
+      </w:r>
+    </w:p>
+    <w:p>
+      <w:pPr>
+        <w:rPr>
+          <w:rFonts w:ascii="Courier New" w:hAnsi="Courier New" w:cs="Courier New"/>
+        </w:rPr>
+      </w:pPr>
+      <w:r>
+        <w:rPr>
+          <w:rFonts w:ascii="Courier New" w:hAnsi="Courier New" w:cs="Courier New"/>
+        </w:rPr>
+        <w:t>He then walks towards the lady</w:t>
+      </w:r>
+      <w:r>
+        <w:rPr>
+          <w:rFonts w:ascii="Courier New" w:hAnsi="Courier New" w:cs="Courier New"/>
+        </w:rPr>
+        <w:t xml:space="preserve"> (10)</w:t>
+      </w:r>
+      <w:r>
+        <w:rPr>
+          <w:rFonts w:ascii="Courier New" w:hAnsi="Courier New" w:cs="Courier New"/>
+        </w:rPr>
+        <w:t xml:space="preserve">, picks up the axe from the dead </w:t>
+      </w:r>
+      <w:r>
+        <w:rPr>
+          <w:rFonts w:ascii="Courier New" w:hAnsi="Courier New" w:cs="Courier New"/>
+        </w:rPr>
+        <w:t>guy’s</w:t>
+      </w:r>
+      <w:r>
+        <w:rPr>
+          <w:rFonts w:ascii="Courier New" w:hAnsi="Courier New" w:cs="Courier New"/>
+        </w:rPr>
+        <w:t xml:space="preserve"> spine and goes to kill her.</w:t>
+      </w:r>
+    </w:p>
+    <w:p>
+      <w:pPr>
+        <w:jc w:val="center"/>
+        <w:rPr>
+          <w:rFonts w:ascii="Courier New" w:hAnsi="Courier New" w:cs="Courier New"/>
+        </w:rPr>
+      </w:pPr>
+      <w:r>
+        <w:rPr>
+          <w:rFonts w:ascii="Courier New" w:hAnsi="Courier New" w:cs="Courier New"/>
+        </w:rPr>
+        <w:t>ALI</w:t>
+      </w:r>
+      <w:r>
+        <w:rPr>
+          <w:rFonts w:ascii="Courier New" w:hAnsi="Courier New" w:cs="Courier New"/>
+        </w:rPr>
+        <w:br/>
+        <w:t>It’s a woman</w:t>
+      </w:r>
+      <w:r>
+        <w:rPr>
+          <w:rFonts w:ascii="Courier New" w:hAnsi="Courier New" w:cs="Courier New"/>
+        </w:rPr>
+        <w:br/>
+        <w:t>Leave her</w:t>
+      </w:r>
+    </w:p>
+    <w:p>
+      <w:pPr>
+        <w:jc w:val="center"/>
+        <w:rPr>
+          <w:rFonts w:ascii="Courier New" w:hAnsi="Courier New" w:cs="Courier New"/>
+        </w:rPr>
+      </w:pPr>
+      <w:r>
+        <w:rPr>
+          <w:rFonts w:ascii="Courier New" w:hAnsi="Courier New" w:cs="Courier New"/>
+        </w:rPr>
         <w:lastRenderedPageBreak/>
-        <w:t>Ali gets down and walks toward the woman. Ravana sees a bunch of people approaching Ali.</w:t>
-      </w:r>
-    </w:p>
-    <w:p>
-      <w:pPr>
-        <w:rPr>
-          <w:rFonts w:ascii="Courier New" w:hAnsi="Courier New" w:cs="Courier New"/>
-        </w:rPr>
-      </w:pPr>
-      <w:r>
-        <w:rPr>
-          <w:rFonts w:ascii="Courier New" w:hAnsi="Courier New" w:cs="Courier New"/>
-        </w:rPr>
-        <w:t>Ravana counts them.</w:t>
+        <w:t>WOMAN</w:t>
+      </w:r>
+      <w:r>
+        <w:rPr>
+          <w:rFonts w:ascii="Courier New" w:hAnsi="Courier New" w:cs="Courier New"/>
+        </w:rPr>
+        <w:br/>
+        <w:t>I won’t tell anything to anyone</w:t>
       </w:r>
     </w:p>
     <w:p>
@@ -5031,474 +5445,6 @@
           <w:rFonts w:ascii="Courier New" w:hAnsi="Courier New" w:cs="Courier New"/>
         </w:rPr>
         <w:br/>
-        <w:t>1, 2, 3, ……, 10</w:t>
-      </w:r>
-      <w:r>
-        <w:rPr>
-          <w:rFonts w:ascii="Courier New" w:hAnsi="Courier New" w:cs="Courier New"/>
-        </w:rPr>
-        <w:br/>
-        <w:t>Kill everyone</w:t>
-      </w:r>
-    </w:p>
-    <w:p>
-      <w:pPr>
-        <w:rPr>
-          <w:rFonts w:ascii="Courier New" w:hAnsi="Courier New" w:cs="Courier New"/>
-        </w:rPr>
-      </w:pPr>
-      <w:r>
-        <w:rPr>
-          <w:rFonts w:ascii="Courier New" w:hAnsi="Courier New" w:cs="Courier New"/>
-        </w:rPr>
-        <w:t>Ravana takes out his gun from the dashboard and gets down the car.</w:t>
-      </w:r>
-    </w:p>
-    <w:p>
-      <w:pPr>
-        <w:rPr>
-          <w:rFonts w:ascii="Courier New" w:hAnsi="Courier New" w:cs="Courier New"/>
-        </w:rPr>
-      </w:pPr>
-      <w:r>
-        <w:rPr>
-          <w:rFonts w:ascii="Courier New" w:hAnsi="Courier New" w:cs="Courier New"/>
-        </w:rPr>
-        <w:t xml:space="preserve">He shoots </w:t>
-      </w:r>
-      <w:r>
-        <w:rPr>
-          <w:rFonts w:ascii="Courier New" w:hAnsi="Courier New" w:cs="Courier New"/>
-        </w:rPr>
-        <w:t>(1-) on the chest and (2-) on the face.</w:t>
-      </w:r>
-      <w:r>
-        <w:rPr>
-          <w:rFonts w:ascii="Courier New" w:hAnsi="Courier New" w:cs="Courier New"/>
-        </w:rPr>
-        <w:t xml:space="preserve"> </w:t>
-      </w:r>
-    </w:p>
-    <w:p>
-      <w:pPr>
-        <w:rPr>
-          <w:rFonts w:ascii="Courier New" w:hAnsi="Courier New" w:cs="Courier New"/>
-        </w:rPr>
-      </w:pPr>
-      <w:r>
-        <w:rPr>
-          <w:rFonts w:ascii="Courier New" w:hAnsi="Courier New" w:cs="Courier New"/>
-        </w:rPr>
-        <w:t xml:space="preserve">(3) </w:t>
-      </w:r>
-      <w:r>
-        <w:rPr>
-          <w:rFonts w:ascii="Courier New" w:hAnsi="Courier New" w:cs="Courier New"/>
-        </w:rPr>
-        <w:t>attacks Ali with an axe. Ali dodges and punches the guy on the stomach.</w:t>
-      </w:r>
-    </w:p>
-    <w:p>
-      <w:pPr>
-        <w:rPr>
-          <w:rFonts w:ascii="Courier New" w:hAnsi="Courier New" w:cs="Courier New"/>
-        </w:rPr>
-      </w:pPr>
-      <w:r>
-        <w:rPr>
-          <w:rFonts w:ascii="Courier New" w:hAnsi="Courier New" w:cs="Courier New"/>
-        </w:rPr>
-        <w:t>(4) head locks Ali with a branch and Ravana shoots (4-) on the head.</w:t>
-      </w:r>
-    </w:p>
-    <w:p>
-      <w:pPr>
-        <w:rPr>
-          <w:rFonts w:ascii="Courier New" w:hAnsi="Courier New" w:cs="Courier New"/>
-        </w:rPr>
-      </w:pPr>
-      <w:r>
-        <w:rPr>
-          <w:rFonts w:ascii="Courier New" w:hAnsi="Courier New" w:cs="Courier New"/>
-        </w:rPr>
-        <w:t>(5)</w:t>
-      </w:r>
-      <w:r>
-        <w:rPr>
-          <w:rFonts w:ascii="Courier New" w:hAnsi="Courier New" w:cs="Courier New"/>
-        </w:rPr>
-        <w:t xml:space="preserve"> hits Ravana’s hand making his gun to fall.</w:t>
-      </w:r>
-      <w:r>
-        <w:rPr>
-          <w:rFonts w:ascii="Courier New" w:hAnsi="Courier New" w:cs="Courier New"/>
-        </w:rPr>
-        <w:t xml:space="preserve"> </w:t>
-      </w:r>
-      <w:r>
-        <w:rPr>
-          <w:rFonts w:ascii="Courier New" w:hAnsi="Courier New" w:cs="Courier New"/>
-        </w:rPr>
-        <w:t xml:space="preserve">(5)(6)(7) </w:t>
-      </w:r>
-      <w:r>
-        <w:rPr>
-          <w:rFonts w:ascii="Courier New" w:hAnsi="Courier New" w:cs="Courier New"/>
-        </w:rPr>
-        <w:t xml:space="preserve">attack Ravana. </w:t>
-      </w:r>
-      <w:r>
-        <w:rPr>
-          <w:rFonts w:ascii="Courier New" w:hAnsi="Courier New" w:cs="Courier New"/>
-        </w:rPr>
-        <w:t>(</w:t>
-      </w:r>
-      <w:r>
-        <w:rPr>
-          <w:rFonts w:ascii="Courier New" w:hAnsi="Courier New" w:cs="Courier New"/>
-        </w:rPr>
-        <w:t>8</w:t>
-      </w:r>
-      <w:r>
-        <w:rPr>
-          <w:rFonts w:ascii="Courier New" w:hAnsi="Courier New" w:cs="Courier New"/>
-        </w:rPr>
-        <w:t>) punches Ali and chokes him</w:t>
-      </w:r>
-      <w:r>
-        <w:rPr>
-          <w:rFonts w:ascii="Courier New" w:hAnsi="Courier New" w:cs="Courier New"/>
-        </w:rPr>
-        <w:t>. Ali garbs his balls and escapes the choke. The guy falls in pain.</w:t>
-      </w:r>
-    </w:p>
-    <w:p>
-      <w:pPr>
-        <w:rPr>
-          <w:rFonts w:ascii="Courier New" w:hAnsi="Courier New" w:cs="Courier New"/>
-        </w:rPr>
-      </w:pPr>
-      <w:r>
-        <w:rPr>
-          <w:rFonts w:ascii="Courier New" w:hAnsi="Courier New" w:cs="Courier New"/>
-        </w:rPr>
-        <w:t xml:space="preserve">Ali runs to help Ravana. He takes out the axe and hits </w:t>
-      </w:r>
-      <w:r>
-        <w:rPr>
-          <w:rFonts w:ascii="Courier New" w:hAnsi="Courier New" w:cs="Courier New"/>
-        </w:rPr>
-        <w:t xml:space="preserve">(5) </w:t>
-      </w:r>
-      <w:r>
-        <w:rPr>
-          <w:rFonts w:ascii="Courier New" w:hAnsi="Courier New" w:cs="Courier New"/>
-        </w:rPr>
-        <w:t xml:space="preserve">on the spine from the axe’s stem. </w:t>
-      </w:r>
-      <w:r>
-        <w:rPr>
-          <w:rFonts w:ascii="Courier New" w:hAnsi="Courier New" w:cs="Courier New"/>
-        </w:rPr>
-        <w:t xml:space="preserve">(6) punches </w:t>
-      </w:r>
-      <w:r>
-        <w:rPr>
-          <w:rFonts w:ascii="Courier New" w:hAnsi="Courier New" w:cs="Courier New"/>
-        </w:rPr>
-        <w:t>him on the face.</w:t>
-      </w:r>
-    </w:p>
-    <w:p>
-      <w:pPr>
-        <w:rPr>
-          <w:rFonts w:ascii="Courier New" w:hAnsi="Courier New" w:cs="Courier New"/>
-        </w:rPr>
-      </w:pPr>
-      <w:r>
-        <w:rPr>
-          <w:rFonts w:ascii="Courier New" w:hAnsi="Courier New" w:cs="Courier New"/>
-        </w:rPr>
-        <w:t xml:space="preserve">Ravana holds </w:t>
-      </w:r>
-      <w:r>
-        <w:rPr>
-          <w:rFonts w:ascii="Courier New" w:hAnsi="Courier New" w:cs="Courier New"/>
-        </w:rPr>
-        <w:t xml:space="preserve">(7-) </w:t>
-      </w:r>
-      <w:r>
-        <w:rPr>
-          <w:rFonts w:ascii="Courier New" w:hAnsi="Courier New" w:cs="Courier New"/>
-        </w:rPr>
-        <w:t>and takes out his throat.</w:t>
-      </w:r>
-    </w:p>
-    <w:p>
-      <w:pPr>
-        <w:rPr>
-          <w:rFonts w:ascii="Courier New" w:hAnsi="Courier New" w:cs="Courier New"/>
-        </w:rPr>
-      </w:pPr>
-      <w:r>
-        <w:rPr>
-          <w:rFonts w:ascii="Courier New" w:hAnsi="Courier New" w:cs="Courier New"/>
-        </w:rPr>
-        <w:t>Ravana snaps the neck of the guy attacking Ali (6</w:t>
-      </w:r>
-      <w:r>
-        <w:rPr>
-          <w:rFonts w:ascii="Courier New" w:hAnsi="Courier New" w:cs="Courier New"/>
-        </w:rPr>
-        <w:t>-</w:t>
-      </w:r>
-      <w:r>
-        <w:rPr>
-          <w:rFonts w:ascii="Courier New" w:hAnsi="Courier New" w:cs="Courier New"/>
-        </w:rPr>
-        <w:t>).</w:t>
-      </w:r>
-    </w:p>
-    <w:p>
-      <w:pPr>
-        <w:rPr>
-          <w:rFonts w:ascii="Courier New" w:hAnsi="Courier New" w:cs="Courier New"/>
-        </w:rPr>
-      </w:pPr>
-      <w:r>
-        <w:rPr>
-          <w:rFonts w:ascii="Courier New" w:hAnsi="Courier New" w:cs="Courier New"/>
-        </w:rPr>
-        <w:t>(</w:t>
-      </w:r>
-      <w:r>
-        <w:rPr>
-          <w:rFonts w:ascii="Courier New" w:hAnsi="Courier New" w:cs="Courier New"/>
-        </w:rPr>
-        <w:t>8</w:t>
-      </w:r>
-      <w:r>
-        <w:rPr>
-          <w:rFonts w:ascii="Courier New" w:hAnsi="Courier New" w:cs="Courier New"/>
-        </w:rPr>
-        <w:t>) takes</w:t>
-      </w:r>
-      <w:r>
-        <w:rPr>
-          <w:rFonts w:ascii="Courier New" w:hAnsi="Courier New" w:cs="Courier New"/>
-        </w:rPr>
-        <w:t xml:space="preserve"> out a knife. Ravana makes the guy stab himself on the </w:t>
-      </w:r>
-      <w:r>
-        <w:rPr>
-          <w:rFonts w:ascii="Courier New" w:hAnsi="Courier New" w:cs="Courier New"/>
-        </w:rPr>
-        <w:t>balls</w:t>
-      </w:r>
-      <w:r>
-        <w:rPr>
-          <w:rFonts w:ascii="Courier New" w:hAnsi="Courier New" w:cs="Courier New"/>
-        </w:rPr>
-        <w:t xml:space="preserve"> and Ravana snaps his face on the ground with his legs (</w:t>
-      </w:r>
-      <w:r>
-        <w:rPr>
-          <w:rFonts w:ascii="Courier New" w:hAnsi="Courier New" w:cs="Courier New"/>
-        </w:rPr>
-        <w:t>8</w:t>
-      </w:r>
-      <w:r>
-        <w:rPr>
-          <w:rFonts w:ascii="Courier New" w:hAnsi="Courier New" w:cs="Courier New"/>
-        </w:rPr>
-        <w:t>-</w:t>
-      </w:r>
-      <w:r>
-        <w:rPr>
-          <w:rFonts w:ascii="Courier New" w:hAnsi="Courier New" w:cs="Courier New"/>
-        </w:rPr>
-        <w:t>).</w:t>
-      </w:r>
-    </w:p>
-    <w:p>
-      <w:pPr>
-        <w:rPr>
-          <w:rFonts w:ascii="Courier New" w:hAnsi="Courier New" w:cs="Courier New"/>
-        </w:rPr>
-      </w:pPr>
-      <w:r>
-        <w:rPr>
-          <w:rFonts w:ascii="Courier New" w:hAnsi="Courier New" w:cs="Courier New"/>
-        </w:rPr>
-        <w:t xml:space="preserve">Ravana picks up the axe and </w:t>
-      </w:r>
-      <w:r>
-        <w:rPr>
-          <w:rFonts w:ascii="Courier New" w:hAnsi="Courier New" w:cs="Courier New"/>
-        </w:rPr>
-        <w:t>hits the spine of the fallen guy (</w:t>
-      </w:r>
-      <w:r>
-        <w:rPr>
-          <w:rFonts w:ascii="Courier New" w:hAnsi="Courier New" w:cs="Courier New"/>
-        </w:rPr>
-        <w:t>5-</w:t>
-      </w:r>
-      <w:r>
-        <w:rPr>
-          <w:rFonts w:ascii="Courier New" w:hAnsi="Courier New" w:cs="Courier New"/>
-        </w:rPr>
-        <w:t>).</w:t>
-      </w:r>
-    </w:p>
-    <w:p>
-      <w:pPr>
-        <w:rPr>
-          <w:rFonts w:ascii="Courier New" w:hAnsi="Courier New" w:cs="Courier New"/>
-        </w:rPr>
-      </w:pPr>
-      <w:r>
-        <w:rPr>
-          <w:rFonts w:ascii="Courier New" w:hAnsi="Courier New" w:cs="Courier New"/>
-        </w:rPr>
-        <w:t xml:space="preserve">Ravana picks up his fallen </w:t>
-      </w:r>
-      <w:r>
-        <w:rPr>
-          <w:rFonts w:ascii="Courier New" w:hAnsi="Courier New" w:cs="Courier New"/>
-        </w:rPr>
-        <w:t>gun</w:t>
-      </w:r>
-      <w:r>
-        <w:rPr>
-          <w:rFonts w:ascii="Courier New" w:hAnsi="Courier New" w:cs="Courier New"/>
-        </w:rPr>
-        <w:t xml:space="preserve"> and shoots </w:t>
-      </w:r>
-      <w:r>
-        <w:rPr>
-          <w:rFonts w:ascii="Courier New" w:hAnsi="Courier New" w:cs="Courier New"/>
-        </w:rPr>
-        <w:t>(3-) trying to get up.</w:t>
-      </w:r>
-    </w:p>
-    <w:p>
-      <w:pPr>
-        <w:rPr>
-          <w:rFonts w:ascii="Courier New" w:hAnsi="Courier New" w:cs="Courier New"/>
-        </w:rPr>
-      </w:pPr>
-      <w:r>
-        <w:rPr>
-          <w:rFonts w:ascii="Courier New" w:hAnsi="Courier New" w:cs="Courier New"/>
-        </w:rPr>
-        <w:t>(9) is standing in fear holding a dagger. Ravana puts the gun in his back and walks towards (9). (9) knees and begs to leave him. Ravana takes the dagger from his hands and stabs (9-) on the neck multiple times.</w:t>
-      </w:r>
-    </w:p>
-    <w:p>
-      <w:pPr>
-        <w:rPr>
-          <w:rFonts w:ascii="Courier New" w:hAnsi="Courier New" w:cs="Courier New"/>
-        </w:rPr>
-      </w:pPr>
-      <w:r>
-        <w:rPr>
-          <w:rFonts w:ascii="Courier New" w:hAnsi="Courier New" w:cs="Courier New"/>
-        </w:rPr>
-        <w:t>He then walks towards the lady</w:t>
-      </w:r>
-      <w:r>
-        <w:rPr>
-          <w:rFonts w:ascii="Courier New" w:hAnsi="Courier New" w:cs="Courier New"/>
-        </w:rPr>
-        <w:t xml:space="preserve"> (10)</w:t>
-      </w:r>
-      <w:r>
-        <w:rPr>
-          <w:rFonts w:ascii="Courier New" w:hAnsi="Courier New" w:cs="Courier New"/>
-        </w:rPr>
-        <w:t xml:space="preserve">, picks up the axe from the dead </w:t>
-      </w:r>
-      <w:r>
-        <w:rPr>
-          <w:rFonts w:ascii="Courier New" w:hAnsi="Courier New" w:cs="Courier New"/>
-        </w:rPr>
-        <w:t>guy’s</w:t>
-      </w:r>
-      <w:r>
-        <w:rPr>
-          <w:rFonts w:ascii="Courier New" w:hAnsi="Courier New" w:cs="Courier New"/>
-        </w:rPr>
-        <w:t xml:space="preserve"> spine and goes to kill her.</w:t>
-      </w:r>
-    </w:p>
-    <w:p>
-      <w:pPr>
-        <w:jc w:val="center"/>
-        <w:rPr>
-          <w:rFonts w:ascii="Courier New" w:hAnsi="Courier New" w:cs="Courier New"/>
-        </w:rPr>
-      </w:pPr>
-      <w:r>
-        <w:rPr>
-          <w:rFonts w:ascii="Courier New" w:hAnsi="Courier New" w:cs="Courier New"/>
-        </w:rPr>
-        <w:t>ALI</w:t>
-      </w:r>
-      <w:r>
-        <w:rPr>
-          <w:rFonts w:ascii="Courier New" w:hAnsi="Courier New" w:cs="Courier New"/>
-        </w:rPr>
-        <w:br/>
-        <w:t>It’s a woman</w:t>
-      </w:r>
-      <w:r>
-        <w:rPr>
-          <w:rFonts w:ascii="Courier New" w:hAnsi="Courier New" w:cs="Courier New"/>
-        </w:rPr>
-        <w:br/>
-        <w:t>Leave her</w:t>
-      </w:r>
-    </w:p>
-    <w:p>
-      <w:pPr>
-        <w:jc w:val="center"/>
-        <w:rPr>
-          <w:rFonts w:ascii="Courier New" w:hAnsi="Courier New" w:cs="Courier New"/>
-        </w:rPr>
-      </w:pPr>
-      <w:r>
-        <w:rPr>
-          <w:rFonts w:ascii="Courier New" w:hAnsi="Courier New" w:cs="Courier New"/>
-        </w:rPr>
-        <w:t>WOMAN</w:t>
-      </w:r>
-      <w:r>
-        <w:rPr>
-          <w:rFonts w:ascii="Courier New" w:hAnsi="Courier New" w:cs="Courier New"/>
-        </w:rPr>
-        <w:br/>
-        <w:t>I won’t tell anything to anyone</w:t>
-      </w:r>
-    </w:p>
-    <w:p>
-      <w:pPr>
-        <w:jc w:val="center"/>
-        <w:rPr>
-          <w:rFonts w:ascii="Courier New" w:hAnsi="Courier New" w:cs="Courier New"/>
-        </w:rPr>
-      </w:pPr>
-      <w:r>
-        <w:rPr>
-          <w:rFonts w:ascii="Courier New" w:hAnsi="Courier New" w:cs="Courier New"/>
-        </w:rPr>
-        <w:t>RAVANA</w:t>
-      </w:r>
-      <w:r>
-        <w:rPr>
-          <w:rFonts w:ascii="Courier New" w:hAnsi="Courier New" w:cs="Courier New"/>
-        </w:rPr>
-        <w:br/>
         <w:t>If I ever see you again</w:t>
       </w:r>
       <w:r>
@@ -5519,7 +5465,6 @@
         <w:rPr>
           <w:rFonts w:ascii="Courier New" w:hAnsi="Courier New" w:cs="Courier New"/>
         </w:rPr>
-        <w:lastRenderedPageBreak/>
         <w:t>Ravana walks towards the car and throws the axe in the air. The axe hits the woman’s head.</w:t>
       </w:r>
     </w:p>
@@ -5902,62 +5847,6 @@
         <w:rPr>
           <w:rFonts w:ascii="Courier New" w:hAnsi="Courier New" w:cs="Courier New"/>
         </w:rPr>
-        <w:t>GUY</w:t>
-      </w:r>
-      <w:r>
-        <w:rPr>
-          <w:rFonts w:ascii="Courier New" w:hAnsi="Courier New" w:cs="Courier New"/>
-        </w:rPr>
-        <w:br/>
-        <w:t>Hi there handsome</w:t>
-      </w:r>
-      <w:r>
-        <w:rPr>
-          <w:rFonts w:ascii="Courier New" w:hAnsi="Courier New" w:cs="Courier New"/>
-        </w:rPr>
-        <w:br/>
-        <w:t>What’s your name?</w:t>
-      </w:r>
-    </w:p>
-    <w:p>
-      <w:pPr>
-        <w:jc w:val="center"/>
-        <w:rPr>
-          <w:rFonts w:ascii="Courier New" w:hAnsi="Courier New" w:cs="Courier New"/>
-        </w:rPr>
-      </w:pPr>
-      <w:r>
-        <w:rPr>
-          <w:rFonts w:ascii="Courier New" w:hAnsi="Courier New" w:cs="Courier New"/>
-        </w:rPr>
-        <w:t>RAVANA</w:t>
-      </w:r>
-      <w:r>
-        <w:rPr>
-          <w:rFonts w:ascii="Courier New" w:hAnsi="Courier New" w:cs="Courier New"/>
-        </w:rPr>
-        <w:br/>
-      </w:r>
-      <w:proofErr w:type="spellStart"/>
-      <w:r>
-        <w:rPr>
-          <w:rFonts w:ascii="Courier New" w:hAnsi="Courier New" w:cs="Courier New"/>
-        </w:rPr>
-        <w:t>Ravana</w:t>
-      </w:r>
-      <w:proofErr w:type="spellEnd"/>
-    </w:p>
-    <w:p>
-      <w:pPr>
-        <w:jc w:val="center"/>
-        <w:rPr>
-          <w:rFonts w:ascii="Courier New" w:hAnsi="Courier New" w:cs="Courier New"/>
-        </w:rPr>
-      </w:pPr>
-      <w:r>
-        <w:rPr>
-          <w:rFonts w:ascii="Courier New" w:hAnsi="Courier New" w:cs="Courier New"/>
-        </w:rPr>
         <w:lastRenderedPageBreak/>
         <w:t>GUY</w:t>
       </w:r>
@@ -5966,6 +5855,55 @@
           <w:rFonts w:ascii="Courier New" w:hAnsi="Courier New" w:cs="Courier New"/>
         </w:rPr>
         <w:br/>
+        <w:t>Hi there handsome</w:t>
+      </w:r>
+      <w:r>
+        <w:rPr>
+          <w:rFonts w:ascii="Courier New" w:hAnsi="Courier New" w:cs="Courier New"/>
+        </w:rPr>
+        <w:br/>
+        <w:t>What’s your name?</w:t>
+      </w:r>
+    </w:p>
+    <w:p>
+      <w:pPr>
+        <w:jc w:val="center"/>
+        <w:rPr>
+          <w:rFonts w:ascii="Courier New" w:hAnsi="Courier New" w:cs="Courier New"/>
+        </w:rPr>
+      </w:pPr>
+      <w:r>
+        <w:rPr>
+          <w:rFonts w:ascii="Courier New" w:hAnsi="Courier New" w:cs="Courier New"/>
+        </w:rPr>
+        <w:t>RAVANA</w:t>
+      </w:r>
+      <w:r>
+        <w:rPr>
+          <w:rFonts w:ascii="Courier New" w:hAnsi="Courier New" w:cs="Courier New"/>
+        </w:rPr>
+        <w:br/>
+        <w:t>Ravana</w:t>
+      </w:r>
+    </w:p>
+    <w:p>
+      <w:pPr>
+        <w:jc w:val="center"/>
+        <w:rPr>
+          <w:rFonts w:ascii="Courier New" w:hAnsi="Courier New" w:cs="Courier New"/>
+        </w:rPr>
+      </w:pPr>
+      <w:r>
+        <w:rPr>
+          <w:rFonts w:ascii="Courier New" w:hAnsi="Courier New" w:cs="Courier New"/>
+        </w:rPr>
+        <w:t>GUY</w:t>
+      </w:r>
+      <w:r>
+        <w:rPr>
+          <w:rFonts w:ascii="Courier New" w:hAnsi="Courier New" w:cs="Courier New"/>
+        </w:rPr>
+        <w:br/>
         <w:t>Ha… Ha</w:t>
       </w:r>
       <w:r>
@@ -6379,6 +6317,7 @@
         <w:rPr>
           <w:rFonts w:ascii="Courier New" w:hAnsi="Courier New" w:cs="Courier New"/>
         </w:rPr>
+        <w:lastRenderedPageBreak/>
         <w:t>KARTHIK</w:t>
       </w:r>
       <w:r>
@@ -6440,7 +6379,6 @@
         <w:rPr>
           <w:rFonts w:ascii="Courier New" w:hAnsi="Courier New" w:cs="Courier New"/>
         </w:rPr>
-        <w:lastRenderedPageBreak/>
         <w:t>KARTHIK</w:t>
       </w:r>
       <w:r>
@@ -6901,6 +6839,7 @@
         <w:rPr>
           <w:rFonts w:ascii="Courier New" w:hAnsi="Courier New" w:cs="Courier New"/>
         </w:rPr>
+        <w:lastRenderedPageBreak/>
         <w:t>RAVANA</w:t>
       </w:r>
       <w:r>
@@ -6929,68 +6868,366 @@
         <w:rPr>
           <w:rFonts w:ascii="Courier New" w:hAnsi="Courier New" w:cs="Courier New"/>
         </w:rPr>
+        <w:t>KARTHIK</w:t>
+      </w:r>
+      <w:r>
+        <w:rPr>
+          <w:rFonts w:ascii="Courier New" w:hAnsi="Courier New" w:cs="Courier New"/>
+        </w:rPr>
+        <w:br/>
+        <w:t>No one would dare to do</w:t>
+      </w:r>
+      <w:r>
+        <w:rPr>
+          <w:rFonts w:ascii="Courier New" w:hAnsi="Courier New" w:cs="Courier New"/>
+        </w:rPr>
+        <w:br/>
+        <w:t>anything to me or my dad</w:t>
+      </w:r>
+    </w:p>
+    <w:p>
+      <w:pPr>
+        <w:jc w:val="center"/>
+        <w:rPr>
+          <w:rFonts w:ascii="Courier New" w:hAnsi="Courier New" w:cs="Courier New"/>
+        </w:rPr>
+      </w:pPr>
+      <w:r>
+        <w:rPr>
+          <w:rFonts w:ascii="Courier New" w:hAnsi="Courier New" w:cs="Courier New"/>
+        </w:rPr>
+        <w:t>At nighttime we have</w:t>
+      </w:r>
+      <w:r>
+        <w:rPr>
+          <w:rFonts w:ascii="Courier New" w:hAnsi="Courier New" w:cs="Courier New"/>
+        </w:rPr>
+        <w:br/>
+        <w:t>2 security inside the door</w:t>
+      </w:r>
+      <w:r>
+        <w:rPr>
+          <w:rFonts w:ascii="Courier New" w:hAnsi="Courier New" w:cs="Courier New"/>
+        </w:rPr>
+        <w:t xml:space="preserve"> </w:t>
+      </w:r>
+      <w:r>
+        <w:rPr>
+          <w:rFonts w:ascii="Courier New" w:hAnsi="Courier New" w:cs="Courier New"/>
+        </w:rPr>
+        <w:t>and 3 near the gate</w:t>
+      </w:r>
+    </w:p>
+    <w:p>
+      <w:pPr>
+        <w:jc w:val="center"/>
+        <w:rPr>
+          <w:rFonts w:ascii="Courier New" w:hAnsi="Courier New" w:cs="Courier New"/>
+        </w:rPr>
+      </w:pPr>
+      <w:r>
+        <w:rPr>
+          <w:rFonts w:ascii="Courier New" w:hAnsi="Courier New" w:cs="Courier New"/>
+        </w:rPr>
+        <w:t>RAVANA</w:t>
+      </w:r>
+      <w:r>
+        <w:rPr>
+          <w:rFonts w:ascii="Courier New" w:hAnsi="Courier New" w:cs="Courier New"/>
+        </w:rPr>
+        <w:br/>
+        <w:t>So totally 5?</w:t>
+      </w:r>
+    </w:p>
+    <w:p>
+      <w:pPr>
+        <w:jc w:val="center"/>
+        <w:rPr>
+          <w:rFonts w:ascii="Courier New" w:hAnsi="Courier New" w:cs="Courier New"/>
+        </w:rPr>
+      </w:pPr>
+      <w:r>
+        <w:rPr>
+          <w:rFonts w:ascii="Courier New" w:hAnsi="Courier New" w:cs="Courier New"/>
+        </w:rPr>
+        <w:t>KARTHIK</w:t>
+      </w:r>
+      <w:r>
+        <w:rPr>
+          <w:rFonts w:ascii="Courier New" w:hAnsi="Courier New" w:cs="Courier New"/>
+        </w:rPr>
+        <w:br/>
+        <w:t>Yeah!</w:t>
+      </w:r>
+      <w:r>
+        <w:rPr>
+          <w:rFonts w:ascii="Courier New" w:hAnsi="Courier New" w:cs="Courier New"/>
+        </w:rPr>
+        <w:br/>
+        <w:t>Also I have a gun in the drawer</w:t>
+      </w:r>
+      <w:r>
+        <w:rPr>
+          <w:rFonts w:ascii="Courier New" w:hAnsi="Courier New" w:cs="Courier New"/>
+        </w:rPr>
+        <w:br/>
+        <w:t>Enough with the questions</w:t>
+      </w:r>
+      <w:r>
+        <w:rPr>
+          <w:rFonts w:ascii="Courier New" w:hAnsi="Courier New" w:cs="Courier New"/>
+        </w:rPr>
+        <w:br/>
+        <w:t>Let’s start</w:t>
+      </w:r>
+    </w:p>
+    <w:p>
+      <w:pPr>
+        <w:jc w:val="center"/>
+        <w:rPr>
+          <w:rFonts w:ascii="Courier New" w:hAnsi="Courier New" w:cs="Courier New"/>
+        </w:rPr>
+      </w:pPr>
+      <w:r>
+        <w:rPr>
+          <w:rFonts w:ascii="Courier New" w:hAnsi="Courier New" w:cs="Courier New"/>
+        </w:rPr>
+        <w:t>RAVANA</w:t>
+      </w:r>
+      <w:r>
+        <w:rPr>
+          <w:rFonts w:ascii="Courier New" w:hAnsi="Courier New" w:cs="Courier New"/>
+        </w:rPr>
+        <w:br/>
+        <w:t>I like to see the moon first</w:t>
+      </w:r>
+    </w:p>
+    <w:p>
+      <w:pPr>
+        <w:jc w:val="center"/>
+        <w:rPr>
+          <w:rFonts w:ascii="Courier New" w:hAnsi="Courier New" w:cs="Courier New"/>
+        </w:rPr>
+      </w:pPr>
+      <w:r>
+        <w:rPr>
+          <w:rFonts w:ascii="Courier New" w:hAnsi="Courier New" w:cs="Courier New"/>
+        </w:rPr>
+        <w:t>KARTHIK</w:t>
+      </w:r>
+      <w:r>
+        <w:rPr>
+          <w:rFonts w:ascii="Courier New" w:hAnsi="Courier New" w:cs="Courier New"/>
+        </w:rPr>
+        <w:br/>
+        <w:t>Pretend I am the moon</w:t>
+      </w:r>
+    </w:p>
+    <w:p>
+      <w:pPr>
+        <w:rPr>
+          <w:rFonts w:ascii="Courier New" w:hAnsi="Courier New" w:cs="Courier New"/>
+        </w:rPr>
+      </w:pPr>
+      <w:r>
+        <w:rPr>
+          <w:rFonts w:ascii="Courier New" w:hAnsi="Courier New" w:cs="Courier New"/>
+        </w:rPr>
+        <w:t>Ravana walks to the window and looks at the moon.</w:t>
+      </w:r>
+    </w:p>
+    <w:p>
+      <w:pPr>
+        <w:jc w:val="center"/>
+        <w:rPr>
+          <w:rFonts w:ascii="Courier New" w:hAnsi="Courier New" w:cs="Courier New"/>
+        </w:rPr>
+      </w:pPr>
+      <w:r>
+        <w:rPr>
+          <w:rFonts w:ascii="Courier New" w:hAnsi="Courier New" w:cs="Courier New"/>
+        </w:rPr>
+        <w:t>RAVANA</w:t>
+      </w:r>
+      <w:r>
+        <w:rPr>
+          <w:rFonts w:ascii="Courier New" w:hAnsi="Courier New" w:cs="Courier New"/>
+        </w:rPr>
+        <w:br/>
+        <w:t>Won’t your father hear any sound?</w:t>
+      </w:r>
+    </w:p>
+    <w:p>
+      <w:pPr>
+        <w:jc w:val="center"/>
+        <w:rPr>
+          <w:rFonts w:ascii="Courier New" w:hAnsi="Courier New" w:cs="Courier New"/>
+        </w:rPr>
+      </w:pPr>
+      <w:r>
+        <w:rPr>
+          <w:rFonts w:ascii="Courier New" w:hAnsi="Courier New" w:cs="Courier New"/>
+        </w:rPr>
+        <w:t>KARTHIK</w:t>
+      </w:r>
+      <w:r>
+        <w:rPr>
+          <w:rFonts w:ascii="Courier New" w:hAnsi="Courier New" w:cs="Courier New"/>
+        </w:rPr>
+        <w:br/>
+        <w:t>He will be asleep by now</w:t>
+      </w:r>
+      <w:r>
+        <w:rPr>
+          <w:rFonts w:ascii="Courier New" w:hAnsi="Courier New" w:cs="Courier New"/>
+        </w:rPr>
+        <w:br/>
+        <w:t>His room is on the ground floor</w:t>
+      </w:r>
+    </w:p>
+    <w:p>
+      <w:pPr>
+        <w:jc w:val="center"/>
+        <w:rPr>
+          <w:rFonts w:ascii="Courier New" w:hAnsi="Courier New" w:cs="Courier New"/>
+        </w:rPr>
+      </w:pPr>
+      <w:r>
+        <w:rPr>
+          <w:rFonts w:ascii="Courier New" w:hAnsi="Courier New" w:cs="Courier New"/>
+        </w:rPr>
+        <w:t>RAVANA</w:t>
+      </w:r>
+      <w:r>
+        <w:rPr>
+          <w:rFonts w:ascii="Courier New" w:hAnsi="Courier New" w:cs="Courier New"/>
+        </w:rPr>
+        <w:br/>
+        <w:t>Hmmm…</w:t>
+      </w:r>
+    </w:p>
+    <w:p>
+      <w:pPr>
+        <w:rPr>
+          <w:rFonts w:ascii="Courier New" w:hAnsi="Courier New" w:cs="Courier New"/>
+        </w:rPr>
+      </w:pPr>
+      <w:r>
+        <w:rPr>
+          <w:rFonts w:ascii="Courier New" w:hAnsi="Courier New" w:cs="Courier New"/>
+        </w:rPr>
+        <w:t>Arjun looks outside the window.</w:t>
+      </w:r>
+    </w:p>
+    <w:p>
+      <w:pPr>
+        <w:jc w:val="center"/>
+        <w:rPr>
+          <w:rFonts w:ascii="Courier New" w:hAnsi="Courier New" w:cs="Courier New"/>
+        </w:rPr>
+      </w:pPr>
+      <w:r>
+        <w:rPr>
+          <w:rFonts w:ascii="Courier New" w:hAnsi="Courier New" w:cs="Courier New"/>
+        </w:rPr>
+        <w:t>KARTHIK</w:t>
+      </w:r>
+      <w:r>
+        <w:rPr>
+          <w:rFonts w:ascii="Courier New" w:hAnsi="Courier New" w:cs="Courier New"/>
+        </w:rPr>
+        <w:br/>
+        <w:t>Where is the moon?</w:t>
+      </w:r>
+    </w:p>
+    <w:p>
+      <w:pPr>
+        <w:jc w:val="center"/>
+        <w:rPr>
+          <w:rFonts w:ascii="Courier New" w:hAnsi="Courier New" w:cs="Courier New"/>
+        </w:rPr>
+      </w:pPr>
+      <w:r>
+        <w:rPr>
+          <w:rFonts w:ascii="Courier New" w:hAnsi="Courier New" w:cs="Courier New"/>
+        </w:rPr>
+        <w:t>RAVANA</w:t>
+      </w:r>
+      <w:r>
+        <w:rPr>
+          <w:rFonts w:ascii="Courier New" w:hAnsi="Courier New" w:cs="Courier New"/>
+        </w:rPr>
+        <w:br/>
+        <w:t>I think it is Amavasya today</w:t>
+      </w:r>
+    </w:p>
+    <w:p>
+      <w:pPr>
+        <w:rPr>
+          <w:rFonts w:ascii="Courier New" w:hAnsi="Courier New" w:cs="Courier New"/>
+        </w:rPr>
+      </w:pPr>
+      <w:r>
+        <w:rPr>
+          <w:rFonts w:ascii="Courier New" w:hAnsi="Courier New" w:cs="Courier New"/>
+        </w:rPr>
+        <w:t>They both laugh.</w:t>
+      </w:r>
+    </w:p>
+    <w:p>
+      <w:pPr>
+        <w:jc w:val="center"/>
+        <w:rPr>
+          <w:rFonts w:ascii="Courier New" w:hAnsi="Courier New" w:cs="Courier New"/>
+        </w:rPr>
+      </w:pPr>
+      <w:r>
+        <w:rPr>
+          <w:rFonts w:ascii="Courier New" w:hAnsi="Courier New" w:cs="Courier New"/>
+        </w:rPr>
+        <w:t>RAVANA</w:t>
+      </w:r>
+      <w:r>
+        <w:rPr>
+          <w:rFonts w:ascii="Courier New" w:hAnsi="Courier New" w:cs="Courier New"/>
+        </w:rPr>
+        <w:br/>
+        <w:t>But you know there is a moon in the room</w:t>
+      </w:r>
+    </w:p>
+    <w:p>
+      <w:pPr>
+        <w:jc w:val="center"/>
+        <w:rPr>
+          <w:rFonts w:ascii="Courier New" w:hAnsi="Courier New" w:cs="Courier New"/>
+        </w:rPr>
+      </w:pPr>
+      <w:r>
+        <w:rPr>
+          <w:rFonts w:ascii="Courier New" w:hAnsi="Courier New" w:cs="Courier New"/>
+        </w:rPr>
+        <w:t>KARTHIK</w:t>
+      </w:r>
+      <w:r>
+        <w:rPr>
+          <w:rFonts w:ascii="Courier New" w:hAnsi="Courier New" w:cs="Courier New"/>
+        </w:rPr>
+        <w:br/>
+        <w:t>Where?</w:t>
+      </w:r>
+    </w:p>
+    <w:p>
+      <w:pPr>
+        <w:jc w:val="center"/>
+        <w:rPr>
+          <w:rFonts w:ascii="Courier New" w:hAnsi="Courier New" w:cs="Courier New"/>
+        </w:rPr>
+      </w:pPr>
+      <w:r>
+        <w:rPr>
+          <w:rFonts w:ascii="Courier New" w:hAnsi="Courier New" w:cs="Courier New"/>
+        </w:rPr>
         <w:lastRenderedPageBreak/>
-        <w:t>KARTHIK</w:t>
-      </w:r>
-      <w:r>
-        <w:rPr>
-          <w:rFonts w:ascii="Courier New" w:hAnsi="Courier New" w:cs="Courier New"/>
-        </w:rPr>
-        <w:br/>
-        <w:t>No one would dare to do</w:t>
-      </w:r>
-      <w:r>
-        <w:rPr>
-          <w:rFonts w:ascii="Courier New" w:hAnsi="Courier New" w:cs="Courier New"/>
-        </w:rPr>
-        <w:br/>
-        <w:t>anything to me or my dad</w:t>
-      </w:r>
-    </w:p>
-    <w:p>
-      <w:pPr>
-        <w:jc w:val="center"/>
-        <w:rPr>
-          <w:rFonts w:ascii="Courier New" w:hAnsi="Courier New" w:cs="Courier New"/>
-        </w:rPr>
-      </w:pPr>
-      <w:r>
-        <w:rPr>
-          <w:rFonts w:ascii="Courier New" w:hAnsi="Courier New" w:cs="Courier New"/>
-        </w:rPr>
-        <w:t>At nighttime we have</w:t>
-      </w:r>
-      <w:r>
-        <w:rPr>
-          <w:rFonts w:ascii="Courier New" w:hAnsi="Courier New" w:cs="Courier New"/>
-        </w:rPr>
-        <w:br/>
-        <w:t>2 security inside the door</w:t>
-      </w:r>
-      <w:r>
-        <w:rPr>
-          <w:rFonts w:ascii="Courier New" w:hAnsi="Courier New" w:cs="Courier New"/>
-        </w:rPr>
-        <w:t xml:space="preserve"> </w:t>
-      </w:r>
-      <w:r>
-        <w:rPr>
-          <w:rFonts w:ascii="Courier New" w:hAnsi="Courier New" w:cs="Courier New"/>
-        </w:rPr>
-        <w:t>and 3 near the gate</w:t>
-      </w:r>
-    </w:p>
-    <w:p>
-      <w:pPr>
-        <w:jc w:val="center"/>
-        <w:rPr>
-          <w:rFonts w:ascii="Courier New" w:hAnsi="Courier New" w:cs="Courier New"/>
-        </w:rPr>
-      </w:pPr>
-      <w:r>
-        <w:rPr>
-          <w:rFonts w:ascii="Courier New" w:hAnsi="Courier New" w:cs="Courier New"/>
-        </w:rPr>
         <w:t>RAVANA</w:t>
       </w:r>
       <w:r>
@@ -6998,304 +7235,6 @@
           <w:rFonts w:ascii="Courier New" w:hAnsi="Courier New" w:cs="Courier New"/>
         </w:rPr>
         <w:br/>
-        <w:t>So totally 5?</w:t>
-      </w:r>
-    </w:p>
-    <w:p>
-      <w:pPr>
-        <w:jc w:val="center"/>
-        <w:rPr>
-          <w:rFonts w:ascii="Courier New" w:hAnsi="Courier New" w:cs="Courier New"/>
-        </w:rPr>
-      </w:pPr>
-      <w:r>
-        <w:rPr>
-          <w:rFonts w:ascii="Courier New" w:hAnsi="Courier New" w:cs="Courier New"/>
-        </w:rPr>
-        <w:t>KARTHIK</w:t>
-      </w:r>
-      <w:r>
-        <w:rPr>
-          <w:rFonts w:ascii="Courier New" w:hAnsi="Courier New" w:cs="Courier New"/>
-        </w:rPr>
-        <w:br/>
-        <w:t>Yeah!</w:t>
-      </w:r>
-      <w:r>
-        <w:rPr>
-          <w:rFonts w:ascii="Courier New" w:hAnsi="Courier New" w:cs="Courier New"/>
-        </w:rPr>
-        <w:br/>
-        <w:t>Also I have a gun in the drawer</w:t>
-      </w:r>
-      <w:r>
-        <w:rPr>
-          <w:rFonts w:ascii="Courier New" w:hAnsi="Courier New" w:cs="Courier New"/>
-        </w:rPr>
-        <w:br/>
-        <w:t>Enough with the questions</w:t>
-      </w:r>
-      <w:r>
-        <w:rPr>
-          <w:rFonts w:ascii="Courier New" w:hAnsi="Courier New" w:cs="Courier New"/>
-        </w:rPr>
-        <w:br/>
-        <w:t>Let’s start</w:t>
-      </w:r>
-    </w:p>
-    <w:p>
-      <w:pPr>
-        <w:jc w:val="center"/>
-        <w:rPr>
-          <w:rFonts w:ascii="Courier New" w:hAnsi="Courier New" w:cs="Courier New"/>
-        </w:rPr>
-      </w:pPr>
-      <w:r>
-        <w:rPr>
-          <w:rFonts w:ascii="Courier New" w:hAnsi="Courier New" w:cs="Courier New"/>
-        </w:rPr>
-        <w:t>RAVANA</w:t>
-      </w:r>
-      <w:r>
-        <w:rPr>
-          <w:rFonts w:ascii="Courier New" w:hAnsi="Courier New" w:cs="Courier New"/>
-        </w:rPr>
-        <w:br/>
-        <w:t>I like to see the moon first</w:t>
-      </w:r>
-    </w:p>
-    <w:p>
-      <w:pPr>
-        <w:jc w:val="center"/>
-        <w:rPr>
-          <w:rFonts w:ascii="Courier New" w:hAnsi="Courier New" w:cs="Courier New"/>
-        </w:rPr>
-      </w:pPr>
-      <w:r>
-        <w:rPr>
-          <w:rFonts w:ascii="Courier New" w:hAnsi="Courier New" w:cs="Courier New"/>
-        </w:rPr>
-        <w:t>KARTHIK</w:t>
-      </w:r>
-      <w:r>
-        <w:rPr>
-          <w:rFonts w:ascii="Courier New" w:hAnsi="Courier New" w:cs="Courier New"/>
-        </w:rPr>
-        <w:br/>
-        <w:t>Pretend I am the moon</w:t>
-      </w:r>
-    </w:p>
-    <w:p>
-      <w:pPr>
-        <w:rPr>
-          <w:rFonts w:ascii="Courier New" w:hAnsi="Courier New" w:cs="Courier New"/>
-        </w:rPr>
-      </w:pPr>
-      <w:r>
-        <w:rPr>
-          <w:rFonts w:ascii="Courier New" w:hAnsi="Courier New" w:cs="Courier New"/>
-        </w:rPr>
-        <w:t>Ravana walks to the window and looks at the moon.</w:t>
-      </w:r>
-    </w:p>
-    <w:p>
-      <w:pPr>
-        <w:jc w:val="center"/>
-        <w:rPr>
-          <w:rFonts w:ascii="Courier New" w:hAnsi="Courier New" w:cs="Courier New"/>
-        </w:rPr>
-      </w:pPr>
-      <w:r>
-        <w:rPr>
-          <w:rFonts w:ascii="Courier New" w:hAnsi="Courier New" w:cs="Courier New"/>
-        </w:rPr>
-        <w:t>RAVANA</w:t>
-      </w:r>
-      <w:r>
-        <w:rPr>
-          <w:rFonts w:ascii="Courier New" w:hAnsi="Courier New" w:cs="Courier New"/>
-        </w:rPr>
-        <w:br/>
-        <w:t>Won’t your father hear any sound?</w:t>
-      </w:r>
-    </w:p>
-    <w:p>
-      <w:pPr>
-        <w:jc w:val="center"/>
-        <w:rPr>
-          <w:rFonts w:ascii="Courier New" w:hAnsi="Courier New" w:cs="Courier New"/>
-        </w:rPr>
-      </w:pPr>
-      <w:r>
-        <w:rPr>
-          <w:rFonts w:ascii="Courier New" w:hAnsi="Courier New" w:cs="Courier New"/>
-        </w:rPr>
-        <w:t>KARTHIK</w:t>
-      </w:r>
-      <w:r>
-        <w:rPr>
-          <w:rFonts w:ascii="Courier New" w:hAnsi="Courier New" w:cs="Courier New"/>
-        </w:rPr>
-        <w:br/>
-        <w:t>He will be asleep by now</w:t>
-      </w:r>
-      <w:r>
-        <w:rPr>
-          <w:rFonts w:ascii="Courier New" w:hAnsi="Courier New" w:cs="Courier New"/>
-        </w:rPr>
-        <w:br/>
-        <w:t>His room is on the ground floor</w:t>
-      </w:r>
-    </w:p>
-    <w:p>
-      <w:pPr>
-        <w:jc w:val="center"/>
-        <w:rPr>
-          <w:rFonts w:ascii="Courier New" w:hAnsi="Courier New" w:cs="Courier New"/>
-        </w:rPr>
-      </w:pPr>
-      <w:r>
-        <w:rPr>
-          <w:rFonts w:ascii="Courier New" w:hAnsi="Courier New" w:cs="Courier New"/>
-        </w:rPr>
-        <w:t>RAVANA</w:t>
-      </w:r>
-      <w:r>
-        <w:rPr>
-          <w:rFonts w:ascii="Courier New" w:hAnsi="Courier New" w:cs="Courier New"/>
-        </w:rPr>
-        <w:br/>
-        <w:t>Hmmm…</w:t>
-      </w:r>
-    </w:p>
-    <w:p>
-      <w:pPr>
-        <w:rPr>
-          <w:rFonts w:ascii="Courier New" w:hAnsi="Courier New" w:cs="Courier New"/>
-        </w:rPr>
-      </w:pPr>
-      <w:r>
-        <w:rPr>
-          <w:rFonts w:ascii="Courier New" w:hAnsi="Courier New" w:cs="Courier New"/>
-        </w:rPr>
-        <w:t>Arjun looks outside the window.</w:t>
-      </w:r>
-    </w:p>
-    <w:p>
-      <w:pPr>
-        <w:jc w:val="center"/>
-        <w:rPr>
-          <w:rFonts w:ascii="Courier New" w:hAnsi="Courier New" w:cs="Courier New"/>
-        </w:rPr>
-      </w:pPr>
-      <w:r>
-        <w:rPr>
-          <w:rFonts w:ascii="Courier New" w:hAnsi="Courier New" w:cs="Courier New"/>
-        </w:rPr>
-        <w:t>KARTHIK</w:t>
-      </w:r>
-      <w:r>
-        <w:rPr>
-          <w:rFonts w:ascii="Courier New" w:hAnsi="Courier New" w:cs="Courier New"/>
-        </w:rPr>
-        <w:br/>
-        <w:t>Where is the moon?</w:t>
-      </w:r>
-    </w:p>
-    <w:p>
-      <w:pPr>
-        <w:jc w:val="center"/>
-        <w:rPr>
-          <w:rFonts w:ascii="Courier New" w:hAnsi="Courier New" w:cs="Courier New"/>
-        </w:rPr>
-      </w:pPr>
-      <w:r>
-        <w:rPr>
-          <w:rFonts w:ascii="Courier New" w:hAnsi="Courier New" w:cs="Courier New"/>
-        </w:rPr>
-        <w:t>RAVANA</w:t>
-      </w:r>
-      <w:r>
-        <w:rPr>
-          <w:rFonts w:ascii="Courier New" w:hAnsi="Courier New" w:cs="Courier New"/>
-        </w:rPr>
-        <w:br/>
-        <w:t>I think it is Amavasya today</w:t>
-      </w:r>
-    </w:p>
-    <w:p>
-      <w:pPr>
-        <w:rPr>
-          <w:rFonts w:ascii="Courier New" w:hAnsi="Courier New" w:cs="Courier New"/>
-        </w:rPr>
-      </w:pPr>
-      <w:r>
-        <w:rPr>
-          <w:rFonts w:ascii="Courier New" w:hAnsi="Courier New" w:cs="Courier New"/>
-        </w:rPr>
-        <w:t>They both laugh.</w:t>
-      </w:r>
-    </w:p>
-    <w:p>
-      <w:pPr>
-        <w:jc w:val="center"/>
-        <w:rPr>
-          <w:rFonts w:ascii="Courier New" w:hAnsi="Courier New" w:cs="Courier New"/>
-        </w:rPr>
-      </w:pPr>
-      <w:r>
-        <w:rPr>
-          <w:rFonts w:ascii="Courier New" w:hAnsi="Courier New" w:cs="Courier New"/>
-        </w:rPr>
-        <w:t>RAVANA</w:t>
-      </w:r>
-      <w:r>
-        <w:rPr>
-          <w:rFonts w:ascii="Courier New" w:hAnsi="Courier New" w:cs="Courier New"/>
-        </w:rPr>
-        <w:br/>
-        <w:t>But you know there is a moon in the room</w:t>
-      </w:r>
-    </w:p>
-    <w:p>
-      <w:pPr>
-        <w:jc w:val="center"/>
-        <w:rPr>
-          <w:rFonts w:ascii="Courier New" w:hAnsi="Courier New" w:cs="Courier New"/>
-        </w:rPr>
-      </w:pPr>
-      <w:r>
-        <w:rPr>
-          <w:rFonts w:ascii="Courier New" w:hAnsi="Courier New" w:cs="Courier New"/>
-        </w:rPr>
-        <w:t>KARTHIK</w:t>
-      </w:r>
-      <w:r>
-        <w:rPr>
-          <w:rFonts w:ascii="Courier New" w:hAnsi="Courier New" w:cs="Courier New"/>
-        </w:rPr>
-        <w:br/>
-        <w:t>Where?</w:t>
-      </w:r>
-    </w:p>
-    <w:p>
-      <w:pPr>
-        <w:jc w:val="center"/>
-        <w:rPr>
-          <w:rFonts w:ascii="Courier New" w:hAnsi="Courier New" w:cs="Courier New"/>
-        </w:rPr>
-      </w:pPr>
-      <w:r>
-        <w:rPr>
-          <w:rFonts w:ascii="Courier New" w:hAnsi="Courier New" w:cs="Courier New"/>
-        </w:rPr>
-        <w:t>RAVANA</w:t>
-      </w:r>
-      <w:r>
-        <w:rPr>
-          <w:rFonts w:ascii="Courier New" w:hAnsi="Courier New" w:cs="Courier New"/>
-        </w:rPr>
-        <w:br/>
       </w:r>
       <w:r>
         <w:rPr>
@@ -7314,7 +7253,6 @@
         <w:rPr>
           <w:rFonts w:ascii="Courier New" w:hAnsi="Courier New" w:cs="Courier New"/>
         </w:rPr>
-        <w:lastRenderedPageBreak/>
         <w:t>Ravana</w:t>
       </w:r>
       <w:r>
@@ -7786,6 +7724,7 @@
         <w:rPr>
           <w:rFonts w:ascii="Courier New" w:hAnsi="Courier New" w:cs="Courier New"/>
         </w:rPr>
+        <w:lastRenderedPageBreak/>
         <w:t>Ravana shoots them both. The security guard goes into his booth and tries to call the police. Ravana shoots him too.</w:t>
       </w:r>
     </w:p>
@@ -7799,7 +7738,6 @@
         <w:rPr>
           <w:rFonts w:ascii="Courier New" w:hAnsi="Courier New" w:cs="Courier New"/>
         </w:rPr>
-        <w:lastRenderedPageBreak/>
         <w:t xml:space="preserve">He places the hot gun onto the MLA’s neck. </w:t>
       </w:r>
     </w:p>
@@ -10411,6 +10349,18 @@
         <w:rPr>
           <w:rFonts w:ascii="Courier New" w:hAnsi="Courier New" w:cs="Courier New"/>
         </w:rPr>
+        <w:t>Rachel’s face is blank</w:t>
+      </w:r>
+      <w:r>
+        <w:rPr>
+          <w:rFonts w:ascii="Courier New" w:hAnsi="Courier New" w:cs="Courier New"/>
+        </w:rPr>
+        <w:t xml:space="preserve"> like she knows who Periyavaran is. </w:t>
+      </w:r>
+      <w:r>
+        <w:rPr>
+          <w:rFonts w:ascii="Courier New" w:hAnsi="Courier New" w:cs="Courier New"/>
+        </w:rPr>
         <w:t>Someone</w:t>
       </w:r>
       <w:r>
@@ -10594,19 +10544,17 @@
         <w:br/>
         <w:t xml:space="preserve">always doing </w:t>
       </w:r>
-      <w:proofErr w:type="spellStart"/>
-      <w:r>
-        <w:rPr>
-          <w:rFonts w:ascii="Courier New" w:hAnsi="Courier New" w:cs="Courier New"/>
-        </w:rPr>
-        <w:t>ajeeb</w:t>
-      </w:r>
-      <w:proofErr w:type="spellEnd"/>
-      <w:r>
-        <w:rPr>
-          <w:rFonts w:ascii="Courier New" w:hAnsi="Courier New" w:cs="Courier New"/>
-        </w:rPr>
-        <w:t xml:space="preserve"> thing</w:t>
+      <w:r>
+        <w:rPr>
+          <w:rFonts w:ascii="Courier New" w:hAnsi="Courier New" w:cs="Courier New"/>
+        </w:rPr>
+        <w:t>A</w:t>
+      </w:r>
+      <w:r>
+        <w:rPr>
+          <w:rFonts w:ascii="Courier New" w:hAnsi="Courier New" w:cs="Courier New"/>
+        </w:rPr>
+        <w:t>jeeb thing</w:t>
       </w:r>
     </w:p>
     <w:p>
@@ -11580,21 +11528,13 @@
           <w:rFonts w:ascii="Courier New" w:hAnsi="Courier New" w:cs="Courier New"/>
         </w:rPr>
         <w:br/>
-        <w:t>Ali told you went to “</w:t>
-      </w:r>
-      <w:proofErr w:type="spellStart"/>
-      <w:r>
-        <w:rPr>
-          <w:rFonts w:ascii="Courier New" w:hAnsi="Courier New" w:cs="Courier New"/>
-        </w:rPr>
-        <w:t>Onti</w:t>
-      </w:r>
-      <w:proofErr w:type="spellEnd"/>
-      <w:r>
-        <w:rPr>
-          <w:rFonts w:ascii="Courier New" w:hAnsi="Courier New" w:cs="Courier New"/>
-        </w:rPr>
-        <w:t xml:space="preserve"> Mane”</w:t>
+        <w:t xml:space="preserve">Ali told you </w:t>
+      </w:r>
+      <w:r>
+        <w:rPr>
+          <w:rFonts w:ascii="Courier New" w:hAnsi="Courier New" w:cs="Courier New"/>
+        </w:rPr>
+        <w:t>absconded</w:t>
       </w:r>
       <w:r>
         <w:rPr>
@@ -12860,14 +12800,12 @@
         </w:rPr>
         <w:t xml:space="preserve">Faith is like </w:t>
       </w:r>
-      <w:proofErr w:type="spellStart"/>
       <w:r>
         <w:rPr>
           <w:rFonts w:ascii="Courier New" w:hAnsi="Courier New" w:cs="Courier New"/>
         </w:rPr>
         <w:t>kadlekai</w:t>
       </w:r>
-      <w:proofErr w:type="spellEnd"/>
     </w:p>
     <w:p>
       <w:pPr>
@@ -12921,21 +12859,7 @@
           <w:rFonts w:ascii="Courier New" w:hAnsi="Courier New" w:cs="Courier New"/>
         </w:rPr>
         <w:br/>
-        <w:t xml:space="preserve">What do you call </w:t>
-      </w:r>
-      <w:proofErr w:type="spellStart"/>
-      <w:r>
-        <w:rPr>
-          <w:rFonts w:ascii="Courier New" w:hAnsi="Courier New" w:cs="Courier New"/>
-        </w:rPr>
-        <w:t>kadlekai</w:t>
-      </w:r>
-      <w:proofErr w:type="spellEnd"/>
-      <w:r>
-        <w:rPr>
-          <w:rFonts w:ascii="Courier New" w:hAnsi="Courier New" w:cs="Courier New"/>
-        </w:rPr>
-        <w:t xml:space="preserve"> in English?</w:t>
+        <w:t>What do you call kadlekai in English?</w:t>
       </w:r>
     </w:p>
     <w:p>
@@ -13915,15 +13839,8 @@
           <w:rFonts w:ascii="Courier New" w:hAnsi="Courier New" w:cs="Courier New"/>
         </w:rPr>
         <w:br/>
-      </w:r>
-      <w:proofErr w:type="spellStart"/>
-      <w:r>
-        <w:rPr>
-          <w:rFonts w:ascii="Courier New" w:hAnsi="Courier New" w:cs="Courier New"/>
-        </w:rPr>
         <w:t>Ravana</w:t>
       </w:r>
-      <w:proofErr w:type="spellEnd"/>
     </w:p>
     <w:p>
       <w:pPr>
@@ -14001,21 +13918,7 @@
         <w:rPr>
           <w:rFonts w:ascii="Courier New" w:hAnsi="Courier New" w:cs="Courier New"/>
         </w:rPr>
-        <w:t xml:space="preserve"> but, he does not get up. Seena the hits on his head and he wakes. Seena takes of his mask revealing he is the drunk guy from </w:t>
-      </w:r>
-      <w:proofErr w:type="spellStart"/>
-      <w:r>
-        <w:rPr>
-          <w:rFonts w:ascii="Courier New" w:hAnsi="Courier New" w:cs="Courier New"/>
-        </w:rPr>
-        <w:t>dabha</w:t>
-      </w:r>
-      <w:proofErr w:type="spellEnd"/>
-      <w:r>
-        <w:rPr>
-          <w:rFonts w:ascii="Courier New" w:hAnsi="Courier New" w:cs="Courier New"/>
-        </w:rPr>
-        <w:t>.</w:t>
+        <w:t xml:space="preserve"> but, he does not get up. Seena the hits on his head and he wakes. Seena takes of his mask revealing he is the drunk guy from dabha.</w:t>
       </w:r>
     </w:p>
     <w:p>
@@ -14406,15 +14309,8 @@
           <w:rFonts w:ascii="Courier New" w:hAnsi="Courier New" w:cs="Courier New"/>
         </w:rPr>
         <w:br/>
-      </w:r>
-      <w:proofErr w:type="spellStart"/>
-      <w:r>
-        <w:rPr>
-          <w:rFonts w:ascii="Courier New" w:hAnsi="Courier New" w:cs="Courier New"/>
-        </w:rPr>
         <w:t>Ravana</w:t>
       </w:r>
-      <w:proofErr w:type="spellEnd"/>
     </w:p>
     <w:p>
       <w:pPr>
